--- a/AoD_project_report_word_template_2025.docx
+++ b/AoD_project_report_word_template_2025.docx
@@ -1,6 +1,6 @@
 
 <file path=word/document.xml><?xml version="1.0" encoding="utf-8"?>
-<w:document xmlns:wpc="http://schemas.microsoft.com/office/word/2010/wordprocessingCanvas" xmlns:cx="http://schemas.microsoft.com/office/drawing/2014/chartex" xmlns:cx1="http://schemas.microsoft.com/office/drawing/2015/9/8/chartex" xmlns:cx2="http://schemas.microsoft.com/office/drawing/2015/10/21/chartex" xmlns:cx3="http://schemas.microsoft.com/office/drawing/2016/5/9/chartex" xmlns:cx4="http://schemas.microsoft.com/office/drawing/2016/5/10/chartex" xmlns:cx5="http://schemas.microsoft.com/office/drawing/2016/5/11/chartex" xmlns:cx6="http://schemas.microsoft.com/office/drawing/2016/5/12/chartex" xmlns:cx7="http://schemas.microsoft.com/office/drawing/2016/5/13/chartex" xmlns:cx8="http://schemas.microsoft.com/office/drawing/2016/5/14/chartex" xmlns:mc="http://schemas.openxmlformats.org/markup-compatibility/2006" xmlns:aink="http://schemas.microsoft.com/office/drawing/2016/ink" xmlns:am3d="http://schemas.microsoft.com/office/drawing/2017/model3d" xmlns:o="urn:schemas-microsoft-com:office:office" xmlns:oel="http://schemas.microsoft.com/office/2019/extlst" xmlns:r="http://schemas.openxmlformats.org/officeDocument/2006/relationships" xmlns:m="http://schemas.openxmlformats.org/officeDocument/2006/math" xmlns:v="urn:schemas-microsoft-com:vml" xmlns:wp14="http://schemas.microsoft.com/office/word/2010/wordprocessingDrawing" xmlns:wp="http://schemas.openxmlformats.org/drawingml/2006/wordprocessingDrawing" xmlns:w10="urn:schemas-microsoft-com:office:word" xmlns:w="http://schemas.openxmlformats.org/wordprocessingml/2006/main" xmlns:w14="http://schemas.microsoft.com/office/word/2010/wordml" xmlns:w15="http://schemas.microsoft.com/office/word/2012/wordml" xmlns:w16cex="http://schemas.microsoft.com/office/word/2018/wordml/cex" xmlns:w16cid="http://schemas.microsoft.com/office/word/2016/wordml/cid" xmlns:w16="http://schemas.microsoft.com/office/word/2018/wordml" xmlns:w16du="http://schemas.microsoft.com/office/word/2023/wordml/word16du" xmlns:w16sdtdh="http://schemas.microsoft.com/office/word/2020/wordml/sdtdatahash" xmlns:w16se="http://schemas.microsoft.com/office/word/2015/wordml/symex" xmlns:wpg="http://schemas.microsoft.com/office/word/2010/wordprocessingGroup" xmlns:wpi="http://schemas.microsoft.com/office/word/2010/wordprocessingInk" xmlns:wne="http://schemas.microsoft.com/office/word/2006/wordml" xmlns:wps="http://schemas.microsoft.com/office/word/2010/wordprocessingShape" mc:Ignorable="w14 w15 w16se w16cid w16 w16cex w16sdtdh w16du wp14">
+<w:document xmlns:wpc="http://schemas.microsoft.com/office/word/2010/wordprocessingCanvas" xmlns:cx="http://schemas.microsoft.com/office/drawing/2014/chartex" xmlns:cx1="http://schemas.microsoft.com/office/drawing/2015/9/8/chartex" xmlns:cx2="http://schemas.microsoft.com/office/drawing/2015/10/21/chartex" xmlns:cx3="http://schemas.microsoft.com/office/drawing/2016/5/9/chartex" xmlns:cx4="http://schemas.microsoft.com/office/drawing/2016/5/10/chartex" xmlns:cx5="http://schemas.microsoft.com/office/drawing/2016/5/11/chartex" xmlns:cx6="http://schemas.microsoft.com/office/drawing/2016/5/12/chartex" xmlns:cx7="http://schemas.microsoft.com/office/drawing/2016/5/13/chartex" xmlns:cx8="http://schemas.microsoft.com/office/drawing/2016/5/14/chartex" xmlns:mc="http://schemas.openxmlformats.org/markup-compatibility/2006" xmlns:aink="http://schemas.microsoft.com/office/drawing/2016/ink" xmlns:am3d="http://schemas.microsoft.com/office/drawing/2017/model3d" xmlns:o="urn:schemas-microsoft-com:office:office" xmlns:oel="http://schemas.microsoft.com/office/2019/extlst" xmlns:r="http://schemas.openxmlformats.org/officeDocument/2006/relationships" xmlns:m="http://schemas.openxmlformats.org/officeDocument/2006/math" xmlns:v="urn:schemas-microsoft-com:vml" xmlns:wp14="http://schemas.microsoft.com/office/word/2010/wordprocessingDrawing" xmlns:wp="http://schemas.openxmlformats.org/drawingml/2006/wordprocessingDrawing" xmlns:w10="urn:schemas-microsoft-com:office:word" xmlns:w="http://schemas.openxmlformats.org/wordprocessingml/2006/main" xmlns:w14="http://schemas.microsoft.com/office/word/2010/wordml" xmlns:w15="http://schemas.microsoft.com/office/word/2012/wordml" xmlns:w16cex="http://schemas.microsoft.com/office/word/2018/wordml/cex" xmlns:w16cid="http://schemas.microsoft.com/office/word/2016/wordml/cid" xmlns:w16="http://schemas.microsoft.com/office/word/2018/wordml" xmlns:w16du="http://schemas.microsoft.com/office/word/2023/wordml/word16du" xmlns:w16sdtdh="http://schemas.microsoft.com/office/word/2020/wordml/sdtdatahash" xmlns:w16sdtfl="http://schemas.microsoft.com/office/word/2024/wordml/sdtformatlock" xmlns:w16se="http://schemas.microsoft.com/office/word/2015/wordml/symex" xmlns:wpg="http://schemas.microsoft.com/office/word/2010/wordprocessingGroup" xmlns:wpi="http://schemas.microsoft.com/office/word/2010/wordprocessingInk" xmlns:wne="http://schemas.microsoft.com/office/word/2006/wordml" xmlns:wps="http://schemas.microsoft.com/office/word/2010/wordprocessingShape" mc:Ignorable="w14 w15 w16se w16cid w16 w16cex w16sdtdh w16sdtfl w16du wp14">
   <w:body>
     <w:p>
       <w:pPr>
@@ -504,7 +504,21 @@
         <w:rPr>
           <w:lang w:val="es-ES"/>
         </w:rPr>
-        <w:t xml:space="preserve"> Y O U R N A M E 3 , Y O U R N A M E 4 </w:t>
+        <w:t xml:space="preserve"> Y O U R N A M E </w:t>
+      </w:r>
+      <w:proofErr w:type="gramStart"/>
+      <w:r>
+        <w:rPr>
+          <w:lang w:val="es-ES"/>
+        </w:rPr>
+        <w:t>3 ,</w:t>
+      </w:r>
+      <w:proofErr w:type="gramEnd"/>
+      <w:r>
+        <w:rPr>
+          <w:lang w:val="es-ES"/>
+        </w:rPr>
+        <w:t xml:space="preserve"> Y O U R N A M E 4 </w:t>
       </w:r>
     </w:p>
     <w:p>
@@ -580,19 +594,11 @@
         </w:rPr>
         <w:t xml:space="preserve">dr. </w:t>
       </w:r>
-      <w:proofErr w:type="spellStart"/>
       <w:r>
         <w:rPr>
           <w:spacing w:val="-2"/>
         </w:rPr>
-        <w:t>Julija</w:t>
-      </w:r>
-      <w:proofErr w:type="spellEnd"/>
-      <w:r>
-        <w:rPr>
-          <w:spacing w:val="-2"/>
-        </w:rPr>
-        <w:t xml:space="preserve"> </w:t>
+        <w:t xml:space="preserve">Julija </w:t>
       </w:r>
       <w:proofErr w:type="spellStart"/>
       <w:r>
@@ -1232,10 +1238,24 @@
         <w:jc w:val="both"/>
       </w:pPr>
       <w:r>
-        <w:t>State problem definition here</w:t>
-      </w:r>
-      <w:r>
-        <w:t>.</w:t>
+        <w:t>Dodge the Mud is a free mobile game in which players attempt to avoid falling mud. This project focuses on predicting player churn using gameplay data collected from January 2015 to May 2016, consisting of 163,929 rows and three columns: device, score, and time. The time variable indicates the Unix Epoch timestamp for each gameplay session.</w:t>
+      </w:r>
+    </w:p>
+    <w:p>
+      <w:pPr>
+        <w:pStyle w:val="BodyText"/>
+        <w:spacing w:line="256" w:lineRule="auto"/>
+        <w:ind w:right="699"/>
+        <w:jc w:val="both"/>
+      </w:pPr>
+      <w:r>
+        <w:t xml:space="preserve">In the context of mobile games, churn refers to a player who permanently stops playing (Runge &amp; Gao, 2014). To construct reliable labels for churn and non-churn, </w:t>
+      </w:r>
+      <w:r>
+        <w:t>two-time</w:t>
+      </w:r>
+      <w:r>
+        <w:t xml:space="preserve"> windows are required: the Observation Period (OP) and the Churn Prediction Period (CP). The OP begins at the player’s first recorded session and continues for a defined number of days, during which the player’s early behavior is observed. The CP follows the OP and serves as the period for determining churn status. A player with at least one session within the CP is considered a non-churner, while the absence of activity classifies the player as a churner. These definitions form the foundation for building ground-truth labels.</w:t>
       </w:r>
     </w:p>
     <w:p>
@@ -1265,184 +1285,210 @@
     </w:p>
     <w:p>
       <w:pPr>
-        <w:pStyle w:val="BodyText"/>
-        <w:spacing w:before="7"/>
-        <w:rPr>
-          <w:sz w:val="25"/>
-        </w:rPr>
-      </w:pPr>
-    </w:p>
-    <w:p>
-      <w:pPr>
-        <w:tabs>
-          <w:tab w:val="right" w:pos="8342"/>
-        </w:tabs>
-        <w:spacing w:before="85"/>
-        <w:rPr>
-          <w:sz w:val="20"/>
-        </w:rPr>
-      </w:pPr>
-      <w:r>
-        <w:t>Describe the methodological approach here</w:t>
-      </w:r>
-      <w:r>
-        <w:rPr>
-          <w:sz w:val="20"/>
-        </w:rPr>
-        <w:t>.</w:t>
-      </w:r>
-    </w:p>
-    <w:p>
-      <w:pPr>
-        <w:pStyle w:val="BodyText"/>
-        <w:rPr>
-          <w:sz w:val="20"/>
-        </w:rPr>
-      </w:pPr>
-    </w:p>
-    <w:p>
-      <w:pPr>
-        <w:pStyle w:val="BodyText"/>
-        <w:rPr>
-          <w:sz w:val="20"/>
-        </w:rPr>
-      </w:pPr>
-    </w:p>
-    <w:p>
-      <w:pPr>
-        <w:pStyle w:val="BodyText"/>
-        <w:spacing w:before="5"/>
-        <w:rPr>
-          <w:lang w:val="en-NL"/>
-        </w:rPr>
-      </w:pPr>
-      <w:r>
-        <w:rPr>
-          <w:noProof/>
-          <w:lang w:val="en-NL"/>
-        </w:rPr>
-        <w:drawing>
-          <wp:inline distT="0" distB="0" distL="0" distR="0" wp14:anchorId="24354EF4" wp14:editId="0F5684A4">
-            <wp:extent cx="5429250" cy="2654300"/>
-            <wp:effectExtent l="0" t="0" r="0" b="0"/>
-            <wp:docPr id="1504552608" name="Picture 2" descr="A screenshot of a computer game&#10;&#10;Description automatically generated"/>
-            <wp:cNvGraphicFramePr>
-              <a:graphicFrameLocks xmlns:a="http://schemas.openxmlformats.org/drawingml/2006/main" noChangeAspect="1"/>
-            </wp:cNvGraphicFramePr>
-            <a:graphic xmlns:a="http://schemas.openxmlformats.org/drawingml/2006/main">
-              <a:graphicData uri="http://schemas.openxmlformats.org/drawingml/2006/picture">
-                <pic:pic xmlns:pic="http://schemas.openxmlformats.org/drawingml/2006/picture">
-                  <pic:nvPicPr>
-                    <pic:cNvPr id="1504552608" name="Picture 2" descr="A screenshot of a computer game&#10;&#10;Description automatically generated"/>
-                    <pic:cNvPicPr>
-                      <a:picLocks noChangeAspect="1" noChangeArrowheads="1"/>
-                    </pic:cNvPicPr>
-                  </pic:nvPicPr>
-                  <pic:blipFill>
-                    <a:blip r:embed="rId17">
-                      <a:extLst>
-                        <a:ext uri="{28A0092B-C50C-407E-A947-70E740481C1C}">
-                          <a14:useLocalDpi xmlns:a14="http://schemas.microsoft.com/office/drawing/2010/main" val="0"/>
-                        </a:ext>
-                      </a:extLst>
-                    </a:blip>
-                    <a:srcRect/>
-                    <a:stretch>
-                      <a:fillRect/>
-                    </a:stretch>
-                  </pic:blipFill>
-                  <pic:spPr bwMode="auto">
-                    <a:xfrm>
-                      <a:off x="0" y="0"/>
-                      <a:ext cx="5429250" cy="2654300"/>
-                    </a:xfrm>
-                    <a:prstGeom prst="rect">
-                      <a:avLst/>
-                    </a:prstGeom>
-                    <a:noFill/>
-                    <a:ln>
-                      <a:noFill/>
-                    </a:ln>
-                  </pic:spPr>
-                </pic:pic>
-              </a:graphicData>
-            </a:graphic>
-          </wp:inline>
-        </w:drawing>
-      </w:r>
-    </w:p>
-    <w:p>
-      <w:pPr>
-        <w:pStyle w:val="BodyText"/>
-        <w:spacing w:before="5"/>
-        <w:rPr>
-          <w:sz w:val="35"/>
-        </w:rPr>
-      </w:pPr>
-    </w:p>
-    <w:p>
-      <w:pPr>
-        <w:ind w:right="180"/>
-        <w:jc w:val="center"/>
-        <w:rPr>
-          <w:sz w:val="20"/>
-        </w:rPr>
-      </w:pPr>
-      <w:bookmarkStart w:id="3" w:name="_bookmark1"/>
-      <w:bookmarkEnd w:id="3"/>
-      <w:r>
-        <w:rPr>
-          <w:sz w:val="20"/>
-        </w:rPr>
-        <w:t>Figure</w:t>
-      </w:r>
-      <w:r>
-        <w:rPr>
-          <w:spacing w:val="10"/>
-          <w:sz w:val="20"/>
-        </w:rPr>
-        <w:t xml:space="preserve"> </w:t>
-      </w:r>
-      <w:r>
-        <w:rPr>
-          <w:sz w:val="20"/>
-        </w:rPr>
-        <w:t>1:</w:t>
-      </w:r>
-      <w:r>
-        <w:rPr>
-          <w:spacing w:val="25"/>
-          <w:sz w:val="20"/>
-        </w:rPr>
-        <w:t xml:space="preserve"> </w:t>
-      </w:r>
-      <w:r>
-        <w:rPr>
-          <w:sz w:val="20"/>
-        </w:rPr>
-        <w:t>Visual depiction of defining the Observation Period and the Churn Prediction Period</w:t>
-      </w:r>
-      <w:r>
-        <w:rPr>
-          <w:sz w:val="20"/>
-        </w:rPr>
-        <w:t>.</w:t>
-      </w:r>
-      <w:r>
-        <w:rPr>
-          <w:spacing w:val="25"/>
-          <w:sz w:val="20"/>
-        </w:rPr>
-        <w:t xml:space="preserve"> </w:t>
-      </w:r>
-    </w:p>
-    <w:p>
-      <w:pPr>
         <w:spacing w:line="284" w:lineRule="exact"/>
         <w:jc w:val="both"/>
       </w:pPr>
+      <w:bookmarkStart w:id="3" w:name="_bookmark1"/>
       <w:bookmarkStart w:id="4" w:name="Method"/>
+      <w:bookmarkEnd w:id="3"/>
       <w:bookmarkEnd w:id="4"/>
+      <w:r>
+        <w:t>Our methodological approach is as follows:</w:t>
+      </w:r>
+    </w:p>
+    <w:p>
+      <w:pPr>
+        <w:spacing w:line="284" w:lineRule="exact"/>
+        <w:jc w:val="both"/>
+      </w:pPr>
+      <w:r>
+        <w:t>2.1 Preprocessing data</w:t>
+      </w:r>
+    </w:p>
+    <w:p>
+      <w:pPr>
+        <w:spacing w:line="284" w:lineRule="exact"/>
+        <w:jc w:val="both"/>
+      </w:pPr>
+      <w:r>
+        <w:t>Before building predictive models, it was necessary to convert timestamps into standard datetime format and examine the dataset in detail. Only nine observations contained missing device IDs, which represented a negligible portion of the dataset and were therefore removed. Exploratory data analysis included investigations of player lifetimes, retention rates, score patterns, and session behavior. These insights informed the selection of OP and CP windows and guided the subsequent feature engineering process.</w:t>
+      </w:r>
+    </w:p>
+    <w:p>
+      <w:pPr>
+        <w:spacing w:line="284" w:lineRule="exact"/>
+        <w:jc w:val="both"/>
+      </w:pPr>
+      <w:r>
+        <w:t xml:space="preserve">2.2 </w:t>
+      </w:r>
+      <w:r>
+        <w:t>Create churn/no-churn label</w:t>
+      </w:r>
+    </w:p>
+    <w:p>
+      <w:pPr>
+        <w:spacing w:line="284" w:lineRule="exact"/>
+        <w:jc w:val="both"/>
+      </w:pPr>
+      <w:r>
+        <w:t xml:space="preserve">The choice of OP and CP lengths plays a critical role in defining meaningful churn labels. </w:t>
+      </w:r>
+      <w:r>
+        <w:t>L</w:t>
+      </w:r>
+      <w:r>
+        <w:t>ong windows risk misclassifying genuine churners, whereas overly short windows may incorrectly label players who take short breaks. Based on behavioral analysis of gameplay patterns, several OP/CP configurations were tested to determine appropriate labeling schemes.</w:t>
+      </w:r>
+    </w:p>
+    <w:p>
+      <w:pPr>
+        <w:spacing w:line="284" w:lineRule="exact"/>
+        <w:jc w:val="both"/>
+      </w:pPr>
+    </w:p>
+    <w:p>
+      <w:pPr>
+        <w:spacing w:line="284" w:lineRule="exact"/>
+        <w:jc w:val="both"/>
+      </w:pPr>
+      <w:r>
+        <w:t>2.3 Feature engineering</w:t>
+      </w:r>
+    </w:p>
+    <w:p>
+      <w:pPr>
+        <w:spacing w:line="284" w:lineRule="exact"/>
+        <w:jc w:val="both"/>
+      </w:pPr>
+      <w:r>
+        <w:t>Feature engineering focused on capturing early player behavior during the OP. Both basic and advanced behavioral features were created, including session counts, score statistics, and measures of engagement. In total, 34 features were generated.</w:t>
+      </w:r>
+    </w:p>
+    <w:p>
+      <w:pPr>
+        <w:spacing w:line="284" w:lineRule="exact"/>
+        <w:jc w:val="both"/>
+      </w:pPr>
+      <w:r>
+        <w:t xml:space="preserve">Feature selection proceeded through several stages. Low-variance filtering showed that all features exceeded the 1% variance threshold. Correlation analysis identified 13 feature pairs </w:t>
+      </w:r>
+      <w:r>
+        <w:lastRenderedPageBreak/>
+        <w:t xml:space="preserve">with correlations above 0.9; features with lower importance (based on Random Forest rankings) were removed from these pairs. </w:t>
+      </w:r>
+    </w:p>
+    <w:p>
+      <w:pPr>
+        <w:spacing w:line="284" w:lineRule="exact"/>
+        <w:jc w:val="both"/>
+      </w:pPr>
+      <w:r>
+        <w:t>2.4 Models training</w:t>
+      </w:r>
+    </w:p>
+    <w:p>
+      <w:pPr>
+        <w:spacing w:line="284" w:lineRule="exact"/>
+        <w:jc w:val="both"/>
+      </w:pPr>
+      <w:r>
+        <w:t>The dataset exhibited substantial class imbalance. For OP = 7 and CP = 14, churners accounted for 93% of the labeled data. Applying SMOTE to the entire dataset would produce excessive synthetic samples, potentially distorting the true data distribution. To mitigate this issue, SMOTE was applied to only half of the data, yielding a more balanced distribution of 60% churn vs. 40% non-churn.</w:t>
+      </w:r>
+    </w:p>
+    <w:p>
+      <w:pPr>
+        <w:spacing w:line="284" w:lineRule="exact"/>
+        <w:jc w:val="both"/>
+      </w:pPr>
+      <w:r>
+        <w:t xml:space="preserve">The data was then split into training and test sets, and models were evaluated using five-fold cross-validation. Three models were selected for training: Random Forest, </w:t>
+      </w:r>
+      <w:proofErr w:type="spellStart"/>
+      <w:r>
+        <w:t>XGBoost</w:t>
+      </w:r>
+      <w:proofErr w:type="spellEnd"/>
+      <w:r>
+        <w:t xml:space="preserve">, and </w:t>
+      </w:r>
+      <w:proofErr w:type="spellStart"/>
+      <w:r>
+        <w:t>CatBoost</w:t>
+      </w:r>
+      <w:proofErr w:type="spellEnd"/>
+      <w:r>
+        <w:t>. These models were chosen due to their strong performance on tabular data and their ability to capture non-linear relationships.</w:t>
+      </w:r>
+    </w:p>
+    <w:p>
+      <w:pPr>
+        <w:spacing w:line="284" w:lineRule="exact"/>
+        <w:jc w:val="both"/>
+      </w:pPr>
+      <w:r>
+        <w:t>2.5 Test OP/CP Combination</w:t>
+      </w:r>
+    </w:p>
+    <w:p>
+      <w:pPr>
+        <w:spacing w:line="284" w:lineRule="exact"/>
+        <w:jc w:val="both"/>
+      </w:pPr>
+      <w:r>
+        <w:t>To determine a suitable combination of OP and CP, several configurations ranging from (OP = 1, CP = 3) to (OP = 7, CP = 14) were evaluated using stratified five-fold cross-validation with cost-sensitive learning. The configuration (OP = 7, CP = 7) achieved the best results, with a ROC-AUC of 0.792 and a PR-AUC of 0.979, while maintaining a dataset of 25,956 samples and capturing 95% of true churners.</w:t>
+      </w:r>
+    </w:p>
+    <w:p>
+      <w:pPr>
+        <w:spacing w:line="284" w:lineRule="exact"/>
+        <w:jc w:val="both"/>
+      </w:pPr>
+      <w:r>
+        <w:t>Although this configuration produced the strongest metrics, it also resulted in an extremely imbalanced dataset, where 95% of players were labeled as churners. Such imbalance can inflate performance artificially by allowing models to predict the majority class. Therefore, the second-best configuration, OP = 7 and CP = 14, was selected because it offered strong performance while maintaining a more realistic class distribution.</w:t>
+      </w:r>
+    </w:p>
+    <w:p>
+      <w:pPr>
+        <w:spacing w:line="284" w:lineRule="exact"/>
+        <w:jc w:val="both"/>
+      </w:pPr>
+      <w:r>
+        <w:t>2.5. Hyperparameter Tuning</w:t>
+      </w:r>
+    </w:p>
+    <w:p>
+      <w:pPr>
+        <w:spacing w:line="284" w:lineRule="exact"/>
+        <w:jc w:val="both"/>
+      </w:pPr>
+      <w:r>
+        <w:t>Each model underwent hyperparameter optimization using randomized search approaches. The tuning process prioritized ROC-AUC and PR-AUC as the primary metrics due to the imbalanced nature of the dataset.</w:t>
+      </w:r>
+    </w:p>
+    <w:p>
+      <w:pPr>
+        <w:spacing w:line="284" w:lineRule="exact"/>
+        <w:jc w:val="both"/>
+      </w:pPr>
+      <w:r>
+        <w:t>2.6 Evaluation</w:t>
+      </w:r>
+      <w:r>
+        <w:t xml:space="preserve"> and</w:t>
+      </w:r>
+      <w:r>
+        <w:t xml:space="preserve"> Error Analysis</w:t>
+      </w:r>
+    </w:p>
+    <w:p>
+      <w:pPr>
+        <w:spacing w:line="284" w:lineRule="exact"/>
+        <w:jc w:val="both"/>
+      </w:pPr>
+      <w:r>
+        <w:t>Model evaluation considered accuracy, precision, recall, F1-score, ROC-AUC, and PR-AUC. Error analysis showed that most misclassifications occurred among borderline cases, particularly players with minimal or inconsistent activity during the CP.</w:t>
+      </w:r>
     </w:p>
     <w:p>
       <w:pPr>
@@ -1468,13 +1514,31 @@
     </w:p>
     <w:p>
       <w:r>
-        <w:t>Report your results here</w:t>
-      </w:r>
-      <w:r>
-        <w:t>.</w:t>
-      </w:r>
-    </w:p>
-    <w:p/>
+        <w:t>Random Forest achieved an accuracy of 0.941452, a precision of 0.950408, a recall of 0.962389, an F1-score of 0.956361, a ROC-AUC of 0.975839, and a PR-AUC of 0.984786.</w:t>
+      </w:r>
+      <w:r>
+        <w:br/>
+      </w:r>
+      <w:proofErr w:type="spellStart"/>
+      <w:r>
+        <w:t>XGBoost</w:t>
+      </w:r>
+      <w:proofErr w:type="spellEnd"/>
+      <w:r>
+        <w:t xml:space="preserve"> achieved an accuracy of 0.951095, a precision of 0.955876, a recall of 0.971482, an F1-score of 0.963616, a ROC-AUC of 0.975531, and a PR-AUC of 0.980715.</w:t>
+      </w:r>
+      <w:r>
+        <w:br/>
+      </w:r>
+      <w:proofErr w:type="spellStart"/>
+      <w:r>
+        <w:t>CatBoost</w:t>
+      </w:r>
+      <w:proofErr w:type="spellEnd"/>
+      <w:r>
+        <w:t xml:space="preserve"> achieved an accuracy of 0.953024, a precision of 0.961997, a recall of 0.967762, an F1-score of 0.964871, a ROC-AUC of 0.975458, and a PR-AUC of 0.980830.</w:t>
+      </w:r>
+    </w:p>
     <w:p>
       <w:pPr>
         <w:tabs>
@@ -1518,16 +1582,63 @@
         <w:spacing w:before="7"/>
       </w:pPr>
       <w:r>
-        <w:t>Provide a</w:t>
-      </w:r>
-      <w:r>
-        <w:t xml:space="preserve"> critical discussion and reflection of the obtained results</w:t>
-      </w:r>
-      <w:r>
-        <w:t xml:space="preserve"> here</w:t>
-      </w:r>
-      <w:r>
-        <w:t>.</w:t>
+        <w:t xml:space="preserve">The results demonstrate that early player behavior in </w:t>
+      </w:r>
+      <w:r>
+        <w:rPr>
+          <w:i/>
+          <w:iCs/>
+        </w:rPr>
+        <w:t>Dodge the Mud</w:t>
+      </w:r>
+      <w:r>
+        <w:t xml:space="preserve"> provides a strong basis for predicting long-term churn. </w:t>
+      </w:r>
+      <w:proofErr w:type="spellStart"/>
+      <w:r>
+        <w:t>CatBoost</w:t>
+      </w:r>
+      <w:proofErr w:type="spellEnd"/>
+      <w:r>
+        <w:t xml:space="preserve"> emerged as the best-performing model, which aligns with its strength in handling complex interactions and categorical features. However, Random Forest and </w:t>
+      </w:r>
+      <w:proofErr w:type="spellStart"/>
+      <w:r>
+        <w:t>XGBoost</w:t>
+      </w:r>
+      <w:proofErr w:type="spellEnd"/>
+      <w:r>
+        <w:t xml:space="preserve"> also delivered high performance, indicating that the problem is well suited to tree-based ensemble methods.</w:t>
+      </w:r>
+    </w:p>
+    <w:p>
+      <w:pPr>
+        <w:pStyle w:val="BodyText"/>
+        <w:spacing w:before="7"/>
+      </w:pPr>
+      <w:r>
+        <w:t>The main methodological challenge involved addressing the extreme class imbalance inherent in many OP/CP combinations. The choice of OP = 7 and CP = 14 offered an effective balance between performance and label reliability. This experiment highlights the importance of thoughtful window selection in churn prediction tasks, as labeling strategies directly influence both model behavior and interpretability.</w:t>
+      </w:r>
+    </w:p>
+    <w:p>
+      <w:pPr>
+        <w:pStyle w:val="BodyText"/>
+        <w:spacing w:before="7"/>
+      </w:pPr>
+      <w:r>
+        <w:t xml:space="preserve">Feature engineering also played a critical role. While </w:t>
+      </w:r>
+      <w:proofErr w:type="gramStart"/>
+      <w:r>
+        <w:t>a large number of</w:t>
+      </w:r>
+      <w:proofErr w:type="gramEnd"/>
+      <w:r>
+        <w:t xml:space="preserve"> features were initially </w:t>
+      </w:r>
+      <w:r>
+        <w:lastRenderedPageBreak/>
+        <w:t>created, only a small subset contributed meaningfully to model performance, demonstrating that player behavior during the early stages of the game is relatively simple and can be captured effectively by a compact set of features.</w:t>
       </w:r>
     </w:p>
     <w:p>
@@ -1552,7 +1663,6 @@
       <w:bookmarkEnd w:id="6"/>
       <w:bookmarkEnd w:id="7"/>
       <w:r>
-        <w:lastRenderedPageBreak/>
         <w:t>C</w:t>
       </w:r>
       <w:r>
@@ -1563,27 +1673,17 @@
       <w:pPr>
         <w:pStyle w:val="BodyText"/>
         <w:spacing w:before="6"/>
-        <w:rPr>
-          <w:sz w:val="27"/>
-        </w:rPr>
-      </w:pPr>
-      <w:r>
-        <w:t>State</w:t>
-      </w:r>
-      <w:r>
-        <w:t xml:space="preserve"> concise conclusions </w:t>
-      </w:r>
-      <w:r>
-        <w:t>as</w:t>
-      </w:r>
-      <w:r>
-        <w:t xml:space="preserve"> drawn from the discussion</w:t>
-      </w:r>
-      <w:r>
-        <w:t xml:space="preserve"> here</w:t>
-      </w:r>
-      <w:r>
-        <w:t>.</w:t>
+      </w:pPr>
+      <w:r>
+        <w:t xml:space="preserve">This study successfully developed a predictive model for identifying player churn in Dodge the Mud. After evaluating several OP/CP configurations, mitigating class imbalance, engineering relevant features, and testing multiple tree-based models, </w:t>
+      </w:r>
+      <w:proofErr w:type="spellStart"/>
+      <w:r>
+        <w:t>CatBoost</w:t>
+      </w:r>
+      <w:proofErr w:type="spellEnd"/>
+      <w:r>
+        <w:t xml:space="preserve"> demonstrated the best overall performance. The findings show that player activity within the first seven days is highly informative for predicting future churn and that careful design of labeling windows is crucial for building robust churn prediction models. These insights can support game designers in developing more effective retention strategies and tailoring interventions for at-risk players.</w:t>
       </w:r>
     </w:p>
     <w:p>
@@ -1692,6 +1792,32 @@
       <w:r>
         <w:t xml:space="preserve"> where applicable.</w:t>
       </w:r>
+      <w:r>
+        <w:br/>
+      </w:r>
+      <w:r>
+        <w:t xml:space="preserve">Code (Preprocess, EDA, Train models): </w:t>
+      </w:r>
+      <w:r>
+        <w:t>Le Anh Thu Pham</w:t>
+      </w:r>
+      <w:r>
+        <w:br/>
+        <w:t xml:space="preserve">Code (Hyperparameter tuning, OP/CP comparison, Feature importance): </w:t>
+      </w:r>
+      <w:r>
+        <w:t>Lam Minh Triet Thien</w:t>
+      </w:r>
+      <w:r>
+        <w:br/>
+        <w:t xml:space="preserve">Writing </w:t>
+      </w:r>
+      <w:r>
+        <w:t xml:space="preserve">(Problem statements, methodology): </w:t>
+      </w:r>
+      <w:r>
+        <w:t>Lam Minh Triet Thien</w:t>
+      </w:r>
     </w:p>
     <w:p>
       <w:pPr>
@@ -1701,42 +1827,10 @@
         <w:spacing w:before="85"/>
       </w:pPr>
       <w:r>
-        <w:t>Conceptualization: Member 1, Member 2, …</w:t>
-      </w:r>
-      <w:r>
-        <w:br/>
-        <w:t xml:space="preserve">Methodology: </w:t>
-      </w:r>
-      <w:r>
-        <w:t>Member 1, Member 2, …</w:t>
-      </w:r>
-      <w:r>
-        <w:br/>
-        <w:t xml:space="preserve">Analysis: </w:t>
-      </w:r>
-      <w:r>
-        <w:t>Member 1, Member 2, …</w:t>
-      </w:r>
-      <w:r>
-        <w:br/>
-        <w:t xml:space="preserve">Writing – Original Draft: </w:t>
-      </w:r>
-      <w:r>
-        <w:t>Member 1, Member 2, …</w:t>
-      </w:r>
-      <w:r>
-        <w:br/>
-        <w:t xml:space="preserve">Writing – Review &amp; Editing: </w:t>
-      </w:r>
-      <w:r>
-        <w:t>Member 1, Member 2, …</w:t>
-      </w:r>
-      <w:r>
-        <w:br/>
-        <w:t xml:space="preserve">Visualization: </w:t>
-      </w:r>
-      <w:r>
-        <w:t>Member 1, Member 2, …</w:t>
+        <w:t>Writing (Results, Discussion, Conclusion</w:t>
+      </w:r>
+      <w:r>
+        <w:t>): Le Anh Thu Pham</w:t>
       </w:r>
     </w:p>
     <w:p>
@@ -1755,6 +1849,52 @@
       <w:r>
         <w:t>, and what you used them for).</w:t>
       </w:r>
+    </w:p>
+    <w:p>
+      <w:pPr>
+        <w:pStyle w:val="ListParagraph"/>
+        <w:numPr>
+          <w:ilvl w:val="0"/>
+          <w:numId w:val="10"/>
+        </w:numPr>
+        <w:tabs>
+          <w:tab w:val="left" w:pos="8242"/>
+        </w:tabs>
+        <w:spacing w:before="85"/>
+      </w:pPr>
+      <w:r>
+        <w:t>Use Claude to make some visualizations better, to clean the code</w:t>
+      </w:r>
+      <w:r>
+        <w:t>, fix bug.</w:t>
+      </w:r>
+    </w:p>
+    <w:p>
+      <w:pPr>
+        <w:pStyle w:val="ListParagraph"/>
+        <w:numPr>
+          <w:ilvl w:val="0"/>
+          <w:numId w:val="10"/>
+        </w:numPr>
+        <w:tabs>
+          <w:tab w:val="left" w:pos="8242"/>
+        </w:tabs>
+        <w:spacing w:before="85"/>
+      </w:pPr>
+      <w:r>
+        <w:t>Use ChatGPT to suggest methods to handle the class imbalance, and we tried different methods and went with SMOTE for half dataset</w:t>
+      </w:r>
+    </w:p>
+    <w:p>
+      <w:pPr>
+        <w:tabs>
+          <w:tab w:val="left" w:pos="8242"/>
+        </w:tabs>
+        <w:spacing w:before="85"/>
+        <w:rPr>
+          <w:lang w:val="vi-VN"/>
+        </w:rPr>
+      </w:pPr>
     </w:p>
     <w:sectPr>
       <w:pgSz w:w="11910" w:h="16840"/>
@@ -1766,7 +1906,7 @@
 </file>
 
 <file path=word/numbering.xml><?xml version="1.0" encoding="utf-8"?>
-<w:numbering xmlns:wpc="http://schemas.microsoft.com/office/word/2010/wordprocessingCanvas" xmlns:cx="http://schemas.microsoft.com/office/drawing/2014/chartex" xmlns:cx1="http://schemas.microsoft.com/office/drawing/2015/9/8/chartex" xmlns:cx2="http://schemas.microsoft.com/office/drawing/2015/10/21/chartex" xmlns:cx3="http://schemas.microsoft.com/office/drawing/2016/5/9/chartex" xmlns:cx4="http://schemas.microsoft.com/office/drawing/2016/5/10/chartex" xmlns:cx5="http://schemas.microsoft.com/office/drawing/2016/5/11/chartex" xmlns:cx6="http://schemas.microsoft.com/office/drawing/2016/5/12/chartex" xmlns:cx7="http://schemas.microsoft.com/office/drawing/2016/5/13/chartex" xmlns:cx8="http://schemas.microsoft.com/office/drawing/2016/5/14/chartex" xmlns:mc="http://schemas.openxmlformats.org/markup-compatibility/2006" xmlns:aink="http://schemas.microsoft.com/office/drawing/2016/ink" xmlns:am3d="http://schemas.microsoft.com/office/drawing/2017/model3d" xmlns:o="urn:schemas-microsoft-com:office:office" xmlns:oel="http://schemas.microsoft.com/office/2019/extlst" xmlns:r="http://schemas.openxmlformats.org/officeDocument/2006/relationships" xmlns:m="http://schemas.openxmlformats.org/officeDocument/2006/math" xmlns:v="urn:schemas-microsoft-com:vml" xmlns:wp14="http://schemas.microsoft.com/office/word/2010/wordprocessingDrawing" xmlns:wp="http://schemas.openxmlformats.org/drawingml/2006/wordprocessingDrawing" xmlns:w10="urn:schemas-microsoft-com:office:word" xmlns:w="http://schemas.openxmlformats.org/wordprocessingml/2006/main" xmlns:w14="http://schemas.microsoft.com/office/word/2010/wordml" xmlns:w15="http://schemas.microsoft.com/office/word/2012/wordml" xmlns:w16cex="http://schemas.microsoft.com/office/word/2018/wordml/cex" xmlns:w16cid="http://schemas.microsoft.com/office/word/2016/wordml/cid" xmlns:w16="http://schemas.microsoft.com/office/word/2018/wordml" xmlns:w16du="http://schemas.microsoft.com/office/word/2023/wordml/word16du" xmlns:w16sdtdh="http://schemas.microsoft.com/office/word/2020/wordml/sdtdatahash" xmlns:w16se="http://schemas.microsoft.com/office/word/2015/wordml/symex" xmlns:wpg="http://schemas.microsoft.com/office/word/2010/wordprocessingGroup" xmlns:wpi="http://schemas.microsoft.com/office/word/2010/wordprocessingInk" xmlns:wne="http://schemas.microsoft.com/office/word/2006/wordml" xmlns:wps="http://schemas.microsoft.com/office/word/2010/wordprocessingShape" mc:Ignorable="w14 w15 w16se w16cid w16 w16cex w16sdtdh w16du wp14">
+<w:numbering xmlns:wpc="http://schemas.microsoft.com/office/word/2010/wordprocessingCanvas" xmlns:cx="http://schemas.microsoft.com/office/drawing/2014/chartex" xmlns:cx1="http://schemas.microsoft.com/office/drawing/2015/9/8/chartex" xmlns:cx2="http://schemas.microsoft.com/office/drawing/2015/10/21/chartex" xmlns:cx3="http://schemas.microsoft.com/office/drawing/2016/5/9/chartex" xmlns:cx4="http://schemas.microsoft.com/office/drawing/2016/5/10/chartex" xmlns:cx5="http://schemas.microsoft.com/office/drawing/2016/5/11/chartex" xmlns:cx6="http://schemas.microsoft.com/office/drawing/2016/5/12/chartex" xmlns:cx7="http://schemas.microsoft.com/office/drawing/2016/5/13/chartex" xmlns:cx8="http://schemas.microsoft.com/office/drawing/2016/5/14/chartex" xmlns:mc="http://schemas.openxmlformats.org/markup-compatibility/2006" xmlns:aink="http://schemas.microsoft.com/office/drawing/2016/ink" xmlns:am3d="http://schemas.microsoft.com/office/drawing/2017/model3d" xmlns:o="urn:schemas-microsoft-com:office:office" xmlns:oel="http://schemas.microsoft.com/office/2019/extlst" xmlns:r="http://schemas.openxmlformats.org/officeDocument/2006/relationships" xmlns:m="http://schemas.openxmlformats.org/officeDocument/2006/math" xmlns:v="urn:schemas-microsoft-com:vml" xmlns:wp14="http://schemas.microsoft.com/office/word/2010/wordprocessingDrawing" xmlns:wp="http://schemas.openxmlformats.org/drawingml/2006/wordprocessingDrawing" xmlns:w10="urn:schemas-microsoft-com:office:word" xmlns:w="http://schemas.openxmlformats.org/wordprocessingml/2006/main" xmlns:w14="http://schemas.microsoft.com/office/word/2010/wordml" xmlns:w15="http://schemas.microsoft.com/office/word/2012/wordml" xmlns:w16cex="http://schemas.microsoft.com/office/word/2018/wordml/cex" xmlns:w16cid="http://schemas.microsoft.com/office/word/2016/wordml/cid" xmlns:w16="http://schemas.microsoft.com/office/word/2018/wordml" xmlns:w16du="http://schemas.microsoft.com/office/word/2023/wordml/word16du" xmlns:w16sdtdh="http://schemas.microsoft.com/office/word/2020/wordml/sdtdatahash" xmlns:w16sdtfl="http://schemas.microsoft.com/office/word/2024/wordml/sdtformatlock" xmlns:w16se="http://schemas.microsoft.com/office/word/2015/wordml/symex" xmlns:wpg="http://schemas.microsoft.com/office/word/2010/wordprocessingGroup" xmlns:wpi="http://schemas.microsoft.com/office/word/2010/wordprocessingInk" xmlns:wne="http://schemas.microsoft.com/office/word/2006/wordml" xmlns:wps="http://schemas.microsoft.com/office/word/2010/wordprocessingShape" mc:Ignorable="w14 w15 w16se w16cid w16 w16cex w16sdtdh w16sdtfl w16du wp14">
   <w:abstractNum w:abstractNumId="0" w15:restartNumberingAfterBreak="0">
     <w:nsid w:val="176706CD"/>
     <w:multiLevelType w:val="multilevel"/>
@@ -2795,6 +2935,119 @@
       </w:pPr>
       <w:rPr>
         <w:rFonts w:hint="default"/>
+      </w:rPr>
+    </w:lvl>
+  </w:abstractNum>
+  <w:abstractNum w:abstractNumId="9" w15:restartNumberingAfterBreak="0">
+    <w:nsid w:val="79A046D7"/>
+    <w:multiLevelType w:val="hybridMultilevel"/>
+    <w:tmpl w:val="62188646"/>
+    <w:lvl w:ilvl="0" w:tplc="E49A74CE">
+      <w:start w:val="2"/>
+      <w:numFmt w:val="bullet"/>
+      <w:lvlText w:val="-"/>
+      <w:lvlJc w:val="left"/>
+      <w:pPr>
+        <w:ind w:left="720" w:hanging="360"/>
+      </w:pPr>
+      <w:rPr>
+        <w:rFonts w:ascii="Times New Roman" w:eastAsia="Times New Roman" w:hAnsi="Times New Roman" w:cs="Times New Roman" w:hint="default"/>
+      </w:rPr>
+    </w:lvl>
+    <w:lvl w:ilvl="1" w:tplc="04090003" w:tentative="1">
+      <w:start w:val="1"/>
+      <w:numFmt w:val="bullet"/>
+      <w:lvlText w:val="o"/>
+      <w:lvlJc w:val="left"/>
+      <w:pPr>
+        <w:ind w:left="1440" w:hanging="360"/>
+      </w:pPr>
+      <w:rPr>
+        <w:rFonts w:ascii="Courier New" w:hAnsi="Courier New" w:cs="Courier New" w:hint="default"/>
+      </w:rPr>
+    </w:lvl>
+    <w:lvl w:ilvl="2" w:tplc="04090005" w:tentative="1">
+      <w:start w:val="1"/>
+      <w:numFmt w:val="bullet"/>
+      <w:lvlText w:val=""/>
+      <w:lvlJc w:val="left"/>
+      <w:pPr>
+        <w:ind w:left="2160" w:hanging="360"/>
+      </w:pPr>
+      <w:rPr>
+        <w:rFonts w:ascii="Wingdings" w:hAnsi="Wingdings" w:hint="default"/>
+      </w:rPr>
+    </w:lvl>
+    <w:lvl w:ilvl="3" w:tplc="04090001" w:tentative="1">
+      <w:start w:val="1"/>
+      <w:numFmt w:val="bullet"/>
+      <w:lvlText w:val=""/>
+      <w:lvlJc w:val="left"/>
+      <w:pPr>
+        <w:ind w:left="2880" w:hanging="360"/>
+      </w:pPr>
+      <w:rPr>
+        <w:rFonts w:ascii="Symbol" w:hAnsi="Symbol" w:hint="default"/>
+      </w:rPr>
+    </w:lvl>
+    <w:lvl w:ilvl="4" w:tplc="04090003" w:tentative="1">
+      <w:start w:val="1"/>
+      <w:numFmt w:val="bullet"/>
+      <w:lvlText w:val="o"/>
+      <w:lvlJc w:val="left"/>
+      <w:pPr>
+        <w:ind w:left="3600" w:hanging="360"/>
+      </w:pPr>
+      <w:rPr>
+        <w:rFonts w:ascii="Courier New" w:hAnsi="Courier New" w:cs="Courier New" w:hint="default"/>
+      </w:rPr>
+    </w:lvl>
+    <w:lvl w:ilvl="5" w:tplc="04090005" w:tentative="1">
+      <w:start w:val="1"/>
+      <w:numFmt w:val="bullet"/>
+      <w:lvlText w:val=""/>
+      <w:lvlJc w:val="left"/>
+      <w:pPr>
+        <w:ind w:left="4320" w:hanging="360"/>
+      </w:pPr>
+      <w:rPr>
+        <w:rFonts w:ascii="Wingdings" w:hAnsi="Wingdings" w:hint="default"/>
+      </w:rPr>
+    </w:lvl>
+    <w:lvl w:ilvl="6" w:tplc="04090001" w:tentative="1">
+      <w:start w:val="1"/>
+      <w:numFmt w:val="bullet"/>
+      <w:lvlText w:val=""/>
+      <w:lvlJc w:val="left"/>
+      <w:pPr>
+        <w:ind w:left="5040" w:hanging="360"/>
+      </w:pPr>
+      <w:rPr>
+        <w:rFonts w:ascii="Symbol" w:hAnsi="Symbol" w:hint="default"/>
+      </w:rPr>
+    </w:lvl>
+    <w:lvl w:ilvl="7" w:tplc="04090003" w:tentative="1">
+      <w:start w:val="1"/>
+      <w:numFmt w:val="bullet"/>
+      <w:lvlText w:val="o"/>
+      <w:lvlJc w:val="left"/>
+      <w:pPr>
+        <w:ind w:left="5760" w:hanging="360"/>
+      </w:pPr>
+      <w:rPr>
+        <w:rFonts w:ascii="Courier New" w:hAnsi="Courier New" w:cs="Courier New" w:hint="default"/>
+      </w:rPr>
+    </w:lvl>
+    <w:lvl w:ilvl="8" w:tplc="04090005" w:tentative="1">
+      <w:start w:val="1"/>
+      <w:numFmt w:val="bullet"/>
+      <w:lvlText w:val=""/>
+      <w:lvlJc w:val="left"/>
+      <w:pPr>
+        <w:ind w:left="6480" w:hanging="360"/>
+      </w:pPr>
+      <w:rPr>
+        <w:rFonts w:ascii="Wingdings" w:hAnsi="Wingdings" w:hint="default"/>
       </w:rPr>
     </w:lvl>
   </w:abstractNum>
@@ -2825,11 +3078,14 @@
   <w:num w:numId="9" w16cid:durableId="2100523941">
     <w:abstractNumId w:val="1"/>
   </w:num>
+  <w:num w:numId="10" w16cid:durableId="459884437">
+    <w:abstractNumId w:val="9"/>
+  </w:num>
 </w:numbering>
 </file>
 
 <file path=word/styles.xml><?xml version="1.0" encoding="utf-8"?>
-<w:styles xmlns:mc="http://schemas.openxmlformats.org/markup-compatibility/2006" xmlns:r="http://schemas.openxmlformats.org/officeDocument/2006/relationships" xmlns:w="http://schemas.openxmlformats.org/wordprocessingml/2006/main" xmlns:w14="http://schemas.microsoft.com/office/word/2010/wordml" xmlns:w15="http://schemas.microsoft.com/office/word/2012/wordml" xmlns:w16cex="http://schemas.microsoft.com/office/word/2018/wordml/cex" xmlns:w16cid="http://schemas.microsoft.com/office/word/2016/wordml/cid" xmlns:w16="http://schemas.microsoft.com/office/word/2018/wordml" xmlns:w16du="http://schemas.microsoft.com/office/word/2023/wordml/word16du" xmlns:w16sdtdh="http://schemas.microsoft.com/office/word/2020/wordml/sdtdatahash" xmlns:w16se="http://schemas.microsoft.com/office/word/2015/wordml/symex" mc:Ignorable="w14 w15 w16se w16cid w16 w16cex w16sdtdh w16du">
+<w:styles xmlns:mc="http://schemas.openxmlformats.org/markup-compatibility/2006" xmlns:r="http://schemas.openxmlformats.org/officeDocument/2006/relationships" xmlns:w="http://schemas.openxmlformats.org/wordprocessingml/2006/main" xmlns:w14="http://schemas.microsoft.com/office/word/2010/wordml" xmlns:w15="http://schemas.microsoft.com/office/word/2012/wordml" xmlns:w16cex="http://schemas.microsoft.com/office/word/2018/wordml/cex" xmlns:w16cid="http://schemas.microsoft.com/office/word/2016/wordml/cid" xmlns:w16="http://schemas.microsoft.com/office/word/2018/wordml" xmlns:w16du="http://schemas.microsoft.com/office/word/2023/wordml/word16du" xmlns:w16sdtdh="http://schemas.microsoft.com/office/word/2020/wordml/sdtdatahash" xmlns:w16sdtfl="http://schemas.microsoft.com/office/word/2024/wordml/sdtformatlock" xmlns:w16se="http://schemas.microsoft.com/office/word/2015/wordml/symex" mc:Ignorable="w14 w15 w16se w16cid w16 w16cex w16sdtdh w16sdtfl w16du">
   <w:docDefaults>
     <w:rPrDefault>
       <w:rPr>
@@ -3257,7 +3513,6 @@
   <w:style w:type="character" w:default="1" w:styleId="DefaultParagraphFont">
     <w:name w:val="Default Paragraph Font"/>
     <w:uiPriority w:val="1"/>
-    <w:semiHidden/>
     <w:unhideWhenUsed/>
   </w:style>
   <w:style w:type="table" w:default="1" w:styleId="TableNormal">
@@ -3699,27 +3954,6 @@
 </file>
 
 <file path=customXml/item1.xml><?xml version="1.0" encoding="utf-8"?>
-<?mso-contentType ?>
-<FormTemplates xmlns="http://schemas.microsoft.com/sharepoint/v3/contenttype/forms">
-  <Display>DocumentLibraryForm</Display>
-  <Edit>DocumentLibraryForm</Edit>
-  <New>DocumentLibraryForm</New>
-</FormTemplates>
-</file>
-
-<file path=customXml/item2.xml><?xml version="1.0" encoding="utf-8"?>
-<p:properties xmlns:p="http://schemas.microsoft.com/office/2006/metadata/properties" xmlns:xsi="http://www.w3.org/2001/XMLSchema-instance" xmlns:pc="http://schemas.microsoft.com/office/infopath/2007/PartnerControls">
-  <documentManagement>
-    <Comment xmlns="8e8f327f-1239-4f04-8aab-a0b5f064d2d7" xsi:nil="true"/>
-    <TaxCatchAll xmlns="4247e884-9c05-420e-9e4b-e2608af499a5" xsi:nil="true"/>
-    <lcf76f155ced4ddcb4097134ff3c332f xmlns="8e8f327f-1239-4f04-8aab-a0b5f064d2d7">
-      <Terms xmlns="http://schemas.microsoft.com/office/infopath/2007/PartnerControls"/>
-    </lcf76f155ced4ddcb4097134ff3c332f>
-  </documentManagement>
-</p:properties>
-</file>
-
-<file path=customXml/item3.xml><?xml version="1.0" encoding="utf-8"?>
 <ct:contentTypeSchema xmlns:ct="http://schemas.microsoft.com/office/2006/metadata/contentType" xmlns:ma="http://schemas.microsoft.com/office/2006/metadata/properties/metaAttributes" ct:_="" ma:_="" ma:contentTypeName="Document" ma:contentTypeID="0x0101001AD7C0C58448824F91D59496D38A2A0B" ma:contentTypeVersion="17" ma:contentTypeDescription="Create a new document." ma:contentTypeScope="" ma:versionID="28bf453467d3355b5953af0661544b3d">
   <xsd:schema xmlns:xsd="http://www.w3.org/2001/XMLSchema" xmlns:xs="http://www.w3.org/2001/XMLSchema" xmlns:p="http://schemas.microsoft.com/office/2006/metadata/properties" xmlns:ns2="8e8f327f-1239-4f04-8aab-a0b5f064d2d7" xmlns:ns3="4247e884-9c05-420e-9e4b-e2608af499a5" targetNamespace="http://schemas.microsoft.com/office/2006/metadata/properties" ma:root="true" ma:fieldsID="efe5d1aa3a3334392d3059ffab070c0c" ns2:_="" ns3:_="">
     <xsd:import namespace="8e8f327f-1239-4f04-8aab-a0b5f064d2d7"/>
@@ -3970,10 +4204,42 @@
 </ct:contentTypeSchema>
 </file>
 
+<file path=customXml/item2.xml><?xml version="1.0" encoding="utf-8"?>
+<p:properties xmlns:p="http://schemas.microsoft.com/office/2006/metadata/properties" xmlns:xsi="http://www.w3.org/2001/XMLSchema-instance" xmlns:pc="http://schemas.microsoft.com/office/infopath/2007/PartnerControls">
+  <documentManagement>
+    <Comment xmlns="8e8f327f-1239-4f04-8aab-a0b5f064d2d7" xsi:nil="true"/>
+    <TaxCatchAll xmlns="4247e884-9c05-420e-9e4b-e2608af499a5" xsi:nil="true"/>
+    <lcf76f155ced4ddcb4097134ff3c332f xmlns="8e8f327f-1239-4f04-8aab-a0b5f064d2d7">
+      <Terms xmlns="http://schemas.microsoft.com/office/infopath/2007/PartnerControls"/>
+    </lcf76f155ced4ddcb4097134ff3c332f>
+  </documentManagement>
+</p:properties>
+</file>
+
+<file path=customXml/item3.xml><?xml version="1.0" encoding="utf-8"?>
+<?mso-contentType ?>
+<FormTemplates xmlns="http://schemas.microsoft.com/sharepoint/v3/contenttype/forms">
+  <Display>DocumentLibraryForm</Display>
+  <Edit>DocumentLibraryForm</Edit>
+  <New>DocumentLibraryForm</New>
+</FormTemplates>
+</file>
+
 <file path=customXml/itemProps1.xml><?xml version="1.0" encoding="utf-8"?>
-<ds:datastoreItem xmlns:ds="http://schemas.openxmlformats.org/officeDocument/2006/customXml" ds:itemID="{B1BEB7B5-53E0-4B6E-9410-B2BBEADCDD9D}">
+<ds:datastoreItem xmlns:ds="http://schemas.openxmlformats.org/officeDocument/2006/customXml" ds:itemID="{F06F9DDB-F6EB-4F4A-A84E-F250AD49F628}">
   <ds:schemaRefs>
-    <ds:schemaRef ds:uri="http://schemas.microsoft.com/sharepoint/v3/contenttype/forms"/>
+    <ds:schemaRef ds:uri="http://schemas.microsoft.com/office/2006/metadata/contentType"/>
+    <ds:schemaRef ds:uri="http://schemas.microsoft.com/office/2006/metadata/properties/metaAttributes"/>
+    <ds:schemaRef ds:uri="http://www.w3.org/2001/XMLSchema"/>
+    <ds:schemaRef ds:uri="http://schemas.microsoft.com/office/2006/metadata/properties"/>
+    <ds:schemaRef ds:uri="8e8f327f-1239-4f04-8aab-a0b5f064d2d7"/>
+    <ds:schemaRef ds:uri="4247e884-9c05-420e-9e4b-e2608af499a5"/>
+    <ds:schemaRef ds:uri="http://schemas.microsoft.com/office/2006/documentManagement/types"/>
+    <ds:schemaRef ds:uri="http://schemas.microsoft.com/office/infopath/2007/PartnerControls"/>
+    <ds:schemaRef ds:uri="http://schemas.openxmlformats.org/package/2006/metadata/core-properties"/>
+    <ds:schemaRef ds:uri="http://purl.org/dc/elements/1.1/"/>
+    <ds:schemaRef ds:uri="http://purl.org/dc/terms/"/>
+    <ds:schemaRef ds:uri="http://schemas.microsoft.com/internal/obd"/>
   </ds:schemaRefs>
 </ds:datastoreItem>
 </file>
@@ -3990,20 +4256,9 @@
 </file>
 
 <file path=customXml/itemProps3.xml><?xml version="1.0" encoding="utf-8"?>
-<ds:datastoreItem xmlns:ds="http://schemas.openxmlformats.org/officeDocument/2006/customXml" ds:itemID="{F06F9DDB-F6EB-4F4A-A84E-F250AD49F628}">
+<ds:datastoreItem xmlns:ds="http://schemas.openxmlformats.org/officeDocument/2006/customXml" ds:itemID="{B1BEB7B5-53E0-4B6E-9410-B2BBEADCDD9D}">
   <ds:schemaRefs>
-    <ds:schemaRef ds:uri="http://schemas.microsoft.com/office/2006/metadata/contentType"/>
-    <ds:schemaRef ds:uri="http://schemas.microsoft.com/office/2006/metadata/properties/metaAttributes"/>
-    <ds:schemaRef ds:uri="http://www.w3.org/2001/XMLSchema"/>
-    <ds:schemaRef ds:uri="http://schemas.microsoft.com/office/2006/metadata/properties"/>
-    <ds:schemaRef ds:uri="8e8f327f-1239-4f04-8aab-a0b5f064d2d7"/>
-    <ds:schemaRef ds:uri="4247e884-9c05-420e-9e4b-e2608af499a5"/>
-    <ds:schemaRef ds:uri="http://schemas.microsoft.com/office/2006/documentManagement/types"/>
-    <ds:schemaRef ds:uri="http://schemas.microsoft.com/office/infopath/2007/PartnerControls"/>
-    <ds:schemaRef ds:uri="http://schemas.openxmlformats.org/package/2006/metadata/core-properties"/>
-    <ds:schemaRef ds:uri="http://purl.org/dc/elements/1.1/"/>
-    <ds:schemaRef ds:uri="http://purl.org/dc/terms/"/>
-    <ds:schemaRef ds:uri="http://schemas.microsoft.com/internal/obd"/>
+    <ds:schemaRef ds:uri="http://schemas.microsoft.com/sharepoint/v3/contenttype/forms"/>
   </ds:schemaRefs>
 </ds:datastoreItem>
 </file>
--- a/AoD_project_report_word_template_2025.docx
+++ b/AoD_project_report_word_template_2025.docx
@@ -57,6 +57,7 @@
             <v:shape id="docshape5" o:spid="_x0000_s1039" type="#_x0000_t75" alt="" style="position:absolute;left:690;top:51;width:270;height:150">
               <v:imagedata r:id="rId10" o:title=""/>
             </v:shape>
+            <w10:wrap type="none"/>
             <w10:anchorlock/>
           </v:group>
         </w:pict>
@@ -155,6 +156,7 @@
             <v:shape id="docshape14" o:spid="_x0000_s1034" type="#_x0000_t75" alt="" style="position:absolute;left:1090;top:54;width:262;height:144">
               <v:imagedata r:id="rId16" o:title=""/>
             </v:shape>
+            <w10:wrap type="none"/>
             <w10:anchorlock/>
           </v:group>
         </w:pict>
@@ -262,160 +264,15 @@
         <w:pStyle w:val="Title"/>
       </w:pPr>
       <w:r>
-        <w:t>T</w:t>
-      </w:r>
-      <w:r>
-        <w:rPr>
-          <w:spacing w:val="-29"/>
-        </w:rPr>
-        <w:t xml:space="preserve"> </w:t>
-      </w:r>
-      <w:r>
-        <w:t>H</w:t>
-      </w:r>
-      <w:r>
-        <w:rPr>
-          <w:spacing w:val="-29"/>
-        </w:rPr>
-        <w:t xml:space="preserve"> </w:t>
-      </w:r>
-      <w:r>
-        <w:t>E</w:t>
-      </w:r>
-      <w:r>
-        <w:rPr>
-          <w:spacing w:val="77"/>
-        </w:rPr>
-        <w:t xml:space="preserve"> </w:t>
-      </w:r>
-      <w:r>
-        <w:t>M</w:t>
-      </w:r>
-      <w:r>
-        <w:rPr>
-          <w:spacing w:val="-28"/>
-        </w:rPr>
-        <w:t xml:space="preserve"> </w:t>
-      </w:r>
-      <w:r>
-        <w:t>A</w:t>
-      </w:r>
-      <w:r>
-        <w:rPr>
-          <w:spacing w:val="-29"/>
-        </w:rPr>
-        <w:t xml:space="preserve"> </w:t>
-      </w:r>
-      <w:r>
-        <w:t>I</w:t>
-      </w:r>
-      <w:r>
-        <w:rPr>
-          <w:spacing w:val="-29"/>
-        </w:rPr>
-        <w:t xml:space="preserve"> </w:t>
-      </w:r>
-      <w:r>
-        <w:t>N</w:t>
-      </w:r>
-      <w:r>
-        <w:rPr>
-          <w:spacing w:val="78"/>
-        </w:rPr>
-        <w:t xml:space="preserve"> </w:t>
-      </w:r>
-      <w:r>
-        <w:t>T</w:t>
-      </w:r>
-      <w:r>
-        <w:rPr>
-          <w:spacing w:val="-29"/>
-        </w:rPr>
-        <w:t xml:space="preserve"> </w:t>
-      </w:r>
-      <w:r>
-        <w:t>I</w:t>
-      </w:r>
-      <w:r>
-        <w:rPr>
-          <w:spacing w:val="-29"/>
-        </w:rPr>
-        <w:t xml:space="preserve"> </w:t>
-      </w:r>
-      <w:r>
-        <w:t>T</w:t>
-      </w:r>
-      <w:r>
-        <w:rPr>
-          <w:spacing w:val="-28"/>
-        </w:rPr>
-        <w:t xml:space="preserve"> </w:t>
-      </w:r>
-      <w:r>
-        <w:t>L</w:t>
-      </w:r>
-      <w:r>
-        <w:rPr>
-          <w:spacing w:val="-29"/>
-        </w:rPr>
-        <w:t xml:space="preserve"> </w:t>
-      </w:r>
-      <w:r>
-        <w:t>E</w:t>
-      </w:r>
-      <w:r>
-        <w:rPr>
-          <w:spacing w:val="77"/>
-        </w:rPr>
-        <w:t xml:space="preserve"> </w:t>
-      </w:r>
-      <w:r>
-        <w:t>O</w:t>
-      </w:r>
-      <w:r>
-        <w:rPr>
-          <w:spacing w:val="-28"/>
-        </w:rPr>
-        <w:t xml:space="preserve"> </w:t>
-      </w:r>
-      <w:r>
-        <w:t>F</w:t>
-      </w:r>
-      <w:r>
-        <w:rPr>
-          <w:spacing w:val="77"/>
-        </w:rPr>
-        <w:t xml:space="preserve"> </w:t>
-      </w:r>
-      <w:r>
-        <w:t>T</w:t>
-      </w:r>
-      <w:r>
-        <w:rPr>
-          <w:spacing w:val="-29"/>
-        </w:rPr>
-        <w:t xml:space="preserve"> </w:t>
-      </w:r>
-      <w:r>
-        <w:t>H</w:t>
-      </w:r>
-      <w:r>
-        <w:rPr>
-          <w:spacing w:val="-28"/>
-        </w:rPr>
-        <w:t xml:space="preserve"> </w:t>
-      </w:r>
-      <w:r>
-        <w:t>E</w:t>
-      </w:r>
-      <w:r>
-        <w:rPr>
-          <w:spacing w:val="77"/>
-        </w:rPr>
-        <w:t xml:space="preserve"> </w:t>
-      </w:r>
-      <w:r>
-        <w:t>PROJECT</w:t>
+        <w:t xml:space="preserve">CHURN PREDICTION IN </w:t>
+      </w:r>
+    </w:p>
+    <w:p>
+      <w:pPr>
+        <w:pStyle w:val="Title"/>
+      </w:pPr>
+      <w:r>
+        <w:t>DODGE THE MUD GAME</w:t>
       </w:r>
     </w:p>
     <w:p>
@@ -490,35 +347,25 @@
         <w:rPr>
           <w:lang w:val="es-ES"/>
         </w:rPr>
-        <w:t xml:space="preserve">Y O U R N A M E 1, Y O U R N A M E </w:t>
-      </w:r>
-      <w:proofErr w:type="gramStart"/>
+        <w:t>LE ANH THU PHAM</w:t>
+      </w:r>
       <w:r>
         <w:rPr>
           <w:lang w:val="es-ES"/>
         </w:rPr>
-        <w:t>2 ,</w:t>
-      </w:r>
-      <w:proofErr w:type="gramEnd"/>
+        <w:t xml:space="preserve">, </w:t>
+      </w:r>
       <w:r>
         <w:rPr>
           <w:lang w:val="es-ES"/>
         </w:rPr>
-        <w:t xml:space="preserve"> Y O U R N A M E </w:t>
-      </w:r>
-      <w:proofErr w:type="gramStart"/>
+        <w:t>LAM MINH TRIET THIEN</w:t>
+      </w:r>
       <w:r>
         <w:rPr>
           <w:lang w:val="es-ES"/>
         </w:rPr>
-        <w:t>3 ,</w:t>
-      </w:r>
-      <w:proofErr w:type="gramEnd"/>
-      <w:r>
-        <w:rPr>
-          <w:lang w:val="es-ES"/>
-        </w:rPr>
-        <w:t xml:space="preserve"> Y O U R N A M E 4 </w:t>
+        <w:t xml:space="preserve"> </w:t>
       </w:r>
     </w:p>
     <w:p>
@@ -598,16 +445,8 @@
         <w:rPr>
           <w:spacing w:val="-2"/>
         </w:rPr>
-        <w:t xml:space="preserve">Julija </w:t>
-      </w:r>
-      <w:proofErr w:type="spellStart"/>
-      <w:r>
-        <w:rPr>
-          <w:spacing w:val="-2"/>
-        </w:rPr>
-        <w:t>Vaitonyte</w:t>
-      </w:r>
-      <w:proofErr w:type="spellEnd"/>
+        <w:t>Julija Vaitonyte</w:t>
+      </w:r>
       <w:r>
         <w:rPr>
           <w:spacing w:val="-2"/>
@@ -759,35 +598,6 @@
         <w:rPr>
           <w:spacing w:val="-2"/>
         </w:rPr>
-      </w:pPr>
-      <w:r>
-        <w:rPr>
-          <w:spacing w:val="-2"/>
-        </w:rPr>
-        <w:t>[include word count here]</w:t>
-      </w:r>
-    </w:p>
-    <w:p>
-      <w:pPr>
-        <w:pStyle w:val="BodyText"/>
-        <w:rPr>
-          <w:sz w:val="26"/>
-        </w:rPr>
-      </w:pPr>
-    </w:p>
-    <w:p>
-      <w:pPr>
-        <w:pStyle w:val="BodyText"/>
-        <w:spacing w:before="10"/>
-        <w:rPr>
-          <w:sz w:val="24"/>
-        </w:rPr>
-      </w:pPr>
-    </w:p>
-    <w:p>
-      <w:pPr>
-        <w:spacing w:line="268" w:lineRule="auto"/>
-        <w:jc w:val="both"/>
         <w:sectPr>
           <w:pgSz w:w="11910" w:h="16840"/>
           <w:pgMar w:top="1920" w:right="1680" w:bottom="280" w:left="1680" w:header="720" w:footer="720" w:gutter="0"/>
@@ -795,54 +605,28 @@
         </w:sectPr>
       </w:pPr>
       <w:r>
-        <w:tab/>
-      </w:r>
-    </w:p>
-    <w:p>
-      <w:pPr>
-        <w:pStyle w:val="BodyText"/>
-        <w:rPr>
-          <w:sz w:val="20"/>
-        </w:rPr>
-      </w:pPr>
-    </w:p>
-    <w:p>
-      <w:pPr>
-        <w:pStyle w:val="BodyText"/>
-        <w:rPr>
-          <w:sz w:val="20"/>
-        </w:rPr>
-      </w:pPr>
-    </w:p>
-    <w:p>
-      <w:pPr>
-        <w:pStyle w:val="BodyText"/>
-        <w:rPr>
-          <w:sz w:val="20"/>
-        </w:rPr>
-      </w:pPr>
-    </w:p>
-    <w:p>
-      <w:pPr>
-        <w:pStyle w:val="BodyText"/>
-        <w:rPr>
-          <w:sz w:val="20"/>
-        </w:rPr>
-      </w:pPr>
-    </w:p>
-    <w:p>
-      <w:pPr>
-        <w:pStyle w:val="BodyText"/>
-        <w:spacing w:before="7"/>
-        <w:rPr>
-          <w:sz w:val="18"/>
-        </w:rPr>
-      </w:pPr>
+        <w:rPr>
+          <w:spacing w:val="-2"/>
+        </w:rPr>
+        <w:t>[</w:t>
+      </w:r>
+      <w:r>
+        <w:rPr>
+          <w:spacing w:val="-2"/>
+        </w:rPr>
+        <w:t>1496</w:t>
+      </w:r>
+      <w:r>
+        <w:rPr>
+          <w:spacing w:val="-2"/>
+        </w:rPr>
+        <w:t>]</w:t>
+      </w:r>
     </w:p>
     <w:p>
       <w:pPr>
         <w:spacing w:before="107"/>
-        <w:ind w:left="180" w:right="153"/>
+        <w:ind w:right="153"/>
         <w:jc w:val="center"/>
         <w:rPr>
           <w:sz w:val="34"/>
@@ -852,228 +636,14 @@
         <w:rPr>
           <w:sz w:val="34"/>
         </w:rPr>
-        <w:t>T</w:t>
-      </w:r>
-      <w:r>
-        <w:rPr>
-          <w:spacing w:val="-34"/>
+        <w:lastRenderedPageBreak/>
+        <w:t xml:space="preserve">Churn Prediction in </w:t>
+      </w:r>
+      <w:r>
+        <w:rPr>
           <w:sz w:val="34"/>
         </w:rPr>
-        <w:t xml:space="preserve"> </w:t>
-      </w:r>
-      <w:r>
-        <w:rPr>
-          <w:sz w:val="34"/>
-        </w:rPr>
-        <w:t>H</w:t>
-      </w:r>
-      <w:r>
-        <w:rPr>
-          <w:spacing w:val="-34"/>
-          <w:sz w:val="34"/>
-        </w:rPr>
-        <w:t xml:space="preserve"> </w:t>
-      </w:r>
-      <w:r>
-        <w:rPr>
-          <w:sz w:val="34"/>
-        </w:rPr>
-        <w:t>E</w:t>
-      </w:r>
-      <w:r>
-        <w:rPr>
-          <w:spacing w:val="45"/>
-          <w:sz w:val="34"/>
-        </w:rPr>
-        <w:t xml:space="preserve"> </w:t>
-      </w:r>
-      <w:r>
-        <w:rPr>
-          <w:sz w:val="34"/>
-        </w:rPr>
-        <w:t>M</w:t>
-      </w:r>
-      <w:r>
-        <w:rPr>
-          <w:spacing w:val="-34"/>
-          <w:sz w:val="34"/>
-        </w:rPr>
-        <w:t xml:space="preserve"> </w:t>
-      </w:r>
-      <w:r>
-        <w:rPr>
-          <w:sz w:val="34"/>
-        </w:rPr>
-        <w:t>A</w:t>
-      </w:r>
-      <w:r>
-        <w:rPr>
-          <w:spacing w:val="-33"/>
-          <w:sz w:val="34"/>
-        </w:rPr>
-        <w:t xml:space="preserve"> </w:t>
-      </w:r>
-      <w:r>
-        <w:rPr>
-          <w:sz w:val="34"/>
-        </w:rPr>
-        <w:t>I</w:t>
-      </w:r>
-      <w:r>
-        <w:rPr>
-          <w:spacing w:val="-34"/>
-          <w:sz w:val="34"/>
-        </w:rPr>
-        <w:t xml:space="preserve"> </w:t>
-      </w:r>
-      <w:r>
-        <w:rPr>
-          <w:sz w:val="34"/>
-        </w:rPr>
-        <w:t>N</w:t>
-      </w:r>
-      <w:r>
-        <w:rPr>
-          <w:spacing w:val="45"/>
-          <w:sz w:val="34"/>
-        </w:rPr>
-        <w:t xml:space="preserve"> </w:t>
-      </w:r>
-      <w:r>
-        <w:rPr>
-          <w:sz w:val="34"/>
-        </w:rPr>
-        <w:t>T</w:t>
-      </w:r>
-      <w:r>
-        <w:rPr>
-          <w:spacing w:val="-34"/>
-          <w:sz w:val="34"/>
-        </w:rPr>
-        <w:t xml:space="preserve"> </w:t>
-      </w:r>
-      <w:r>
-        <w:rPr>
-          <w:sz w:val="34"/>
-        </w:rPr>
-        <w:t>I</w:t>
-      </w:r>
-      <w:r>
-        <w:rPr>
-          <w:spacing w:val="-34"/>
-          <w:sz w:val="34"/>
-        </w:rPr>
-        <w:t xml:space="preserve"> </w:t>
-      </w:r>
-      <w:r>
-        <w:rPr>
-          <w:sz w:val="34"/>
-        </w:rPr>
-        <w:t>T</w:t>
-      </w:r>
-      <w:r>
-        <w:rPr>
-          <w:spacing w:val="-33"/>
-          <w:sz w:val="34"/>
-        </w:rPr>
-        <w:t xml:space="preserve"> </w:t>
-      </w:r>
-      <w:r>
-        <w:rPr>
-          <w:sz w:val="34"/>
-        </w:rPr>
-        <w:t>L</w:t>
-      </w:r>
-      <w:r>
-        <w:rPr>
-          <w:spacing w:val="-34"/>
-          <w:sz w:val="34"/>
-        </w:rPr>
-        <w:t xml:space="preserve"> </w:t>
-      </w:r>
-      <w:r>
-        <w:rPr>
-          <w:sz w:val="34"/>
-        </w:rPr>
-        <w:t>E</w:t>
-      </w:r>
-      <w:r>
-        <w:rPr>
-          <w:spacing w:val="45"/>
-          <w:sz w:val="34"/>
-        </w:rPr>
-        <w:t xml:space="preserve"> </w:t>
-      </w:r>
-      <w:r>
-        <w:rPr>
-          <w:sz w:val="34"/>
-        </w:rPr>
-        <w:t>O</w:t>
-      </w:r>
-      <w:r>
-        <w:rPr>
-          <w:spacing w:val="-34"/>
-          <w:sz w:val="34"/>
-        </w:rPr>
-        <w:t xml:space="preserve"> </w:t>
-      </w:r>
-      <w:r>
-        <w:rPr>
-          <w:sz w:val="34"/>
-        </w:rPr>
-        <w:t>F</w:t>
-      </w:r>
-      <w:r>
-        <w:rPr>
-          <w:spacing w:val="45"/>
-          <w:sz w:val="34"/>
-        </w:rPr>
-        <w:t xml:space="preserve"> </w:t>
-      </w:r>
-      <w:r>
-        <w:rPr>
-          <w:sz w:val="34"/>
-        </w:rPr>
-        <w:t>T</w:t>
-      </w:r>
-      <w:r>
-        <w:rPr>
-          <w:spacing w:val="-33"/>
-          <w:sz w:val="34"/>
-        </w:rPr>
-        <w:t xml:space="preserve"> </w:t>
-      </w:r>
-      <w:r>
-        <w:rPr>
-          <w:sz w:val="34"/>
-        </w:rPr>
-        <w:t>H</w:t>
-      </w:r>
-      <w:r>
-        <w:rPr>
-          <w:spacing w:val="-34"/>
-          <w:sz w:val="34"/>
-        </w:rPr>
-        <w:t xml:space="preserve"> </w:t>
-      </w:r>
-      <w:r>
-        <w:rPr>
-          <w:sz w:val="34"/>
-        </w:rPr>
-        <w:t>E</w:t>
-      </w:r>
-      <w:r>
-        <w:rPr>
-          <w:spacing w:val="45"/>
-          <w:sz w:val="34"/>
-        </w:rPr>
-        <w:t xml:space="preserve"> </w:t>
-      </w:r>
-      <w:r>
-        <w:rPr>
-          <w:sz w:val="34"/>
-        </w:rPr>
-        <w:t>PROJECT</w:t>
+        <w:t>Dodge the Mud Game</w:t>
       </w:r>
     </w:p>
     <w:p>
@@ -1092,10 +662,8 @@
     <w:p>
       <w:pPr>
         <w:pStyle w:val="BodyText"/>
-        <w:spacing w:before="7"/>
-        <w:rPr>
-          <w:sz w:val="30"/>
-        </w:rPr>
+        <w:ind w:left="180" w:right="185"/>
+        <w:jc w:val="center"/>
       </w:pPr>
     </w:p>
     <w:p>
@@ -1107,126 +675,45 @@
         </w:rPr>
       </w:pPr>
       <w:r>
-        <w:t>Member 1 (student number 1), Member 2 (student number 2</w:t>
-      </w:r>
-      <w:proofErr w:type="gramStart"/>
+        <w:t>Le Anh Thu Pham</w:t>
+      </w:r>
+      <w:r>
+        <w:t xml:space="preserve"> (student number 1), </w:t>
+      </w:r>
+      <w:r>
+        <w:t>Lam Minh Triet Thien</w:t>
+      </w:r>
+      <w:r>
+        <w:t xml:space="preserve"> (</w:t>
+      </w:r>
+      <w:r>
+        <w:t>2131937</w:t>
+      </w:r>
       <w:r>
         <w:t>)</w:t>
       </w:r>
-      <w:r>
-        <w:t>,…</w:t>
-      </w:r>
-      <w:proofErr w:type="gramEnd"/>
     </w:p>
     <w:p>
       <w:pPr>
         <w:pStyle w:val="BodyText"/>
-        <w:spacing w:before="3"/>
-      </w:pPr>
-    </w:p>
-    <w:p>
-      <w:pPr>
-        <w:pStyle w:val="BodyText"/>
-        <w:spacing w:before="3"/>
-      </w:pPr>
-    </w:p>
-    <w:p>
-      <w:pPr>
-        <w:pStyle w:val="BodyText"/>
-        <w:spacing w:before="1"/>
-        <w:rPr>
-          <w:sz w:val="32"/>
-        </w:rPr>
-      </w:pPr>
-    </w:p>
-    <w:p>
-      <w:pPr>
-        <w:rPr>
-          <w:sz w:val="24"/>
-          <w:szCs w:val="24"/>
-          <w:u w:val="single"/>
-        </w:rPr>
-      </w:pPr>
-      <w:r>
-        <w:rPr>
-          <w:sz w:val="24"/>
-          <w:szCs w:val="24"/>
-          <w:u w:val="single"/>
-        </w:rPr>
-        <w:t xml:space="preserve">The report must be at most </w:t>
-      </w:r>
-      <w:r>
-        <w:rPr>
-          <w:b/>
-          <w:bCs/>
-          <w:sz w:val="24"/>
-          <w:szCs w:val="24"/>
-          <w:u w:val="single"/>
-        </w:rPr>
-        <w:t>four</w:t>
-      </w:r>
-      <w:r>
-        <w:rPr>
-          <w:sz w:val="24"/>
-          <w:szCs w:val="24"/>
-          <w:u w:val="single"/>
-        </w:rPr>
-        <w:t xml:space="preserve"> pages.</w:t>
-      </w:r>
-      <w:r>
-        <w:rPr>
-          <w:sz w:val="24"/>
-          <w:szCs w:val="24"/>
-          <w:u w:val="single"/>
-        </w:rPr>
-        <w:t xml:space="preserve"> Anything beyond th</w:t>
-      </w:r>
-      <w:r>
-        <w:rPr>
-          <w:sz w:val="24"/>
-          <w:szCs w:val="24"/>
-          <w:u w:val="single"/>
-        </w:rPr>
-        <w:t>is</w:t>
-      </w:r>
-      <w:r>
-        <w:rPr>
-          <w:sz w:val="24"/>
-          <w:szCs w:val="24"/>
-          <w:u w:val="single"/>
-        </w:rPr>
-        <w:t xml:space="preserve"> limit will not be graded</w:t>
-      </w:r>
-      <w:r>
-        <w:rPr>
-          <w:u w:val="single"/>
-        </w:rPr>
-        <w:t>.</w:t>
-      </w:r>
-    </w:p>
-    <w:p>
-      <w:pPr>
-        <w:pStyle w:val="BodyText"/>
-        <w:spacing w:before="1"/>
-        <w:rPr>
-          <w:sz w:val="32"/>
+        <w:jc w:val="center"/>
+        <w:rPr>
+          <w:sz w:val="28"/>
         </w:rPr>
       </w:pPr>
     </w:p>
     <w:p>
       <w:pPr>
         <w:pStyle w:val="Heading2"/>
-        <w:numPr>
-          <w:ilvl w:val="0"/>
-          <w:numId w:val="4"/>
-        </w:numPr>
-        <w:spacing w:after="100" w:afterAutospacing="1"/>
       </w:pPr>
       <w:bookmarkStart w:id="0" w:name="Introduction"/>
       <w:bookmarkStart w:id="1" w:name="_bookmark0"/>
       <w:bookmarkEnd w:id="0"/>
       <w:bookmarkEnd w:id="1"/>
       <w:r>
+        <w:t xml:space="preserve">1. </w:t>
+      </w:r>
+      <w:r>
         <w:t>Problem definition</w:t>
       </w:r>
     </w:p>
@@ -1238,7 +725,13 @@
         <w:jc w:val="both"/>
       </w:pPr>
       <w:r>
-        <w:t>Dodge the Mud is a free mobile game in which players attempt to avoid falling mud. This project focuses on predicting player churn using gameplay data collected from January 2015 to May 2016, consisting of 163,929 rows and three columns: device, score, and time. The time variable indicates the Unix Epoch timestamp for each gameplay session.</w:t>
+        <w:t>Dodge the Mud is a free mobile game in which players attempt to avoid falling mud.</w:t>
+      </w:r>
+      <w:r>
+        <w:t xml:space="preserve"> </w:t>
+      </w:r>
+      <w:r>
+        <w:t>This project focuses on predicting player churn using gameplay data collected from January 2015 to May 2016, consisting of 163,929 rows and three columns: device, score, and time. The time variable indicates the Unix Epoch timestamp for each gameplay session.</w:t>
       </w:r>
     </w:p>
     <w:p>
@@ -1249,13 +742,7 @@
         <w:jc w:val="both"/>
       </w:pPr>
       <w:r>
-        <w:t xml:space="preserve">In the context of mobile games, churn refers to a player who permanently stops playing (Runge &amp; Gao, 2014). To construct reliable labels for churn and non-churn, </w:t>
-      </w:r>
-      <w:r>
-        <w:t>two-time</w:t>
-      </w:r>
-      <w:r>
-        <w:t xml:space="preserve"> windows are required: the Observation Period (OP) and the Churn Prediction Period (CP). The OP begins at the player’s first recorded session and continues for a defined number of days, during which the player’s early behavior is observed. The CP follows the OP and serves as the period for determining churn status. A player with at least one session within the CP is considered a non-churner, while the absence of activity classifies the player as a churner. These definitions form the foundation for building ground-truth labels.</w:t>
+        <w:t>In the context of mobile games, churn refers to a player who permanently stops playing (Runge &amp; Gao, 2014). To construct reliable labels for churn and non-churn, two-time windows are required: the Observation Period (OP) and the Churn Prediction Period (CP). The OP begins at the player’s first recorded session and continues for a defined number of days, during which the player’s early behavior is observed. The CP follows the OP and serves as the period for determining churn status. A player with at least one session within the CP is considered a non-churner, while the absence of activity classifies the player as a churner. These definitions form the foundation for building ground-truth labels.</w:t>
       </w:r>
     </w:p>
     <w:p>
@@ -1269,13 +756,12 @@
     <w:p>
       <w:pPr>
         <w:pStyle w:val="Heading2"/>
-        <w:numPr>
-          <w:ilvl w:val="0"/>
-          <w:numId w:val="4"/>
-        </w:numPr>
       </w:pPr>
       <w:bookmarkStart w:id="2" w:name="Related_Work"/>
       <w:bookmarkEnd w:id="2"/>
+      <w:r>
+        <w:t xml:space="preserve">2. </w:t>
+      </w:r>
       <w:r>
         <w:t>Method</w:t>
       </w:r>
@@ -1293,7 +779,16 @@
       <w:bookmarkEnd w:id="3"/>
       <w:bookmarkEnd w:id="4"/>
       <w:r>
-        <w:t>Our methodological approach is as follows:</w:t>
+        <w:t>This section outlines the method</w:t>
+      </w:r>
+      <w:r>
+        <w:t>s that</w:t>
+      </w:r>
+      <w:r>
+        <w:t xml:space="preserve"> are used in this project</w:t>
+      </w:r>
+      <w:r>
+        <w:t>.</w:t>
       </w:r>
     </w:p>
     <w:p>
@@ -1301,8 +796,19 @@
         <w:spacing w:line="284" w:lineRule="exact"/>
         <w:jc w:val="both"/>
       </w:pPr>
-      <w:r>
-        <w:t>2.1 Preprocessing data</w:t>
+    </w:p>
+    <w:p>
+      <w:pPr>
+        <w:pStyle w:val="Heading3"/>
+      </w:pPr>
+      <w:r>
+        <w:t xml:space="preserve">2.1 Preprocessing </w:t>
+      </w:r>
+      <w:r>
+        <w:t>D</w:t>
+      </w:r>
+      <w:r>
+        <w:t>ata</w:t>
       </w:r>
     </w:p>
     <w:p>
@@ -1319,11 +825,22 @@
         <w:spacing w:line="284" w:lineRule="exact"/>
         <w:jc w:val="both"/>
       </w:pPr>
+    </w:p>
+    <w:p>
+      <w:pPr>
+        <w:pStyle w:val="Heading3"/>
+      </w:pPr>
       <w:r>
         <w:t xml:space="preserve">2.2 </w:t>
       </w:r>
       <w:r>
-        <w:t>Create churn/no-churn label</w:t>
+        <w:t>C</w:t>
+      </w:r>
+      <w:r>
+        <w:t>hurn/no-churn label</w:t>
+      </w:r>
+      <w:r>
+        <w:t xml:space="preserve"> Creation</w:t>
       </w:r>
     </w:p>
     <w:p>
@@ -1349,11 +866,25 @@
     </w:p>
     <w:p>
       <w:pPr>
+        <w:pStyle w:val="Heading3"/>
+      </w:pPr>
+      <w:r>
+        <w:t xml:space="preserve">2.3 Feature </w:t>
+      </w:r>
+      <w:r>
+        <w:t>E</w:t>
+      </w:r>
+      <w:r>
+        <w:t>ngineering</w:t>
+      </w:r>
+    </w:p>
+    <w:p>
+      <w:pPr>
         <w:spacing w:line="284" w:lineRule="exact"/>
         <w:jc w:val="both"/>
       </w:pPr>
       <w:r>
-        <w:t>2.3 Feature engineering</w:t>
+        <w:t>Feature engineering focused on capturing early player behavior during the OP. Both basic and advanced behavioral features were created, including session counts, score statistics, and measures of engagement. In total, 34 features were generated.</w:t>
       </w:r>
     </w:p>
     <w:p>
@@ -1362,7 +893,7 @@
         <w:jc w:val="both"/>
       </w:pPr>
       <w:r>
-        <w:t>Feature engineering focused on capturing early player behavior during the OP. Both basic and advanced behavioral features were created, including session counts, score statistics, and measures of engagement. In total, 34 features were generated.</w:t>
+        <w:t xml:space="preserve">Feature selection proceeded through several stages. Low-variance filtering showed that all features exceeded the 1% variance threshold. Correlation analysis identified 13 feature pairs with correlations above 0.9; features with lower importance (based on Random Forest rankings) were removed from these pairs. </w:t>
       </w:r>
     </w:p>
     <w:p>
@@ -1370,12 +901,13 @@
         <w:spacing w:line="284" w:lineRule="exact"/>
         <w:jc w:val="both"/>
       </w:pPr>
-      <w:r>
-        <w:t xml:space="preserve">Feature selection proceeded through several stages. Low-variance filtering showed that all features exceeded the 1% variance threshold. Correlation analysis identified 13 feature pairs </w:t>
-      </w:r>
-      <w:r>
-        <w:lastRenderedPageBreak/>
-        <w:t xml:space="preserve">with correlations above 0.9; features with lower importance (based on Random Forest rankings) were removed from these pairs. </w:t>
+    </w:p>
+    <w:p>
+      <w:pPr>
+        <w:pStyle w:val="Heading3"/>
+      </w:pPr>
+      <w:r>
+        <w:t>2.4 Models training</w:t>
       </w:r>
     </w:p>
     <w:p>
@@ -1384,7 +916,11 @@
         <w:jc w:val="both"/>
       </w:pPr>
       <w:r>
-        <w:t>2.4 Models training</w:t>
+        <w:t xml:space="preserve">The dataset exhibited substantial class imbalance. For OP = 7 and CP = 14, churners accounted for 93% of the labeled data. Applying SMOTE to the entire dataset would produce excessive synthetic samples, potentially distorting the true data distribution. To mitigate this issue, </w:t>
+      </w:r>
+      <w:r>
+        <w:lastRenderedPageBreak/>
+        <w:t>SMOTE was applied to only half of the data, yielding a more balanced distribution of 60% churn vs. 40% non-churn.</w:t>
       </w:r>
     </w:p>
     <w:p>
@@ -1393,50 +929,93 @@
         <w:jc w:val="both"/>
       </w:pPr>
       <w:r>
-        <w:t>The dataset exhibited substantial class imbalance. For OP = 7 and CP = 14, churners accounted for 93% of the labeled data. Applying SMOTE to the entire dataset would produce excessive synthetic samples, potentially distorting the true data distribution. To mitigate this issue, SMOTE was applied to only half of the data, yielding a more balanced distribution of 60% churn vs. 40% non-churn.</w:t>
-      </w:r>
-    </w:p>
-    <w:p>
-      <w:pPr>
+        <w:t xml:space="preserve">The data was then split into training and test sets, and models were evaluated using five-fold cross-validation. Three models were selected for training: </w:t>
+      </w:r>
+    </w:p>
+    <w:p>
+      <w:pPr>
+        <w:pStyle w:val="ListParagraph"/>
+        <w:numPr>
+          <w:ilvl w:val="0"/>
+          <w:numId w:val="16"/>
+        </w:numPr>
         <w:spacing w:line="284" w:lineRule="exact"/>
         <w:jc w:val="both"/>
       </w:pPr>
       <w:r>
-        <w:t xml:space="preserve">The data was then split into training and test sets, and models were evaluated using five-fold cross-validation. Three models were selected for training: Random Forest, </w:t>
-      </w:r>
-      <w:proofErr w:type="spellStart"/>
-      <w:r>
-        <w:t>XGBoost</w:t>
-      </w:r>
-      <w:proofErr w:type="spellEnd"/>
-      <w:r>
-        <w:t xml:space="preserve">, and </w:t>
-      </w:r>
-      <w:proofErr w:type="spellStart"/>
-      <w:r>
-        <w:t>CatBoost</w:t>
-      </w:r>
-      <w:proofErr w:type="spellEnd"/>
-      <w:r>
-        <w:t>. These models were chosen due to their strong performance on tabular data and their ability to capture non-linear relationships.</w:t>
-      </w:r>
-    </w:p>
-    <w:p>
-      <w:pPr>
+        <w:rPr>
+          <w:b/>
+          <w:bCs/>
+        </w:rPr>
+        <w:t>Random Fores</w:t>
+      </w:r>
+      <w:r>
+        <w:rPr>
+          <w:b/>
+          <w:bCs/>
+        </w:rPr>
+        <w:t>t:</w:t>
+      </w:r>
+      <w:r>
+        <w:t xml:space="preserve"> </w:t>
+      </w:r>
+      <w:r>
+        <w:t>A Random Forest is an ensemble of decision trees where each tree is trained on a bootstrapped sample of the data, and predictions are made through majority voting across trees (Breiman, 2001)</w:t>
+      </w:r>
+    </w:p>
+    <w:p>
+      <w:pPr>
+        <w:pStyle w:val="ListParagraph"/>
+        <w:numPr>
+          <w:ilvl w:val="0"/>
+          <w:numId w:val="16"/>
+        </w:numPr>
         <w:spacing w:line="284" w:lineRule="exact"/>
         <w:jc w:val="both"/>
       </w:pPr>
       <w:r>
-        <w:t>2.5 Test OP/CP Combination</w:t>
-      </w:r>
-    </w:p>
-    <w:p>
-      <w:pPr>
+        <w:rPr>
+          <w:b/>
+          <w:bCs/>
+        </w:rPr>
+        <w:t>XGBoost:</w:t>
+      </w:r>
+      <w:r>
+        <w:t xml:space="preserve"> </w:t>
+      </w:r>
+      <w:r>
+        <w:t>a gradient boosting framework that constructs trees sequentially, with each tree trained to reduce the residual errors left by the previous ensemble (Chen &amp; Guestrin, 2016).</w:t>
+      </w:r>
+    </w:p>
+    <w:p>
+      <w:pPr>
+        <w:pStyle w:val="ListParagraph"/>
+        <w:numPr>
+          <w:ilvl w:val="0"/>
+          <w:numId w:val="16"/>
+        </w:numPr>
         <w:spacing w:line="284" w:lineRule="exact"/>
         <w:jc w:val="both"/>
       </w:pPr>
       <w:r>
-        <w:t>To determine a suitable combination of OP and CP, several configurations ranging from (OP = 1, CP = 3) to (OP = 7, CP = 14) were evaluated using stratified five-fold cross-validation with cost-sensitive learning. The configuration (OP = 7, CP = 7) achieved the best results, with a ROC-AUC of 0.792 and a PR-AUC of 0.979, while maintaining a dataset of 25,956 samples and capturing 95% of true churners.</w:t>
+        <w:rPr>
+          <w:b/>
+          <w:bCs/>
+        </w:rPr>
+        <w:t>CatBoost</w:t>
+      </w:r>
+      <w:r>
+        <w:rPr>
+          <w:b/>
+          <w:bCs/>
+        </w:rPr>
+        <w:t>:</w:t>
+      </w:r>
+      <w:r>
+        <w:t xml:space="preserve"> </w:t>
+      </w:r>
+      <w:r>
+        <w:t>a gradient boosting algorithm designed to handle categorical features efficiently and reduce overfitting through ordered boosting and target statistics, leading to strong performance with minimal preprocessing (Dorogush, Ershov &amp; Gulin, 2018).</w:t>
       </w:r>
     </w:p>
     <w:p>
@@ -1445,7 +1024,7 @@
         <w:jc w:val="both"/>
       </w:pPr>
       <w:r>
-        <w:t>Although this configuration produced the strongest metrics, it also resulted in an extremely imbalanced dataset, where 95% of players were labeled as churners. Such imbalance can inflate performance artificially by allowing models to predict the majority class. Therefore, the second-best configuration, OP = 7 and CP = 14, was selected because it offered strong performance while maintaining a more realistic class distribution.</w:t>
+        <w:t>These models were chosen due to their strong performance on tabular data and their ability to capture non-linear relationships.</w:t>
       </w:r>
     </w:p>
     <w:p>
@@ -1453,8 +1032,19 @@
         <w:spacing w:line="284" w:lineRule="exact"/>
         <w:jc w:val="both"/>
       </w:pPr>
-      <w:r>
-        <w:t>2.5. Hyperparameter Tuning</w:t>
+    </w:p>
+    <w:p>
+      <w:pPr>
+        <w:pStyle w:val="Heading3"/>
+      </w:pPr>
+      <w:r>
+        <w:t>2.</w:t>
+      </w:r>
+      <w:r>
+        <w:t>5</w:t>
+      </w:r>
+      <w:r>
+        <w:t xml:space="preserve"> Hyperparameter Tuning</w:t>
       </w:r>
     </w:p>
     <w:p>
@@ -1471,14 +1061,28 @@
         <w:spacing w:line="284" w:lineRule="exact"/>
         <w:jc w:val="both"/>
       </w:pPr>
-      <w:r>
-        <w:t>2.6 Evaluation</w:t>
-      </w:r>
-      <w:r>
-        <w:t xml:space="preserve"> and</w:t>
+    </w:p>
+    <w:p>
+      <w:pPr>
+        <w:pStyle w:val="Heading3"/>
+      </w:pPr>
+      <w:r>
+        <w:t>2.</w:t>
+      </w:r>
+      <w:r>
+        <w:t>6</w:t>
+      </w:r>
+      <w:r>
+        <w:t xml:space="preserve"> Evaluation</w:t>
+      </w:r>
+      <w:r>
+        <w:t>,</w:t>
       </w:r>
       <w:r>
         <w:t xml:space="preserve"> Error Analysis</w:t>
+      </w:r>
+      <w:r>
+        <w:t>, and SHAP Analysis</w:t>
       </w:r>
     </w:p>
     <w:p>
@@ -1487,7 +1091,10 @@
         <w:jc w:val="both"/>
       </w:pPr>
       <w:r>
-        <w:t>Model evaluation considered accuracy, precision, recall, F1-score, ROC-AUC, and PR-AUC. Error analysis showed that most misclassifications occurred among borderline cases, particularly players with minimal or inconsistent activity during the CP.</w:t>
+        <w:t xml:space="preserve">Model evaluation considered accuracy, precision, recall, F1-score, ROC-AUC, and PR-AUC. </w:t>
+      </w:r>
+      <w:r>
+        <w:t>SHAP Analysis is then performed on the best-performing model.</w:t>
       </w:r>
     </w:p>
     <w:p>
@@ -1499,67 +1106,1465 @@
     <w:p>
       <w:pPr>
         <w:pStyle w:val="Heading2"/>
-        <w:numPr>
-          <w:ilvl w:val="0"/>
-          <w:numId w:val="4"/>
-        </w:numPr>
-        <w:spacing w:after="100" w:afterAutospacing="1"/>
-      </w:pPr>
-      <w:r>
-        <w:t>R</w:t>
-      </w:r>
-      <w:r>
-        <w:t>esults</w:t>
-      </w:r>
-    </w:p>
-    <w:p>
-      <w:r>
-        <w:t>Random Forest achieved an accuracy of 0.941452, a precision of 0.950408, a recall of 0.962389, an F1-score of 0.956361, a ROC-AUC of 0.975839, and a PR-AUC of 0.984786.</w:t>
-      </w:r>
-      <w:r>
-        <w:br/>
-      </w:r>
-      <w:proofErr w:type="spellStart"/>
-      <w:r>
-        <w:t>XGBoost</w:t>
-      </w:r>
-      <w:proofErr w:type="spellEnd"/>
-      <w:r>
-        <w:t xml:space="preserve"> achieved an accuracy of 0.951095, a precision of 0.955876, a recall of 0.971482, an F1-score of 0.963616, a ROC-AUC of 0.975531, and a PR-AUC of 0.980715.</w:t>
-      </w:r>
-      <w:r>
-        <w:br/>
-      </w:r>
-      <w:proofErr w:type="spellStart"/>
-      <w:r>
-        <w:t>CatBoost</w:t>
-      </w:r>
-      <w:proofErr w:type="spellEnd"/>
-      <w:r>
-        <w:t xml:space="preserve"> achieved an accuracy of 0.953024, a precision of 0.961997, a recall of 0.967762, an F1-score of 0.964871, a ROC-AUC of 0.975458, and a PR-AUC of 0.980830.</w:t>
-      </w:r>
-    </w:p>
-    <w:p>
-      <w:pPr>
-        <w:tabs>
-          <w:tab w:val="left" w:pos="1037"/>
-          <w:tab w:val="left" w:pos="1038"/>
-        </w:tabs>
-        <w:rPr>
-          <w:spacing w:val="13"/>
-        </w:rPr>
-      </w:pPr>
-      <w:bookmarkStart w:id="5" w:name="Discussion"/>
-      <w:bookmarkEnd w:id="5"/>
+      </w:pPr>
+      <w:r>
+        <w:t xml:space="preserve">3. </w:t>
+      </w:r>
+      <w:r>
+        <w:t>Results</w:t>
+      </w:r>
+    </w:p>
+    <w:p>
+      <w:pPr>
+        <w:pStyle w:val="Heading3"/>
+      </w:pPr>
+      <w:r>
+        <w:t>3.1 Test OP/CP Combination</w:t>
+      </w:r>
+    </w:p>
+    <w:p>
+      <w:pPr>
+        <w:spacing w:line="284" w:lineRule="exact"/>
+        <w:jc w:val="both"/>
+      </w:pPr>
+      <w:r>
+        <w:t xml:space="preserve">To determine a suitable combination of OP and CP, several configurations ranging from (OP = 1, CP = 3) to (OP = 7, CP = 14) were evaluated using stratified five-fold cross-validation with cost-sensitive learning. </w:t>
+      </w:r>
+    </w:p>
+    <w:p>
+      <w:pPr>
+        <w:spacing w:line="284" w:lineRule="exact"/>
+        <w:jc w:val="both"/>
+      </w:pPr>
+      <w:r>
+        <w:t>The configuration (OP = 7, CP = 7) achieved the best results, with a ROC-AUC of 0.792 and a PR-AUC of 0.979, while maintaining a dataset of 25,956 samples and capturing 95% of true churners.</w:t>
+      </w:r>
+      <w:r>
+        <w:t xml:space="preserve"> </w:t>
+      </w:r>
+      <w:r>
+        <w:t>Although this configuration produced the strongest metrics, it also resulted in an extremely imbalanced dataset, where 95% of players were labeled as churners. Such imbalance can inflate performance artificially by allowing models to predict the majority class. Therefore, the second-best configuration, OP = 7 and CP = 14, was selected because it offered strong performance while maintaining a more realistic class distribution.</w:t>
+      </w:r>
+    </w:p>
+    <w:p/>
+    <w:p>
+      <w:pPr>
+        <w:pStyle w:val="Heading3"/>
+      </w:pPr>
+      <w:r>
+        <w:t>3.</w:t>
+      </w:r>
+      <w:r>
+        <w:t>2</w:t>
+      </w:r>
+      <w:r>
+        <w:t xml:space="preserve"> Model Comparison</w:t>
+      </w:r>
+      <w:r>
+        <w:t xml:space="preserve"> (after tuning)</w:t>
+      </w:r>
+    </w:p>
+    <w:p>
+      <w:pPr>
+        <w:spacing w:line="276" w:lineRule="auto"/>
+        <w:jc w:val="both"/>
+      </w:pPr>
+      <w:r>
+        <w:t>Overall, t</w:t>
+      </w:r>
+      <w:r>
+        <w:t>he evaluation of three ensemble learning models</w:t>
+      </w:r>
+      <w:r>
+        <w:t xml:space="preserve">, </w:t>
+      </w:r>
+      <w:r>
+        <w:t>Random Forest, XGBoost, and CatBoost</w:t>
+      </w:r>
+      <w:r>
+        <w:t xml:space="preserve">, </w:t>
+      </w:r>
+      <w:r>
+        <w:t xml:space="preserve">demonstrates consistently strong performance across all key metrics, with only subtle differences distinguishing them. </w:t>
+      </w:r>
+      <w:r>
+        <w:t>The comparison is visualized in Figure 1.</w:t>
+      </w:r>
+      <w:r>
+        <w:t xml:space="preserve"> </w:t>
+      </w:r>
+      <w:r>
+        <w:t>Error analysis showed that most misclassifications occurred among borderline cases, particularly players with minimal or inconsistent activity during the CP.</w:t>
+      </w:r>
+    </w:p>
+    <w:p>
+      <w:pPr>
+        <w:spacing w:line="276" w:lineRule="auto"/>
+        <w:jc w:val="both"/>
+      </w:pPr>
+      <w:r>
+        <w:t>Random Forest achieved an accuracy of 0.941, precision of 0.950, and recall of 0.962, resulting in an F1-score of 0.956. Its ROC-AUC of 0.976 and PR-AUC of 0.985 highlight excelle</w:t>
+      </w:r>
+      <w:r>
+        <w:t>nt</w:t>
+      </w:r>
+      <w:r>
+        <w:t xml:space="preserve"> discriminative ability and precision-recall balance</w:t>
+      </w:r>
+      <w:r>
+        <w:t>. This</w:t>
+      </w:r>
+      <w:r>
+        <w:t xml:space="preserve"> confirm</w:t>
+      </w:r>
+      <w:r>
+        <w:t>s</w:t>
+      </w:r>
+      <w:r>
+        <w:t xml:space="preserve"> that the model is highly effective at correctly identifying positive cases while minimizing false positives.</w:t>
+      </w:r>
+    </w:p>
+    <w:p>
+      <w:pPr>
+        <w:spacing w:line="276" w:lineRule="auto"/>
+        <w:jc w:val="both"/>
+      </w:pPr>
+      <w:r>
+        <w:t xml:space="preserve">XGBoost slightly outperformed Random Forest in overall accuracy (0.951) and recall (0.971), leading to a higher F1-score of 0.964. Its ROC-AUC of 0.976 and PR-AUC of 0.981 indicate robust classification power, though its PR-AUC is marginally lower than Random Forest’s. This suggests XGBoost is particularly strong at capturing true positives, making it well-suited for </w:t>
+      </w:r>
+      <w:r>
+        <w:lastRenderedPageBreak/>
+        <w:t>tasks where recall is critical.</w:t>
+      </w:r>
+    </w:p>
+    <w:p>
+      <w:pPr>
+        <w:spacing w:line="276" w:lineRule="auto"/>
+        <w:jc w:val="both"/>
+      </w:pPr>
+      <w:r>
+        <w:rPr>
+          <w:noProof/>
+        </w:rPr>
+        <w:drawing>
+          <wp:anchor distT="0" distB="0" distL="114300" distR="114300" simplePos="0" relativeHeight="251665920" behindDoc="1" locked="0" layoutInCell="1" allowOverlap="1" wp14:anchorId="1646CC7D" wp14:editId="27158DE9">
+            <wp:simplePos x="0" y="0"/>
+            <wp:positionH relativeFrom="column">
+              <wp:posOffset>293370</wp:posOffset>
+            </wp:positionH>
+            <wp:positionV relativeFrom="paragraph">
+              <wp:posOffset>921385</wp:posOffset>
+            </wp:positionV>
+            <wp:extent cx="4876165" cy="2066290"/>
+            <wp:effectExtent l="0" t="0" r="635" b="0"/>
+            <wp:wrapTight wrapText="bothSides">
+              <wp:wrapPolygon edited="0">
+                <wp:start x="0" y="0"/>
+                <wp:lineTo x="0" y="21308"/>
+                <wp:lineTo x="21518" y="21308"/>
+                <wp:lineTo x="21518" y="0"/>
+                <wp:lineTo x="0" y="0"/>
+              </wp:wrapPolygon>
+            </wp:wrapTight>
+            <wp:docPr id="384054656" name="Picture 1" descr="A graph of different colored bars&#10;&#10;AI-generated content may be incorrect."/>
+            <wp:cNvGraphicFramePr>
+              <a:graphicFrameLocks xmlns:a="http://schemas.openxmlformats.org/drawingml/2006/main" noChangeAspect="1"/>
+            </wp:cNvGraphicFramePr>
+            <a:graphic xmlns:a="http://schemas.openxmlformats.org/drawingml/2006/main">
+              <a:graphicData uri="http://schemas.openxmlformats.org/drawingml/2006/picture">
+                <pic:pic xmlns:pic="http://schemas.openxmlformats.org/drawingml/2006/picture">
+                  <pic:nvPicPr>
+                    <pic:cNvPr id="384054656" name="Picture 1" descr="A graph of different colored bars&#10;&#10;AI-generated content may be incorrect."/>
+                    <pic:cNvPicPr/>
+                  </pic:nvPicPr>
+                  <pic:blipFill>
+                    <a:blip r:embed="rId17" cstate="print">
+                      <a:extLst>
+                        <a:ext uri="{28A0092B-C50C-407E-A947-70E740481C1C}">
+                          <a14:useLocalDpi xmlns:a14="http://schemas.microsoft.com/office/drawing/2010/main" val="0"/>
+                        </a:ext>
+                      </a:extLst>
+                    </a:blip>
+                    <a:stretch>
+                      <a:fillRect/>
+                    </a:stretch>
+                  </pic:blipFill>
+                  <pic:spPr>
+                    <a:xfrm>
+                      <a:off x="0" y="0"/>
+                      <a:ext cx="4876165" cy="2066290"/>
+                    </a:xfrm>
+                    <a:prstGeom prst="rect">
+                      <a:avLst/>
+                    </a:prstGeom>
+                  </pic:spPr>
+                </pic:pic>
+              </a:graphicData>
+            </a:graphic>
+            <wp14:sizeRelH relativeFrom="margin">
+              <wp14:pctWidth>0</wp14:pctWidth>
+            </wp14:sizeRelH>
+            <wp14:sizeRelV relativeFrom="margin">
+              <wp14:pctHeight>0</wp14:pctHeight>
+            </wp14:sizeRelV>
+          </wp:anchor>
+        </w:drawing>
+      </w:r>
+      <w:r>
+        <w:t xml:space="preserve">CatBoost delivered the highest accuracy (0.953) and precision (0.962), with a recall of 0.968 and an F1-score of 0.965. Its ROC-AUC (0.975) and PR-AUC (0.981) are nearly identical to XGBoost, reflecting balanced performance. Overall, all three models demonstrate excellent reliability, with CatBoost showing a slight edge in accuracy and </w:t>
+      </w:r>
+      <w:r>
+        <w:t>F1</w:t>
+      </w:r>
+      <w:r>
+        <w:t>-score</w:t>
+      </w:r>
+      <w:r>
+        <w:t>; hence, it is selected as the best-performing model.</w:t>
+      </w:r>
+    </w:p>
+    <w:p>
+      <w:pPr>
+        <w:jc w:val="both"/>
+      </w:pPr>
+      <w:r>
+        <w:rPr>
+          <w:noProof/>
+        </w:rPr>
+        <mc:AlternateContent>
+          <mc:Choice Requires="wps">
+            <w:drawing>
+              <wp:anchor distT="0" distB="0" distL="114300" distR="114300" simplePos="0" relativeHeight="251667968" behindDoc="0" locked="0" layoutInCell="1" allowOverlap="1" wp14:anchorId="676EB54F" wp14:editId="676CD427">
+                <wp:simplePos x="0" y="0"/>
+                <wp:positionH relativeFrom="column">
+                  <wp:posOffset>-1270</wp:posOffset>
+                </wp:positionH>
+                <wp:positionV relativeFrom="paragraph">
+                  <wp:posOffset>2106860</wp:posOffset>
+                </wp:positionV>
+                <wp:extent cx="5429250" cy="136525"/>
+                <wp:effectExtent l="0" t="0" r="0" b="0"/>
+                <wp:wrapSquare wrapText="bothSides"/>
+                <wp:docPr id="893982648" name="Text Box 1"/>
+                <wp:cNvGraphicFramePr/>
+                <a:graphic xmlns:a="http://schemas.openxmlformats.org/drawingml/2006/main">
+                  <a:graphicData uri="http://schemas.microsoft.com/office/word/2010/wordprocessingShape">
+                    <wps:wsp>
+                      <wps:cNvSpPr txBox="1"/>
+                      <wps:spPr>
+                        <a:xfrm>
+                          <a:off x="0" y="0"/>
+                          <a:ext cx="5429250" cy="136525"/>
+                        </a:xfrm>
+                        <a:prstGeom prst="rect">
+                          <a:avLst/>
+                        </a:prstGeom>
+                        <a:solidFill>
+                          <a:prstClr val="white"/>
+                        </a:solidFill>
+                        <a:ln>
+                          <a:noFill/>
+                        </a:ln>
+                      </wps:spPr>
+                      <wps:txbx>
+                        <w:txbxContent>
+                          <w:p>
+                            <w:pPr>
+                              <w:pStyle w:val="Caption"/>
+                              <w:jc w:val="center"/>
+                              <w:rPr>
+                                <w:color w:val="auto"/>
+                                <w:sz w:val="22"/>
+                                <w:szCs w:val="22"/>
+                              </w:rPr>
+                            </w:pPr>
+                            <w:r>
+                              <w:rPr>
+                                <w:color w:val="auto"/>
+                              </w:rPr>
+                              <w:t xml:space="preserve">Figure </w:t>
+                            </w:r>
+                            <w:r>
+                              <w:rPr>
+                                <w:color w:val="auto"/>
+                              </w:rPr>
+                              <w:fldChar w:fldCharType="begin"/>
+                            </w:r>
+                            <w:r>
+                              <w:rPr>
+                                <w:color w:val="auto"/>
+                              </w:rPr>
+                              <w:instrText xml:space="preserve"> SEQ Figure \* ARABIC </w:instrText>
+                            </w:r>
+                            <w:r>
+                              <w:rPr>
+                                <w:color w:val="auto"/>
+                              </w:rPr>
+                              <w:fldChar w:fldCharType="separate"/>
+                            </w:r>
+                            <w:r>
+                              <w:rPr>
+                                <w:noProof/>
+                                <w:color w:val="auto"/>
+                              </w:rPr>
+                              <w:t>1</w:t>
+                            </w:r>
+                            <w:r>
+                              <w:rPr>
+                                <w:color w:val="auto"/>
+                              </w:rPr>
+                              <w:fldChar w:fldCharType="end"/>
+                            </w:r>
+                            <w:r>
+                              <w:rPr>
+                                <w:color w:val="auto"/>
+                              </w:rPr>
+                              <w:t>: Model Comparison</w:t>
+                            </w:r>
+                          </w:p>
+                        </w:txbxContent>
+                      </wps:txbx>
+                      <wps:bodyPr rot="0" spcFirstLastPara="0" vertOverflow="overflow" horzOverflow="overflow" vert="horz" wrap="square" lIns="0" tIns="0" rIns="0" bIns="0" numCol="1" spcCol="0" rtlCol="0" fromWordArt="0" anchor="t" anchorCtr="0" forceAA="0" compatLnSpc="1">
+                        <a:prstTxWarp prst="textNoShape">
+                          <a:avLst/>
+                        </a:prstTxWarp>
+                        <a:noAutofit/>
+                      </wps:bodyPr>
+                    </wps:wsp>
+                  </a:graphicData>
+                </a:graphic>
+                <wp14:sizeRelV relativeFrom="margin">
+                  <wp14:pctHeight>0</wp14:pctHeight>
+                </wp14:sizeRelV>
+              </wp:anchor>
+            </w:drawing>
+          </mc:Choice>
+          <mc:Fallback>
+            <w:pict>
+              <v:shapetype w14:anchorId="676EB54F" id="_x0000_t202" coordsize="21600,21600" o:spt="202" path="m,l,21600r21600,l21600,xe">
+                <v:stroke joinstyle="miter"/>
+                <v:path gradientshapeok="t" o:connecttype="rect"/>
+              </v:shapetype>
+              <v:shape id="Text Box 1" o:spid="_x0000_s1026" type="#_x0000_t202" style="position:absolute;left:0;text-align:left;margin-left:-.1pt;margin-top:165.9pt;width:427.5pt;height:10.75pt;z-index:251667968;visibility:visible;mso-wrap-style:square;mso-height-percent:0;mso-wrap-distance-left:9pt;mso-wrap-distance-top:0;mso-wrap-distance-right:9pt;mso-wrap-distance-bottom:0;mso-position-horizontal:absolute;mso-position-horizontal-relative:text;mso-position-vertical:absolute;mso-position-vertical-relative:text;mso-height-percent:0;mso-height-relative:margin;v-text-anchor:top" o:gfxdata="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" stroked="f">
+                <v:textbox inset="0,0,0,0">
+                  <w:txbxContent>
+                    <w:p>
+                      <w:pPr>
+                        <w:pStyle w:val="Caption"/>
+                        <w:jc w:val="center"/>
+                        <w:rPr>
+                          <w:color w:val="auto"/>
+                          <w:sz w:val="22"/>
+                          <w:szCs w:val="22"/>
+                        </w:rPr>
+                      </w:pPr>
+                      <w:r>
+                        <w:rPr>
+                          <w:color w:val="auto"/>
+                        </w:rPr>
+                        <w:t xml:space="preserve">Figure </w:t>
+                      </w:r>
+                      <w:r>
+                        <w:rPr>
+                          <w:color w:val="auto"/>
+                        </w:rPr>
+                        <w:fldChar w:fldCharType="begin"/>
+                      </w:r>
+                      <w:r>
+                        <w:rPr>
+                          <w:color w:val="auto"/>
+                        </w:rPr>
+                        <w:instrText xml:space="preserve"> SEQ Figure \* ARABIC </w:instrText>
+                      </w:r>
+                      <w:r>
+                        <w:rPr>
+                          <w:color w:val="auto"/>
+                        </w:rPr>
+                        <w:fldChar w:fldCharType="separate"/>
+                      </w:r>
+                      <w:r>
+                        <w:rPr>
+                          <w:noProof/>
+                          <w:color w:val="auto"/>
+                        </w:rPr>
+                        <w:t>1</w:t>
+                      </w:r>
+                      <w:r>
+                        <w:rPr>
+                          <w:color w:val="auto"/>
+                        </w:rPr>
+                        <w:fldChar w:fldCharType="end"/>
+                      </w:r>
+                      <w:r>
+                        <w:rPr>
+                          <w:color w:val="auto"/>
+                        </w:rPr>
+                        <w:t>: Model Comparison</w:t>
+                      </w:r>
+                    </w:p>
+                  </w:txbxContent>
+                </v:textbox>
+                <w10:wrap type="square"/>
+              </v:shape>
+            </w:pict>
+          </mc:Fallback>
+        </mc:AlternateContent>
+      </w:r>
+    </w:p>
+    <w:p>
+      <w:pPr>
+        <w:pStyle w:val="Heading3"/>
+      </w:pPr>
+    </w:p>
+    <w:p>
+      <w:pPr>
+        <w:pStyle w:val="Heading3"/>
+      </w:pPr>
+    </w:p>
+    <w:p>
+      <w:pPr>
+        <w:pStyle w:val="Heading3"/>
+      </w:pPr>
+    </w:p>
+    <w:p>
+      <w:pPr>
+        <w:pStyle w:val="Heading3"/>
+      </w:pPr>
+    </w:p>
+    <w:p>
+      <w:pPr>
+        <w:pStyle w:val="Heading3"/>
+      </w:pPr>
+    </w:p>
+    <w:p>
+      <w:pPr>
+        <w:pStyle w:val="Heading3"/>
+      </w:pPr>
+    </w:p>
+    <w:p>
+      <w:pPr>
+        <w:pStyle w:val="Heading3"/>
+      </w:pPr>
+    </w:p>
+    <w:p>
+      <w:pPr>
+        <w:pStyle w:val="Heading3"/>
+      </w:pPr>
+    </w:p>
+    <w:p>
+      <w:pPr>
+        <w:pStyle w:val="Heading3"/>
+      </w:pPr>
+    </w:p>
+    <w:p>
+      <w:pPr>
+        <w:pStyle w:val="Heading3"/>
+      </w:pPr>
+      <w:r>
+        <w:t>3.3 Best Parameters</w:t>
+      </w:r>
+    </w:p>
+    <w:p>
+      <w:r>
+        <w:t>The best parameter of the best-performing model is shown in the table below.</w:t>
+      </w:r>
+    </w:p>
+    <w:p/>
+    <w:tbl>
+      <w:tblPr>
+        <w:tblStyle w:val="TableGrid"/>
+        <w:tblW w:w="0" w:type="auto"/>
+        <w:jc w:val="center"/>
+        <w:tblLook w:val="04A0" w:firstRow="1" w:lastRow="0" w:firstColumn="1" w:lastColumn="0" w:noHBand="0" w:noVBand="1"/>
+      </w:tblPr>
+      <w:tblGrid>
+        <w:gridCol w:w="3788"/>
+        <w:gridCol w:w="3788"/>
+      </w:tblGrid>
+      <w:tr>
+        <w:trPr>
+          <w:trHeight w:val="240"/>
+          <w:jc w:val="center"/>
+        </w:trPr>
+        <w:tc>
+          <w:tcPr>
+            <w:tcW w:w="3788" w:type="dxa"/>
+          </w:tcPr>
+          <w:p>
+            <w:pPr>
+              <w:jc w:val="center"/>
+              <w:rPr>
+                <w:b/>
+                <w:bCs/>
+              </w:rPr>
+            </w:pPr>
+            <w:r>
+              <w:rPr>
+                <w:b/>
+                <w:bCs/>
+              </w:rPr>
+              <w:t>Model</w:t>
+            </w:r>
+          </w:p>
+        </w:tc>
+        <w:tc>
+          <w:tcPr>
+            <w:tcW w:w="3788" w:type="dxa"/>
+          </w:tcPr>
+          <w:p>
+            <w:pPr>
+              <w:jc w:val="center"/>
+              <w:rPr>
+                <w:b/>
+                <w:bCs/>
+              </w:rPr>
+            </w:pPr>
+            <w:r>
+              <w:rPr>
+                <w:b/>
+                <w:bCs/>
+              </w:rPr>
+              <w:t>Parameter</w:t>
+            </w:r>
+          </w:p>
+        </w:tc>
+      </w:tr>
+      <w:tr>
+        <w:trPr>
+          <w:trHeight w:val="1469"/>
+          <w:jc w:val="center"/>
+        </w:trPr>
+        <w:tc>
+          <w:tcPr>
+            <w:tcW w:w="3788" w:type="dxa"/>
+            <w:vAlign w:val="center"/>
+          </w:tcPr>
+          <w:p>
+            <w:pPr>
+              <w:jc w:val="center"/>
+            </w:pPr>
+            <w:r>
+              <w:t>Cat</w:t>
+            </w:r>
+            <w:r>
+              <w:t>boost</w:t>
+            </w:r>
+          </w:p>
+        </w:tc>
+        <w:tc>
+          <w:tcPr>
+            <w:tcW w:w="3788" w:type="dxa"/>
+          </w:tcPr>
+          <w:p>
+            <w:pPr>
+              <w:jc w:val="center"/>
+            </w:pPr>
+            <w:r>
+              <w:t>learning_rate       : 0.1</w:t>
+            </w:r>
+          </w:p>
+          <w:p>
+            <w:pPr>
+              <w:jc w:val="center"/>
+            </w:pPr>
+            <w:r>
+              <w:t>l2_leaf_reg         : 1</w:t>
+            </w:r>
+          </w:p>
+          <w:p>
+            <w:pPr>
+              <w:jc w:val="center"/>
+            </w:pPr>
+            <w:r>
+              <w:t>iterations          : 400</w:t>
+            </w:r>
+          </w:p>
+          <w:p>
+            <w:pPr>
+              <w:jc w:val="center"/>
+            </w:pPr>
+            <w:r>
+              <w:t>depth               : 11</w:t>
+            </w:r>
+          </w:p>
+          <w:p>
+            <w:pPr>
+              <w:jc w:val="center"/>
+            </w:pPr>
+            <w:r>
+              <w:t>border_count        : 64</w:t>
+            </w:r>
+          </w:p>
+          <w:p>
+            <w:pPr>
+              <w:jc w:val="center"/>
+            </w:pPr>
+            <w:r>
+              <w:t>bagging_temperature : 0</w:t>
+            </w:r>
+          </w:p>
+        </w:tc>
+      </w:tr>
+    </w:tbl>
+    <w:p/>
+    <w:p>
+      <w:pPr>
+        <w:pStyle w:val="Heading3"/>
+      </w:pPr>
+      <w:r>
+        <w:t>3.</w:t>
+      </w:r>
+      <w:r>
+        <w:t>4</w:t>
+      </w:r>
+      <w:r>
+        <w:t xml:space="preserve"> </w:t>
+      </w:r>
+      <w:r>
+        <w:t>SHAP Analysis</w:t>
+      </w:r>
+    </w:p>
+    <w:p>
+      <w:pPr>
+        <w:spacing w:line="276" w:lineRule="auto"/>
+        <w:jc w:val="both"/>
+      </w:pPr>
+      <w:r>
+        <w:t xml:space="preserve">Aligning with the above findings, </w:t>
+      </w:r>
+      <w:r>
+        <w:t>S</w:t>
+      </w:r>
+      <w:r>
+        <w:t xml:space="preserve">HAP analysis </w:t>
+      </w:r>
+      <w:r>
+        <w:t xml:space="preserve">is </w:t>
+      </w:r>
+      <w:r>
+        <w:t xml:space="preserve">then </w:t>
+      </w:r>
+      <w:r>
+        <w:t xml:space="preserve">performed on </w:t>
+      </w:r>
+      <w:r>
+        <w:t>Catboost model’s</w:t>
+      </w:r>
+      <w:r>
+        <w:t xml:space="preserve"> </w:t>
+      </w:r>
+      <w:r>
+        <w:t>result</w:t>
+      </w:r>
+      <w:r>
+        <w:t xml:space="preserve">. </w:t>
+      </w:r>
+      <w:r>
+        <w:t xml:space="preserve">Figure </w:t>
+      </w:r>
+      <w:r>
+        <w:t>2</w:t>
+      </w:r>
+      <w:r>
+        <w:t xml:space="preserve"> shows</w:t>
+      </w:r>
+      <w:r>
+        <w:t xml:space="preserve"> the top </w:t>
+      </w:r>
+      <w:r>
+        <w:t xml:space="preserve">10 </w:t>
+      </w:r>
+      <w:r>
+        <w:t>features distributional impact</w:t>
+      </w:r>
+      <w:r>
+        <w:t xml:space="preserve">, while Figure </w:t>
+      </w:r>
+      <w:r>
+        <w:t>3</w:t>
+      </w:r>
+      <w:r>
+        <w:t xml:space="preserve"> demons</w:t>
+      </w:r>
+      <w:r>
+        <w:t xml:space="preserve">trates </w:t>
+      </w:r>
+      <w:r>
+        <w:t>their importance values and rankings.</w:t>
+      </w:r>
+    </w:p>
+    <w:p>
+      <w:pPr>
+        <w:spacing w:line="276" w:lineRule="auto"/>
+        <w:jc w:val="both"/>
+      </w:pPr>
+      <w:r>
+        <w:t xml:space="preserve">The features </w:t>
+      </w:r>
+      <w:r>
+        <w:rPr>
+          <w:i/>
+          <w:iCs/>
+        </w:rPr>
+        <w:t>weekend_ratio</w:t>
+      </w:r>
+      <w:r>
+        <w:t xml:space="preserve">, </w:t>
+      </w:r>
+      <w:r>
+        <w:rPr>
+          <w:i/>
+          <w:iCs/>
+        </w:rPr>
+        <w:t>night_play_ratio</w:t>
+      </w:r>
+      <w:r>
+        <w:t xml:space="preserve">, and </w:t>
+      </w:r>
+      <w:r>
+        <w:rPr>
+          <w:i/>
+          <w:iCs/>
+        </w:rPr>
+        <w:t>active_days_ratio</w:t>
+      </w:r>
+      <w:r>
+        <w:t xml:space="preserve"> emerge as the most influential, exhibiting large mean absolute SHAP values, wide horizontal dispersions, and clear color gradients. This combination indicates not only strong overall impact but also substantial variability in how these features affect different users. Temporal behavior indicators, such as </w:t>
+      </w:r>
+      <w:r>
+        <w:rPr>
+          <w:i/>
+          <w:iCs/>
+        </w:rPr>
+        <w:t>avg_hour_of_day</w:t>
+      </w:r>
+      <w:r>
+        <w:t xml:space="preserve"> and </w:t>
+      </w:r>
+      <w:r>
+        <w:rPr>
+          <w:i/>
+          <w:iCs/>
+        </w:rPr>
+        <w:t>peak_hour</w:t>
+      </w:r>
+      <w:r>
+        <w:t>, display consistent directional patterns, with higher values tending to push predictions upward and lower values pulling them downwar</w:t>
+      </w:r>
+      <w:r>
+        <w:t xml:space="preserve">d, </w:t>
+      </w:r>
+      <w:r>
+        <w:t xml:space="preserve">suggesting that later-day activity is particularly predictive of the target outcome. Features related to recency and behavioral diversity, including </w:t>
+      </w:r>
+      <w:r>
+        <w:rPr>
+          <w:i/>
+          <w:iCs/>
+        </w:rPr>
+        <w:t>recency_days</w:t>
+      </w:r>
+      <w:r>
+        <w:t xml:space="preserve"> and </w:t>
+      </w:r>
+      <w:r>
+        <w:rPr>
+          <w:i/>
+          <w:iCs/>
+        </w:rPr>
+        <w:t>hour_entropy</w:t>
+      </w:r>
+      <w:r>
+        <w:t xml:space="preserve">, show narrower spreads yet still provide meaningful and stable contributions, pointing to consistent patterns in user behavior. </w:t>
+      </w:r>
+      <w:r>
+        <w:t>Finally, engagement-volume and consistency features</w:t>
+      </w:r>
+      <w:r>
+        <w:t xml:space="preserve">, </w:t>
+      </w:r>
+      <w:r>
+        <w:t xml:space="preserve">such as </w:t>
+      </w:r>
+      <w:r>
+        <w:rPr>
+          <w:i/>
+          <w:iCs/>
+        </w:rPr>
+        <w:t>total_sessions</w:t>
+      </w:r>
+      <w:r>
+        <w:t xml:space="preserve">, </w:t>
+      </w:r>
+      <w:r>
+        <w:rPr>
+          <w:i/>
+          <w:iCs/>
+        </w:rPr>
+        <w:t>activity_days</w:t>
+      </w:r>
+      <w:r>
+        <w:t xml:space="preserve">, and </w:t>
+      </w:r>
+      <w:r>
+        <w:rPr>
+          <w:i/>
+          <w:iCs/>
+        </w:rPr>
+        <w:t>first_vs_avg_ratio</w:t>
+      </w:r>
+      <w:r>
+        <w:t xml:space="preserve">, </w:t>
+      </w:r>
+      <w:r>
+        <w:t>exert moderate but reliable influence, reflected in their more compact SHAP distributions. Together, these patterns highlight the multifaceted behavioral signals driving the model’s predictive decisions.</w:t>
+      </w:r>
+    </w:p>
+    <w:p>
+      <w:pPr>
+        <w:spacing w:line="276" w:lineRule="auto"/>
+        <w:jc w:val="both"/>
+      </w:pPr>
+    </w:p>
+    <w:p>
+      <w:pPr>
+        <w:spacing w:line="276" w:lineRule="auto"/>
+        <w:jc w:val="both"/>
+      </w:pPr>
+    </w:p>
+    <w:p>
+      <w:pPr>
+        <w:spacing w:line="276" w:lineRule="auto"/>
+        <w:jc w:val="both"/>
+      </w:pPr>
+    </w:p>
+    <w:p>
+      <w:pPr>
+        <w:spacing w:line="276" w:lineRule="auto"/>
+        <w:jc w:val="both"/>
+      </w:pPr>
+    </w:p>
+    <w:p>
+      <w:pPr>
+        <w:spacing w:line="276" w:lineRule="auto"/>
+        <w:jc w:val="both"/>
+      </w:pPr>
+    </w:p>
+    <w:p>
+      <w:pPr>
+        <w:spacing w:line="276" w:lineRule="auto"/>
+        <w:jc w:val="both"/>
+      </w:pPr>
+    </w:p>
+    <w:p>
+      <w:pPr>
+        <w:spacing w:line="276" w:lineRule="auto"/>
+        <w:jc w:val="both"/>
+      </w:pPr>
+    </w:p>
+    <w:p>
+      <w:pPr>
+        <w:spacing w:line="276" w:lineRule="auto"/>
+        <w:jc w:val="both"/>
+      </w:pPr>
+    </w:p>
+    <w:p>
+      <w:pPr>
+        <w:spacing w:line="276" w:lineRule="auto"/>
+        <w:jc w:val="both"/>
+      </w:pPr>
+      <w:r>
+        <w:rPr>
+          <w:noProof/>
+        </w:rPr>
+        <w:drawing>
+          <wp:anchor distT="0" distB="0" distL="114300" distR="114300" simplePos="0" relativeHeight="251663872" behindDoc="1" locked="0" layoutInCell="1" allowOverlap="1" wp14:anchorId="006D9BDC" wp14:editId="007B0C1A">
+            <wp:simplePos x="0" y="0"/>
+            <wp:positionH relativeFrom="column">
+              <wp:posOffset>3137465</wp:posOffset>
+            </wp:positionH>
+            <wp:positionV relativeFrom="paragraph">
+              <wp:posOffset>-24520</wp:posOffset>
+            </wp:positionV>
+            <wp:extent cx="2292985" cy="2728595"/>
+            <wp:effectExtent l="0" t="0" r="0" b="0"/>
+            <wp:wrapTight wrapText="bothSides">
+              <wp:wrapPolygon edited="0">
+                <wp:start x="0" y="0"/>
+                <wp:lineTo x="0" y="21414"/>
+                <wp:lineTo x="21355" y="21414"/>
+                <wp:lineTo x="21355" y="0"/>
+                <wp:lineTo x="0" y="0"/>
+              </wp:wrapPolygon>
+            </wp:wrapTight>
+            <wp:docPr id="1531348023" name="Picture 1" descr="A blue and white text&#10;&#10;AI-generated content may be incorrect."/>
+            <wp:cNvGraphicFramePr>
+              <a:graphicFrameLocks xmlns:a="http://schemas.openxmlformats.org/drawingml/2006/main" noChangeAspect="1"/>
+            </wp:cNvGraphicFramePr>
+            <a:graphic xmlns:a="http://schemas.openxmlformats.org/drawingml/2006/main">
+              <a:graphicData uri="http://schemas.openxmlformats.org/drawingml/2006/picture">
+                <pic:pic xmlns:pic="http://schemas.openxmlformats.org/drawingml/2006/picture">
+                  <pic:nvPicPr>
+                    <pic:cNvPr id="1531348023" name="Picture 1" descr="A blue and white text&#10;&#10;AI-generated content may be incorrect."/>
+                    <pic:cNvPicPr/>
+                  </pic:nvPicPr>
+                  <pic:blipFill>
+                    <a:blip r:embed="rId18" cstate="print">
+                      <a:extLst>
+                        <a:ext uri="{28A0092B-C50C-407E-A947-70E740481C1C}">
+                          <a14:useLocalDpi xmlns:a14="http://schemas.microsoft.com/office/drawing/2010/main" val="0"/>
+                        </a:ext>
+                      </a:extLst>
+                    </a:blip>
+                    <a:stretch>
+                      <a:fillRect/>
+                    </a:stretch>
+                  </pic:blipFill>
+                  <pic:spPr>
+                    <a:xfrm>
+                      <a:off x="0" y="0"/>
+                      <a:ext cx="2292985" cy="2728595"/>
+                    </a:xfrm>
+                    <a:prstGeom prst="rect">
+                      <a:avLst/>
+                    </a:prstGeom>
+                  </pic:spPr>
+                </pic:pic>
+              </a:graphicData>
+            </a:graphic>
+            <wp14:sizeRelH relativeFrom="margin">
+              <wp14:pctWidth>0</wp14:pctWidth>
+            </wp14:sizeRelH>
+            <wp14:sizeRelV relativeFrom="margin">
+              <wp14:pctHeight>0</wp14:pctHeight>
+            </wp14:sizeRelV>
+          </wp:anchor>
+        </w:drawing>
+      </w:r>
+    </w:p>
+    <w:p>
+      <w:pPr>
+        <w:spacing w:line="276" w:lineRule="auto"/>
+        <w:jc w:val="both"/>
+      </w:pPr>
+    </w:p>
+    <w:p>
+      <w:pPr>
+        <w:spacing w:line="276" w:lineRule="auto"/>
+        <w:jc w:val="both"/>
+      </w:pPr>
+    </w:p>
+    <w:p>
+      <w:pPr>
+        <w:spacing w:line="276" w:lineRule="auto"/>
+        <w:jc w:val="both"/>
+      </w:pPr>
+    </w:p>
+    <w:p>
+      <w:pPr>
+        <w:spacing w:line="276" w:lineRule="auto"/>
+        <w:jc w:val="both"/>
+      </w:pPr>
+    </w:p>
+    <w:p>
+      <w:pPr>
+        <w:spacing w:line="276" w:lineRule="auto"/>
+        <w:jc w:val="both"/>
+      </w:pPr>
+    </w:p>
+    <w:p>
+      <w:pPr>
+        <w:spacing w:line="276" w:lineRule="auto"/>
+        <w:jc w:val="both"/>
+      </w:pPr>
+    </w:p>
+    <w:p>
+      <w:pPr>
+        <w:spacing w:line="276" w:lineRule="auto"/>
+        <w:jc w:val="both"/>
+      </w:pPr>
+    </w:p>
+    <w:p>
+      <w:pPr>
+        <w:jc w:val="both"/>
+      </w:pPr>
     </w:p>
     <w:p>
       <w:pPr>
         <w:pStyle w:val="Heading2"/>
-        <w:numPr>
-          <w:ilvl w:val="0"/>
-          <w:numId w:val="4"/>
-        </w:numPr>
-      </w:pPr>
+      </w:pPr>
+      <w:r>
+        <w:rPr>
+          <w:noProof/>
+        </w:rPr>
+        <mc:AlternateContent>
+          <mc:Choice Requires="wps">
+            <w:drawing>
+              <wp:anchor distT="0" distB="0" distL="114300" distR="114300" simplePos="0" relativeHeight="251670528" behindDoc="1" locked="0" layoutInCell="1" allowOverlap="1" wp14:anchorId="6D5763E2" wp14:editId="470FE291">
+                <wp:simplePos x="0" y="0"/>
+                <wp:positionH relativeFrom="column">
+                  <wp:posOffset>77470</wp:posOffset>
+                </wp:positionH>
+                <wp:positionV relativeFrom="paragraph">
+                  <wp:posOffset>1146175</wp:posOffset>
+                </wp:positionV>
+                <wp:extent cx="2245995" cy="635"/>
+                <wp:effectExtent l="0" t="0" r="0" b="0"/>
+                <wp:wrapTight wrapText="bothSides">
+                  <wp:wrapPolygon edited="0">
+                    <wp:start x="0" y="0"/>
+                    <wp:lineTo x="0" y="21600"/>
+                    <wp:lineTo x="21600" y="21600"/>
+                    <wp:lineTo x="21600" y="0"/>
+                  </wp:wrapPolygon>
+                </wp:wrapTight>
+                <wp:docPr id="816481011" name="Text Box 1"/>
+                <wp:cNvGraphicFramePr/>
+                <a:graphic xmlns:a="http://schemas.openxmlformats.org/drawingml/2006/main">
+                  <a:graphicData uri="http://schemas.microsoft.com/office/word/2010/wordprocessingShape">
+                    <wps:wsp>
+                      <wps:cNvSpPr txBox="1"/>
+                      <wps:spPr>
+                        <a:xfrm>
+                          <a:off x="0" y="0"/>
+                          <a:ext cx="2245995" cy="635"/>
+                        </a:xfrm>
+                        <a:prstGeom prst="rect">
+                          <a:avLst/>
+                        </a:prstGeom>
+                        <a:solidFill>
+                          <a:prstClr val="white"/>
+                        </a:solidFill>
+                        <a:ln>
+                          <a:noFill/>
+                        </a:ln>
+                      </wps:spPr>
+                      <wps:txbx>
+                        <w:txbxContent>
+                          <w:p>
+                            <w:pPr>
+                              <w:pStyle w:val="Caption"/>
+                              <w:jc w:val="center"/>
+                              <w:rPr>
+                                <w:color w:val="auto"/>
+                                <w:sz w:val="26"/>
+                                <w:szCs w:val="26"/>
+                              </w:rPr>
+                            </w:pPr>
+                            <w:r>
+                              <w:rPr>
+                                <w:color w:val="auto"/>
+                              </w:rPr>
+                              <w:t xml:space="preserve">Figure </w:t>
+                            </w:r>
+                            <w:r>
+                              <w:rPr>
+                                <w:color w:val="auto"/>
+                              </w:rPr>
+                              <w:fldChar w:fldCharType="begin"/>
+                            </w:r>
+                            <w:r>
+                              <w:rPr>
+                                <w:color w:val="auto"/>
+                              </w:rPr>
+                              <w:instrText xml:space="preserve"> SEQ Figure \* ARABIC </w:instrText>
+                            </w:r>
+                            <w:r>
+                              <w:rPr>
+                                <w:color w:val="auto"/>
+                              </w:rPr>
+                              <w:fldChar w:fldCharType="separate"/>
+                            </w:r>
+                            <w:r>
+                              <w:rPr>
+                                <w:noProof/>
+                                <w:color w:val="auto"/>
+                              </w:rPr>
+                              <w:t>2</w:t>
+                            </w:r>
+                            <w:r>
+                              <w:rPr>
+                                <w:color w:val="auto"/>
+                              </w:rPr>
+                              <w:fldChar w:fldCharType="end"/>
+                            </w:r>
+                            <w:r>
+                              <w:rPr>
+                                <w:color w:val="auto"/>
+                              </w:rPr>
+                              <w:t>: SHAP Beeswarm</w:t>
+                            </w:r>
+                          </w:p>
+                        </w:txbxContent>
+                      </wps:txbx>
+                      <wps:bodyPr rot="0" spcFirstLastPara="0" vertOverflow="overflow" horzOverflow="overflow" vert="horz" wrap="square" lIns="0" tIns="0" rIns="0" bIns="0" numCol="1" spcCol="0" rtlCol="0" fromWordArt="0" anchor="t" anchorCtr="0" forceAA="0" compatLnSpc="1">
+                        <a:prstTxWarp prst="textNoShape">
+                          <a:avLst/>
+                        </a:prstTxWarp>
+                        <a:spAutoFit/>
+                      </wps:bodyPr>
+                    </wps:wsp>
+                  </a:graphicData>
+                </a:graphic>
+              </wp:anchor>
+            </w:drawing>
+          </mc:Choice>
+          <mc:Fallback>
+            <w:pict>
+              <v:shape w14:anchorId="6D5763E2" id="_x0000_s1027" type="#_x0000_t202" style="position:absolute;margin-left:6.1pt;margin-top:90.25pt;width:176.85pt;height:.05pt;z-index:-251645952;visibility:visible;mso-wrap-style:square;mso-wrap-distance-left:9pt;mso-wrap-distance-top:0;mso-wrap-distance-right:9pt;mso-wrap-distance-bottom:0;mso-position-horizontal:absolute;mso-position-horizontal-relative:text;mso-position-vertical:absolute;mso-position-vertical-relative:text;v-text-anchor:top" o:gfxdata="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" stroked="f">
+                <v:textbox style="mso-fit-shape-to-text:t" inset="0,0,0,0">
+                  <w:txbxContent>
+                    <w:p>
+                      <w:pPr>
+                        <w:pStyle w:val="Caption"/>
+                        <w:jc w:val="center"/>
+                        <w:rPr>
+                          <w:color w:val="auto"/>
+                          <w:sz w:val="26"/>
+                          <w:szCs w:val="26"/>
+                        </w:rPr>
+                      </w:pPr>
+                      <w:r>
+                        <w:rPr>
+                          <w:color w:val="auto"/>
+                        </w:rPr>
+                        <w:t xml:space="preserve">Figure </w:t>
+                      </w:r>
+                      <w:r>
+                        <w:rPr>
+                          <w:color w:val="auto"/>
+                        </w:rPr>
+                        <w:fldChar w:fldCharType="begin"/>
+                      </w:r>
+                      <w:r>
+                        <w:rPr>
+                          <w:color w:val="auto"/>
+                        </w:rPr>
+                        <w:instrText xml:space="preserve"> SEQ Figure \* ARABIC </w:instrText>
+                      </w:r>
+                      <w:r>
+                        <w:rPr>
+                          <w:color w:val="auto"/>
+                        </w:rPr>
+                        <w:fldChar w:fldCharType="separate"/>
+                      </w:r>
+                      <w:r>
+                        <w:rPr>
+                          <w:noProof/>
+                          <w:color w:val="auto"/>
+                        </w:rPr>
+                        <w:t>2</w:t>
+                      </w:r>
+                      <w:r>
+                        <w:rPr>
+                          <w:color w:val="auto"/>
+                        </w:rPr>
+                        <w:fldChar w:fldCharType="end"/>
+                      </w:r>
+                      <w:r>
+                        <w:rPr>
+                          <w:color w:val="auto"/>
+                        </w:rPr>
+                        <w:t>: SHAP Beeswarm</w:t>
+                      </w:r>
+                    </w:p>
+                  </w:txbxContent>
+                </v:textbox>
+                <w10:wrap type="tight"/>
+              </v:shape>
+            </w:pict>
+          </mc:Fallback>
+        </mc:AlternateContent>
+      </w:r>
+      <w:r>
+        <w:rPr>
+          <w:noProof/>
+        </w:rPr>
+        <w:drawing>
+          <wp:anchor distT="0" distB="0" distL="114300" distR="114300" simplePos="0" relativeHeight="251645440" behindDoc="1" locked="0" layoutInCell="1" allowOverlap="1" wp14:anchorId="67D6553B" wp14:editId="72EA54A6">
+            <wp:simplePos x="0" y="0"/>
+            <wp:positionH relativeFrom="column">
+              <wp:posOffset>77470</wp:posOffset>
+            </wp:positionH>
+            <wp:positionV relativeFrom="paragraph">
+              <wp:posOffset>-1631315</wp:posOffset>
+            </wp:positionV>
+            <wp:extent cx="2245995" cy="2720340"/>
+            <wp:effectExtent l="0" t="0" r="1905" b="3810"/>
+            <wp:wrapTight wrapText="bothSides">
+              <wp:wrapPolygon edited="0">
+                <wp:start x="0" y="0"/>
+                <wp:lineTo x="0" y="21479"/>
+                <wp:lineTo x="21435" y="21479"/>
+                <wp:lineTo x="21435" y="0"/>
+                <wp:lineTo x="0" y="0"/>
+              </wp:wrapPolygon>
+            </wp:wrapTight>
+            <wp:docPr id="1087474553" name="Picture 1" descr="A screen shot of a graph&#10;&#10;AI-generated content may be incorrect."/>
+            <wp:cNvGraphicFramePr>
+              <a:graphicFrameLocks xmlns:a="http://schemas.openxmlformats.org/drawingml/2006/main" noChangeAspect="1"/>
+            </wp:cNvGraphicFramePr>
+            <a:graphic xmlns:a="http://schemas.openxmlformats.org/drawingml/2006/main">
+              <a:graphicData uri="http://schemas.openxmlformats.org/drawingml/2006/picture">
+                <pic:pic xmlns:pic="http://schemas.openxmlformats.org/drawingml/2006/picture">
+                  <pic:nvPicPr>
+                    <pic:cNvPr id="1087474553" name="Picture 1" descr="A screen shot of a graph&#10;&#10;AI-generated content may be incorrect."/>
+                    <pic:cNvPicPr/>
+                  </pic:nvPicPr>
+                  <pic:blipFill>
+                    <a:blip r:embed="rId19" cstate="print">
+                      <a:extLst>
+                        <a:ext uri="{28A0092B-C50C-407E-A947-70E740481C1C}">
+                          <a14:useLocalDpi xmlns:a14="http://schemas.microsoft.com/office/drawing/2010/main" val="0"/>
+                        </a:ext>
+                      </a:extLst>
+                    </a:blip>
+                    <a:stretch>
+                      <a:fillRect/>
+                    </a:stretch>
+                  </pic:blipFill>
+                  <pic:spPr>
+                    <a:xfrm>
+                      <a:off x="0" y="0"/>
+                      <a:ext cx="2245995" cy="2720340"/>
+                    </a:xfrm>
+                    <a:prstGeom prst="rect">
+                      <a:avLst/>
+                    </a:prstGeom>
+                  </pic:spPr>
+                </pic:pic>
+              </a:graphicData>
+            </a:graphic>
+            <wp14:sizeRelH relativeFrom="margin">
+              <wp14:pctWidth>0</wp14:pctWidth>
+            </wp14:sizeRelH>
+            <wp14:sizeRelV relativeFrom="margin">
+              <wp14:pctHeight>0</wp14:pctHeight>
+            </wp14:sizeRelV>
+          </wp:anchor>
+        </w:drawing>
+      </w:r>
+    </w:p>
+    <w:p>
+      <w:pPr>
+        <w:pStyle w:val="Heading2"/>
+      </w:pPr>
+    </w:p>
+    <w:p>
+      <w:pPr>
+        <w:pStyle w:val="Heading2"/>
+      </w:pPr>
+    </w:p>
+    <w:p>
+      <w:pPr>
+        <w:pStyle w:val="Heading2"/>
+      </w:pPr>
+    </w:p>
+    <w:p>
+      <w:pPr>
+        <w:pStyle w:val="Heading2"/>
+      </w:pPr>
+    </w:p>
+    <w:p>
+      <w:pPr>
+        <w:pStyle w:val="Heading2"/>
+      </w:pPr>
+      <w:r>
+        <w:rPr>
+          <w:noProof/>
+        </w:rPr>
+        <mc:AlternateContent>
+          <mc:Choice Requires="wps">
+            <w:drawing>
+              <wp:anchor distT="0" distB="0" distL="114300" distR="114300" simplePos="0" relativeHeight="251684352" behindDoc="1" locked="0" layoutInCell="1" allowOverlap="1" wp14:anchorId="16A42759" wp14:editId="20CAF1F2">
+                <wp:simplePos x="0" y="0"/>
+                <wp:positionH relativeFrom="column">
+                  <wp:posOffset>1058730</wp:posOffset>
+                </wp:positionH>
+                <wp:positionV relativeFrom="paragraph">
+                  <wp:posOffset>-625</wp:posOffset>
+                </wp:positionV>
+                <wp:extent cx="2245995" cy="635"/>
+                <wp:effectExtent l="0" t="0" r="0" b="0"/>
+                <wp:wrapTight wrapText="bothSides">
+                  <wp:wrapPolygon edited="0">
+                    <wp:start x="0" y="0"/>
+                    <wp:lineTo x="0" y="21600"/>
+                    <wp:lineTo x="21600" y="21600"/>
+                    <wp:lineTo x="21600" y="0"/>
+                  </wp:wrapPolygon>
+                </wp:wrapTight>
+                <wp:docPr id="774920466" name="Text Box 1"/>
+                <wp:cNvGraphicFramePr/>
+                <a:graphic xmlns:a="http://schemas.openxmlformats.org/drawingml/2006/main">
+                  <a:graphicData uri="http://schemas.microsoft.com/office/word/2010/wordprocessingShape">
+                    <wps:wsp>
+                      <wps:cNvSpPr txBox="1"/>
+                      <wps:spPr>
+                        <a:xfrm>
+                          <a:off x="0" y="0"/>
+                          <a:ext cx="2245995" cy="635"/>
+                        </a:xfrm>
+                        <a:prstGeom prst="rect">
+                          <a:avLst/>
+                        </a:prstGeom>
+                        <a:solidFill>
+                          <a:prstClr val="white"/>
+                        </a:solidFill>
+                        <a:ln>
+                          <a:noFill/>
+                        </a:ln>
+                      </wps:spPr>
+                      <wps:txbx>
+                        <w:txbxContent>
+                          <w:p>
+                            <w:pPr>
+                              <w:pStyle w:val="Caption"/>
+                              <w:jc w:val="center"/>
+                              <w:rPr>
+                                <w:color w:val="auto"/>
+                                <w:sz w:val="26"/>
+                                <w:szCs w:val="26"/>
+                              </w:rPr>
+                            </w:pPr>
+                            <w:r>
+                              <w:rPr>
+                                <w:color w:val="auto"/>
+                              </w:rPr>
+                              <w:t xml:space="preserve">Figure </w:t>
+                            </w:r>
+                            <w:r>
+                              <w:rPr>
+                                <w:color w:val="auto"/>
+                              </w:rPr>
+                              <w:fldChar w:fldCharType="begin"/>
+                            </w:r>
+                            <w:r>
+                              <w:rPr>
+                                <w:color w:val="auto"/>
+                              </w:rPr>
+                              <w:instrText xml:space="preserve"> SEQ Figure \* ARABIC </w:instrText>
+                            </w:r>
+                            <w:r>
+                              <w:rPr>
+                                <w:color w:val="auto"/>
+                              </w:rPr>
+                              <w:fldChar w:fldCharType="separate"/>
+                            </w:r>
+                            <w:r>
+                              <w:rPr>
+                                <w:noProof/>
+                                <w:color w:val="auto"/>
+                              </w:rPr>
+                              <w:t>3</w:t>
+                            </w:r>
+                            <w:r>
+                              <w:rPr>
+                                <w:color w:val="auto"/>
+                              </w:rPr>
+                              <w:fldChar w:fldCharType="end"/>
+                            </w:r>
+                            <w:r>
+                              <w:rPr>
+                                <w:color w:val="auto"/>
+                              </w:rPr>
+                              <w:t>: SHAP Importance Ranking</w:t>
+                            </w:r>
+                          </w:p>
+                        </w:txbxContent>
+                      </wps:txbx>
+                      <wps:bodyPr rot="0" spcFirstLastPara="0" vertOverflow="overflow" horzOverflow="overflow" vert="horz" wrap="square" lIns="0" tIns="0" rIns="0" bIns="0" numCol="1" spcCol="0" rtlCol="0" fromWordArt="0" anchor="t" anchorCtr="0" forceAA="0" compatLnSpc="1">
+                        <a:prstTxWarp prst="textNoShape">
+                          <a:avLst/>
+                        </a:prstTxWarp>
+                        <a:spAutoFit/>
+                      </wps:bodyPr>
+                    </wps:wsp>
+                  </a:graphicData>
+                </a:graphic>
+              </wp:anchor>
+            </w:drawing>
+          </mc:Choice>
+          <mc:Fallback>
+            <w:pict>
+              <v:shape w14:anchorId="16A42759" id="_x0000_s1028" type="#_x0000_t202" style="position:absolute;margin-left:83.35pt;margin-top:-.05pt;width:176.85pt;height:.05pt;z-index:-251632128;visibility:visible;mso-wrap-style:square;mso-wrap-distance-left:9pt;mso-wrap-distance-top:0;mso-wrap-distance-right:9pt;mso-wrap-distance-bottom:0;mso-position-horizontal:absolute;mso-position-horizontal-relative:text;mso-position-vertical:absolute;mso-position-vertical-relative:text;v-text-anchor:top" o:gfxdata="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" stroked="f">
+                <v:textbox style="mso-fit-shape-to-text:t" inset="0,0,0,0">
+                  <w:txbxContent>
+                    <w:p>
+                      <w:pPr>
+                        <w:pStyle w:val="Caption"/>
+                        <w:jc w:val="center"/>
+                        <w:rPr>
+                          <w:color w:val="auto"/>
+                          <w:sz w:val="26"/>
+                          <w:szCs w:val="26"/>
+                        </w:rPr>
+                      </w:pPr>
+                      <w:r>
+                        <w:rPr>
+                          <w:color w:val="auto"/>
+                        </w:rPr>
+                        <w:t xml:space="preserve">Figure </w:t>
+                      </w:r>
+                      <w:r>
+                        <w:rPr>
+                          <w:color w:val="auto"/>
+                        </w:rPr>
+                        <w:fldChar w:fldCharType="begin"/>
+                      </w:r>
+                      <w:r>
+                        <w:rPr>
+                          <w:color w:val="auto"/>
+                        </w:rPr>
+                        <w:instrText xml:space="preserve"> SEQ Figure \* ARABIC </w:instrText>
+                      </w:r>
+                      <w:r>
+                        <w:rPr>
+                          <w:color w:val="auto"/>
+                        </w:rPr>
+                        <w:fldChar w:fldCharType="separate"/>
+                      </w:r>
+                      <w:r>
+                        <w:rPr>
+                          <w:noProof/>
+                          <w:color w:val="auto"/>
+                        </w:rPr>
+                        <w:t>3</w:t>
+                      </w:r>
+                      <w:r>
+                        <w:rPr>
+                          <w:color w:val="auto"/>
+                        </w:rPr>
+                        <w:fldChar w:fldCharType="end"/>
+                      </w:r>
+                      <w:r>
+                        <w:rPr>
+                          <w:color w:val="auto"/>
+                        </w:rPr>
+                        <w:t>: SHAP Importance Ranking</w:t>
+                      </w:r>
+                    </w:p>
+                  </w:txbxContent>
+                </v:textbox>
+                <w10:wrap type="tight"/>
+              </v:shape>
+            </w:pict>
+          </mc:Fallback>
+        </mc:AlternateContent>
+      </w:r>
+    </w:p>
+    <w:p>
+      <w:pPr>
+        <w:jc w:val="both"/>
+      </w:pPr>
+    </w:p>
+    <w:p>
+      <w:pPr>
+        <w:pStyle w:val="Heading2"/>
+      </w:pPr>
+      <w:r>
+        <w:t xml:space="preserve">4. </w:t>
+      </w:r>
       <w:r>
         <w:t>D</w:t>
       </w:r>
@@ -1570,126 +2575,82 @@
     <w:p>
       <w:pPr>
         <w:pStyle w:val="BodyText"/>
-        <w:spacing w:before="5"/>
-        <w:rPr>
-          <w:sz w:val="27"/>
-        </w:rPr>
-      </w:pPr>
+        <w:spacing w:before="7" w:line="276" w:lineRule="auto"/>
+        <w:jc w:val="both"/>
+      </w:pPr>
+      <w:r>
+        <w:t xml:space="preserve">The results demonstrate that early player behavior in </w:t>
+      </w:r>
+      <w:r>
+        <w:rPr>
+          <w:i/>
+          <w:iCs/>
+        </w:rPr>
+        <w:t>Dodge the Mud</w:t>
+      </w:r>
+      <w:r>
+        <w:t xml:space="preserve"> provides a strong basis for predicting long-term churn. CatBoost emerged as the best-performing model, which aligns with its strength in handling complex interactions and categorical features. However, Random Forest and XGBoost also delivered high performance, indicating that the problem is well suited to tree-based ensemble methods.</w:t>
+      </w:r>
+    </w:p>
+    <w:p>
+      <w:pPr>
+        <w:pStyle w:val="BodyText"/>
+        <w:spacing w:before="7" w:line="276" w:lineRule="auto"/>
+        <w:jc w:val="both"/>
+      </w:pPr>
+      <w:r>
+        <w:t>The main methodological challenge involved addressing the extreme class imbalance inherent in many OP/CP combinations. The choice of OP = 7 and CP = 14 offered an effective balance between performance and label reliability. This experiment highlights the importance of thoughtful window selection in churn prediction tasks, as labeling strategies directly influence both model behavior and interpretability.</w:t>
+      </w:r>
+    </w:p>
+    <w:p>
+      <w:pPr>
+        <w:pStyle w:val="BodyText"/>
+        <w:spacing w:before="7" w:line="276" w:lineRule="auto"/>
+        <w:jc w:val="both"/>
+      </w:pPr>
+      <w:r>
+        <w:t>Feature engineering also played a critical role. While a large number of features were initially created, only a small subset contributed meaningfully to model performance, demonstrating that player behavior during the early stages of the game is relatively simple and can be captured effectively by a compact set of features.</w:t>
+      </w:r>
     </w:p>
     <w:p>
       <w:pPr>
         <w:pStyle w:val="BodyText"/>
         <w:spacing w:before="7"/>
-      </w:pPr>
-      <w:r>
-        <w:t xml:space="preserve">The results demonstrate that early player behavior in </w:t>
-      </w:r>
-      <w:r>
-        <w:rPr>
-          <w:i/>
-          <w:iCs/>
-        </w:rPr>
-        <w:t>Dodge the Mud</w:t>
-      </w:r>
-      <w:r>
-        <w:t xml:space="preserve"> provides a strong basis for predicting long-term churn. </w:t>
-      </w:r>
-      <w:proofErr w:type="spellStart"/>
-      <w:r>
-        <w:t>CatBoost</w:t>
-      </w:r>
-      <w:proofErr w:type="spellEnd"/>
-      <w:r>
-        <w:t xml:space="preserve"> emerged as the best-performing model, which aligns with its strength in handling complex interactions and categorical features. However, Random Forest and </w:t>
-      </w:r>
-      <w:proofErr w:type="spellStart"/>
-      <w:r>
-        <w:t>XGBoost</w:t>
-      </w:r>
-      <w:proofErr w:type="spellEnd"/>
-      <w:r>
-        <w:t xml:space="preserve"> also delivered high performance, indicating that the problem is well suited to tree-based ensemble methods.</w:t>
+        <w:jc w:val="both"/>
+      </w:pPr>
+    </w:p>
+    <w:p>
+      <w:pPr>
+        <w:pStyle w:val="Heading2"/>
+      </w:pPr>
+      <w:bookmarkStart w:id="5" w:name="Conclusion"/>
+      <w:bookmarkStart w:id="6" w:name="_bookmark5"/>
+      <w:bookmarkEnd w:id="5"/>
+      <w:bookmarkEnd w:id="6"/>
+      <w:r>
+        <w:t>5.</w:t>
+      </w:r>
+      <w:r>
+        <w:t xml:space="preserve"> </w:t>
+      </w:r>
+      <w:r>
+        <w:t>Conclusion</w:t>
       </w:r>
     </w:p>
     <w:p>
       <w:pPr>
         <w:pStyle w:val="BodyText"/>
-        <w:spacing w:before="7"/>
-      </w:pPr>
-      <w:r>
-        <w:t>The main methodological challenge involved addressing the extreme class imbalance inherent in many OP/CP combinations. The choice of OP = 7 and CP = 14 offered an effective balance between performance and label reliability. This experiment highlights the importance of thoughtful window selection in churn prediction tasks, as labeling strategies directly influence both model behavior and interpretability.</w:t>
-      </w:r>
-    </w:p>
-    <w:p>
-      <w:pPr>
-        <w:pStyle w:val="BodyText"/>
-        <w:spacing w:before="7"/>
-      </w:pPr>
-      <w:r>
-        <w:t xml:space="preserve">Feature engineering also played a critical role. While </w:t>
-      </w:r>
-      <w:proofErr w:type="gramStart"/>
-      <w:r>
-        <w:t>a large number of</w:t>
-      </w:r>
-      <w:proofErr w:type="gramEnd"/>
-      <w:r>
-        <w:t xml:space="preserve"> features were initially </w:t>
-      </w:r>
-      <w:r>
-        <w:lastRenderedPageBreak/>
-        <w:t>created, only a small subset contributed meaningfully to model performance, demonstrating that player behavior during the early stages of the game is relatively simple and can be captured effectively by a compact set of features.</w:t>
-      </w:r>
-    </w:p>
-    <w:p>
-      <w:pPr>
-        <w:pStyle w:val="BodyText"/>
-        <w:spacing w:before="7"/>
-        <w:rPr>
-          <w:sz w:val="33"/>
-        </w:rPr>
-      </w:pPr>
-    </w:p>
-    <w:p>
-      <w:pPr>
-        <w:pStyle w:val="Heading2"/>
-        <w:numPr>
-          <w:ilvl w:val="0"/>
-          <w:numId w:val="4"/>
-        </w:numPr>
-      </w:pPr>
-      <w:bookmarkStart w:id="6" w:name="Conclusion"/>
-      <w:bookmarkStart w:id="7" w:name="_bookmark5"/>
-      <w:bookmarkEnd w:id="6"/>
-      <w:bookmarkEnd w:id="7"/>
-      <w:r>
-        <w:t>C</w:t>
-      </w:r>
-      <w:r>
-        <w:t>onclusion</w:t>
+        <w:spacing w:before="6" w:line="276" w:lineRule="auto"/>
+        <w:jc w:val="both"/>
+      </w:pPr>
+      <w:r>
+        <w:t>This study successfully developed a predictive model for identifying player churn in Dodge the Mud. After evaluating several OP/CP configurations, mitigating class imbalance, engineering relevant features, and testing multiple tree-based models, CatBoost demonstrated the best overall performance. The findings show that player activity within the first seven days is highly informative for predicting future churn and that careful design of labeling windows is crucial for building robust churn prediction models. These insights can support game designers in developing more effective retention strategies and tailoring interventions for at-risk players.</w:t>
       </w:r>
     </w:p>
     <w:p>
       <w:pPr>
         <w:pStyle w:val="BodyText"/>
         <w:spacing w:before="6"/>
-      </w:pPr>
-      <w:r>
-        <w:t xml:space="preserve">This study successfully developed a predictive model for identifying player churn in Dodge the Mud. After evaluating several OP/CP configurations, mitigating class imbalance, engineering relevant features, and testing multiple tree-based models, </w:t>
-      </w:r>
-      <w:proofErr w:type="spellStart"/>
-      <w:r>
-        <w:t>CatBoost</w:t>
-      </w:r>
-      <w:proofErr w:type="spellEnd"/>
-      <w:r>
-        <w:t xml:space="preserve"> demonstrated the best overall performance. The findings show that player activity within the first seven days is highly informative for predicting future churn and that careful design of labeling windows is crucial for building robust churn prediction models. These insights can support game designers in developing more effective retention strategies and tailoring interventions for at-risk players.</w:t>
-      </w:r>
-    </w:p>
-    <w:p>
-      <w:pPr>
-        <w:pStyle w:val="BodyText"/>
-        <w:spacing w:before="6"/>
         <w:rPr>
           <w:sz w:val="27"/>
         </w:rPr>
@@ -1699,21 +2660,30 @@
       <w:pPr>
         <w:pStyle w:val="Heading2"/>
       </w:pPr>
-      <w:r>
-        <w:t>R</w:t>
-      </w:r>
-      <w:r>
-        <w:t>eferences</w:t>
-      </w:r>
-    </w:p>
-    <w:p>
-      <w:pPr>
-        <w:pStyle w:val="BodyText"/>
-        <w:spacing w:before="5"/>
-        <w:rPr>
-          <w:sz w:val="27"/>
-        </w:rPr>
-      </w:pPr>
+    </w:p>
+    <w:p>
+      <w:pPr>
+        <w:pStyle w:val="Heading2"/>
+      </w:pPr>
+    </w:p>
+    <w:p>
+      <w:pPr>
+        <w:pStyle w:val="Heading2"/>
+      </w:pPr>
+    </w:p>
+    <w:p/>
+    <w:p/>
+    <w:p>
+      <w:pPr>
+        <w:pStyle w:val="Heading2"/>
+      </w:pPr>
+      <w:r>
+        <w:lastRenderedPageBreak/>
+        <w:t xml:space="preserve">6. </w:t>
+      </w:r>
+      <w:r>
+        <w:t>References</w:t>
+      </w:r>
     </w:p>
     <w:p>
       <w:pPr>
@@ -1722,24 +2692,27 @@
         </w:tabs>
         <w:spacing w:before="85"/>
       </w:pPr>
-      <w:bookmarkStart w:id="8" w:name="_bookmark6"/>
-      <w:bookmarkStart w:id="9" w:name="_bookmark8"/>
-      <w:bookmarkEnd w:id="8"/>
-      <w:bookmarkEnd w:id="9"/>
-      <w:r>
-        <w:t xml:space="preserve">Include your final reference list here </w:t>
-      </w:r>
-      <w:r>
-        <w:t>(</w:t>
-      </w:r>
-      <w:r>
-        <w:t>if applicable</w:t>
-      </w:r>
-      <w:r>
-        <w:t>)</w:t>
-      </w:r>
-      <w:r>
-        <w:t>.</w:t>
+      <w:r>
+        <w:t xml:space="preserve">Breiman, L. (2001). Random forests. Machine Learning, </w:t>
+      </w:r>
+      <w:r>
+        <w:rPr>
+          <w:i/>
+          <w:iCs/>
+        </w:rPr>
+        <w:t>45</w:t>
+      </w:r>
+      <w:r>
+        <w:t>(1), 5</w:t>
+      </w:r>
+      <w:r>
+        <w:rPr>
+          <w:rFonts w:hint="eastAsia"/>
+        </w:rPr>
+        <w:t>–</w:t>
+      </w:r>
+      <w:r>
+        <w:t>32.</w:t>
       </w:r>
     </w:p>
     <w:p>
@@ -1749,19 +2722,39 @@
         </w:tabs>
         <w:spacing w:before="85"/>
       </w:pPr>
-    </w:p>
-    <w:p>
-      <w:pPr>
-        <w:pStyle w:val="Heading2"/>
-      </w:pPr>
-      <w:r>
-        <w:t>Declaration</w:t>
-      </w:r>
-      <w:r>
-        <w:t>s</w:t>
-      </w:r>
-      <w:r>
-        <w:t xml:space="preserve"> statement</w:t>
+      <w:r>
+        <w:t>Chen, T., &amp; Guestrin, C. (2016). Xgboost: A scalable tree boosting system.</w:t>
+      </w:r>
+      <w:r>
+        <w:t xml:space="preserve"> </w:t>
+      </w:r>
+      <w:r>
+        <w:t xml:space="preserve">Proceedings of the </w:t>
+      </w:r>
+      <w:r>
+        <w:rPr>
+          <w:i/>
+          <w:iCs/>
+        </w:rPr>
+        <w:t>22</w:t>
+      </w:r>
+      <w:r>
+        <w:t>nd ACM SIGKDD International Conference on</w:t>
+      </w:r>
+      <w:r>
+        <w:t xml:space="preserve"> </w:t>
+      </w:r>
+      <w:r>
+        <w:t>Knowledge Discovery and Data Mining, 785</w:t>
+      </w:r>
+      <w:r>
+        <w:rPr>
+          <w:rFonts w:hint="eastAsia"/>
+        </w:rPr>
+        <w:t>–</w:t>
+      </w:r>
+      <w:r>
+        <w:t>794.</w:t>
       </w:r>
     </w:p>
     <w:p>
@@ -1772,51 +2765,17 @@
         <w:spacing w:before="85"/>
       </w:pPr>
       <w:r>
-        <w:t>State</w:t>
-      </w:r>
-      <w:r>
-        <w:t xml:space="preserve"> </w:t>
-      </w:r>
-      <w:r>
-        <w:t>here what each</w:t>
-      </w:r>
-      <w:r>
-        <w:t xml:space="preserve"> team</w:t>
-      </w:r>
-      <w:r>
-        <w:t xml:space="preserve"> member contributed toward completing the project, indicating the name and the surname</w:t>
-      </w:r>
-      <w:r>
-        <w:t xml:space="preserve"> of the team member</w:t>
-      </w:r>
-      <w:r>
-        <w:t xml:space="preserve"> where applicable.</w:t>
-      </w:r>
-      <w:r>
-        <w:br/>
-      </w:r>
-      <w:r>
-        <w:t xml:space="preserve">Code (Preprocess, EDA, Train models): </w:t>
-      </w:r>
-      <w:r>
-        <w:t>Le Anh Thu Pham</w:t>
-      </w:r>
-      <w:r>
-        <w:br/>
-        <w:t xml:space="preserve">Code (Hyperparameter tuning, OP/CP comparison, Feature importance): </w:t>
-      </w:r>
-      <w:r>
-        <w:t>Lam Minh Triet Thien</w:t>
-      </w:r>
-      <w:r>
-        <w:br/>
-        <w:t xml:space="preserve">Writing </w:t>
-      </w:r>
-      <w:r>
-        <w:t xml:space="preserve">(Problem statements, methodology): </w:t>
-      </w:r>
-      <w:r>
-        <w:t>Lam Minh Triet Thien</w:t>
+        <w:t xml:space="preserve">Dorogush, A. V., Ershov, V., &amp; Gulin, A. (2018). </w:t>
+      </w:r>
+      <w:r>
+        <w:rPr>
+          <w:i/>
+          <w:iCs/>
+        </w:rPr>
+        <w:t>CatBoost: gradient boosting with categorical features support.</w:t>
+      </w:r>
+      <w:r>
+        <w:t xml:space="preserve"> Advances in Neural Information Processing Systems (NeurIPS) Workshop.</w:t>
       </w:r>
     </w:p>
     <w:p>
@@ -1826,11 +2785,122 @@
         </w:tabs>
         <w:spacing w:before="85"/>
       </w:pPr>
-      <w:r>
-        <w:t>Writing (Results, Discussion, Conclusion</w:t>
-      </w:r>
-      <w:r>
-        <w:t>): Le Anh Thu Pham</w:t>
+    </w:p>
+    <w:p>
+      <w:pPr>
+        <w:tabs>
+          <w:tab w:val="left" w:pos="8242"/>
+        </w:tabs>
+        <w:spacing w:before="85"/>
+      </w:pPr>
+      <w:r>
+        <w:t>(Runge &amp; Gao, 2014).</w:t>
+      </w:r>
+    </w:p>
+    <w:p>
+      <w:pPr>
+        <w:tabs>
+          <w:tab w:val="left" w:pos="8242"/>
+        </w:tabs>
+        <w:spacing w:before="85"/>
+      </w:pPr>
+    </w:p>
+    <w:p>
+      <w:pPr>
+        <w:pStyle w:val="Heading2"/>
+      </w:pPr>
+      <w:r>
+        <w:t>Declaration</w:t>
+      </w:r>
+      <w:r>
+        <w:t>s</w:t>
+      </w:r>
+      <w:r>
+        <w:t xml:space="preserve"> statement</w:t>
+      </w:r>
+    </w:p>
+    <w:p>
+      <w:pPr>
+        <w:tabs>
+          <w:tab w:val="left" w:pos="8242"/>
+        </w:tabs>
+        <w:spacing w:before="85"/>
+      </w:pPr>
+      <w:r>
+        <w:t>State</w:t>
+      </w:r>
+      <w:r>
+        <w:t xml:space="preserve"> </w:t>
+      </w:r>
+      <w:r>
+        <w:t>here what each</w:t>
+      </w:r>
+      <w:r>
+        <w:t xml:space="preserve"> team</w:t>
+      </w:r>
+      <w:r>
+        <w:t xml:space="preserve"> member contributed toward completing the project, indicating the name and the surname</w:t>
+      </w:r>
+      <w:r>
+        <w:t xml:space="preserve"> of the team member</w:t>
+      </w:r>
+      <w:r>
+        <w:t xml:space="preserve"> where applicable.</w:t>
+      </w:r>
+      <w:r>
+        <w:br/>
+      </w:r>
+      <w:r>
+        <w:t xml:space="preserve">Code (Preprocess, EDA, Train models): </w:t>
+      </w:r>
+      <w:r>
+        <w:t>Le Anh Thu Pham</w:t>
+      </w:r>
+      <w:r>
+        <w:br/>
+        <w:t xml:space="preserve">Code (Hyperparameter tuning, OP/CP comparison, </w:t>
+      </w:r>
+      <w:r>
+        <w:t xml:space="preserve">Visualization, </w:t>
+      </w:r>
+      <w:r>
+        <w:t>Feature importance): Lam Minh Triet Thien</w:t>
+      </w:r>
+      <w:r>
+        <w:br/>
+        <w:t xml:space="preserve">Writing </w:t>
+      </w:r>
+      <w:r>
+        <w:t xml:space="preserve">(Problem statements, </w:t>
+      </w:r>
+      <w:r>
+        <w:t>M</w:t>
+      </w:r>
+      <w:r>
+        <w:t>ethodology</w:t>
+      </w:r>
+      <w:r>
+        <w:t>, Conclusion</w:t>
+      </w:r>
+      <w:r>
+        <w:t xml:space="preserve">): </w:t>
+      </w:r>
+      <w:r>
+        <w:t>Le Anh Thu Pham</w:t>
+      </w:r>
+    </w:p>
+    <w:p>
+      <w:pPr>
+        <w:tabs>
+          <w:tab w:val="left" w:pos="8242"/>
+        </w:tabs>
+        <w:spacing w:before="85"/>
+      </w:pPr>
+      <w:r>
+        <w:t xml:space="preserve">Writing (Results, Discussion): </w:t>
+      </w:r>
+      <w:r>
+        <w:t>Lam Minh Triet Thien</w:t>
       </w:r>
     </w:p>
     <w:p>
@@ -1908,6 +2978,119 @@
 <file path=word/numbering.xml><?xml version="1.0" encoding="utf-8"?>
 <w:numbering xmlns:wpc="http://schemas.microsoft.com/office/word/2010/wordprocessingCanvas" xmlns:cx="http://schemas.microsoft.com/office/drawing/2014/chartex" xmlns:cx1="http://schemas.microsoft.com/office/drawing/2015/9/8/chartex" xmlns:cx2="http://schemas.microsoft.com/office/drawing/2015/10/21/chartex" xmlns:cx3="http://schemas.microsoft.com/office/drawing/2016/5/9/chartex" xmlns:cx4="http://schemas.microsoft.com/office/drawing/2016/5/10/chartex" xmlns:cx5="http://schemas.microsoft.com/office/drawing/2016/5/11/chartex" xmlns:cx6="http://schemas.microsoft.com/office/drawing/2016/5/12/chartex" xmlns:cx7="http://schemas.microsoft.com/office/drawing/2016/5/13/chartex" xmlns:cx8="http://schemas.microsoft.com/office/drawing/2016/5/14/chartex" xmlns:mc="http://schemas.openxmlformats.org/markup-compatibility/2006" xmlns:aink="http://schemas.microsoft.com/office/drawing/2016/ink" xmlns:am3d="http://schemas.microsoft.com/office/drawing/2017/model3d" xmlns:o="urn:schemas-microsoft-com:office:office" xmlns:oel="http://schemas.microsoft.com/office/2019/extlst" xmlns:r="http://schemas.openxmlformats.org/officeDocument/2006/relationships" xmlns:m="http://schemas.openxmlformats.org/officeDocument/2006/math" xmlns:v="urn:schemas-microsoft-com:vml" xmlns:wp14="http://schemas.microsoft.com/office/word/2010/wordprocessingDrawing" xmlns:wp="http://schemas.openxmlformats.org/drawingml/2006/wordprocessingDrawing" xmlns:w10="urn:schemas-microsoft-com:office:word" xmlns:w="http://schemas.openxmlformats.org/wordprocessingml/2006/main" xmlns:w14="http://schemas.microsoft.com/office/word/2010/wordml" xmlns:w15="http://schemas.microsoft.com/office/word/2012/wordml" xmlns:w16cex="http://schemas.microsoft.com/office/word/2018/wordml/cex" xmlns:w16cid="http://schemas.microsoft.com/office/word/2016/wordml/cid" xmlns:w16="http://schemas.microsoft.com/office/word/2018/wordml" xmlns:w16du="http://schemas.microsoft.com/office/word/2023/wordml/word16du" xmlns:w16sdtdh="http://schemas.microsoft.com/office/word/2020/wordml/sdtdatahash" xmlns:w16sdtfl="http://schemas.microsoft.com/office/word/2024/wordml/sdtformatlock" xmlns:w16se="http://schemas.microsoft.com/office/word/2015/wordml/symex" xmlns:wpg="http://schemas.microsoft.com/office/word/2010/wordprocessingGroup" xmlns:wpi="http://schemas.microsoft.com/office/word/2010/wordprocessingInk" xmlns:wne="http://schemas.microsoft.com/office/word/2006/wordml" xmlns:wps="http://schemas.microsoft.com/office/word/2010/wordprocessingShape" mc:Ignorable="w14 w15 w16se w16cid w16 w16cex w16sdtdh w16sdtfl w16du wp14">
   <w:abstractNum w:abstractNumId="0" w15:restartNumberingAfterBreak="0">
+    <w:nsid w:val="0E033CA1"/>
+    <w:multiLevelType w:val="hybridMultilevel"/>
+    <w:tmpl w:val="645ECACA"/>
+    <w:lvl w:ilvl="0" w:tplc="04090001">
+      <w:start w:val="1"/>
+      <w:numFmt w:val="bullet"/>
+      <w:lvlText w:val=""/>
+      <w:lvlJc w:val="left"/>
+      <w:pPr>
+        <w:ind w:left="720" w:hanging="360"/>
+      </w:pPr>
+      <w:rPr>
+        <w:rFonts w:ascii="Symbol" w:hAnsi="Symbol" w:hint="default"/>
+      </w:rPr>
+    </w:lvl>
+    <w:lvl w:ilvl="1" w:tplc="04090003" w:tentative="1">
+      <w:start w:val="1"/>
+      <w:numFmt w:val="bullet"/>
+      <w:lvlText w:val="o"/>
+      <w:lvlJc w:val="left"/>
+      <w:pPr>
+        <w:ind w:left="1440" w:hanging="360"/>
+      </w:pPr>
+      <w:rPr>
+        <w:rFonts w:ascii="Courier New" w:hAnsi="Courier New" w:cs="Courier New" w:hint="default"/>
+      </w:rPr>
+    </w:lvl>
+    <w:lvl w:ilvl="2" w:tplc="04090005" w:tentative="1">
+      <w:start w:val="1"/>
+      <w:numFmt w:val="bullet"/>
+      <w:lvlText w:val=""/>
+      <w:lvlJc w:val="left"/>
+      <w:pPr>
+        <w:ind w:left="2160" w:hanging="360"/>
+      </w:pPr>
+      <w:rPr>
+        <w:rFonts w:ascii="Wingdings" w:hAnsi="Wingdings" w:hint="default"/>
+      </w:rPr>
+    </w:lvl>
+    <w:lvl w:ilvl="3" w:tplc="04090001" w:tentative="1">
+      <w:start w:val="1"/>
+      <w:numFmt w:val="bullet"/>
+      <w:lvlText w:val=""/>
+      <w:lvlJc w:val="left"/>
+      <w:pPr>
+        <w:ind w:left="2880" w:hanging="360"/>
+      </w:pPr>
+      <w:rPr>
+        <w:rFonts w:ascii="Symbol" w:hAnsi="Symbol" w:hint="default"/>
+      </w:rPr>
+    </w:lvl>
+    <w:lvl w:ilvl="4" w:tplc="04090003" w:tentative="1">
+      <w:start w:val="1"/>
+      <w:numFmt w:val="bullet"/>
+      <w:lvlText w:val="o"/>
+      <w:lvlJc w:val="left"/>
+      <w:pPr>
+        <w:ind w:left="3600" w:hanging="360"/>
+      </w:pPr>
+      <w:rPr>
+        <w:rFonts w:ascii="Courier New" w:hAnsi="Courier New" w:cs="Courier New" w:hint="default"/>
+      </w:rPr>
+    </w:lvl>
+    <w:lvl w:ilvl="5" w:tplc="04090005" w:tentative="1">
+      <w:start w:val="1"/>
+      <w:numFmt w:val="bullet"/>
+      <w:lvlText w:val=""/>
+      <w:lvlJc w:val="left"/>
+      <w:pPr>
+        <w:ind w:left="4320" w:hanging="360"/>
+      </w:pPr>
+      <w:rPr>
+        <w:rFonts w:ascii="Wingdings" w:hAnsi="Wingdings" w:hint="default"/>
+      </w:rPr>
+    </w:lvl>
+    <w:lvl w:ilvl="6" w:tplc="04090001" w:tentative="1">
+      <w:start w:val="1"/>
+      <w:numFmt w:val="bullet"/>
+      <w:lvlText w:val=""/>
+      <w:lvlJc w:val="left"/>
+      <w:pPr>
+        <w:ind w:left="5040" w:hanging="360"/>
+      </w:pPr>
+      <w:rPr>
+        <w:rFonts w:ascii="Symbol" w:hAnsi="Symbol" w:hint="default"/>
+      </w:rPr>
+    </w:lvl>
+    <w:lvl w:ilvl="7" w:tplc="04090003" w:tentative="1">
+      <w:start w:val="1"/>
+      <w:numFmt w:val="bullet"/>
+      <w:lvlText w:val="o"/>
+      <w:lvlJc w:val="left"/>
+      <w:pPr>
+        <w:ind w:left="5760" w:hanging="360"/>
+      </w:pPr>
+      <w:rPr>
+        <w:rFonts w:ascii="Courier New" w:hAnsi="Courier New" w:cs="Courier New" w:hint="default"/>
+      </w:rPr>
+    </w:lvl>
+    <w:lvl w:ilvl="8" w:tplc="04090005" w:tentative="1">
+      <w:start w:val="1"/>
+      <w:numFmt w:val="bullet"/>
+      <w:lvlText w:val=""/>
+      <w:lvlJc w:val="left"/>
+      <w:pPr>
+        <w:ind w:left="6480" w:hanging="360"/>
+      </w:pPr>
+      <w:rPr>
+        <w:rFonts w:ascii="Wingdings" w:hAnsi="Wingdings" w:hint="default"/>
+      </w:rPr>
+    </w:lvl>
+  </w:abstractNum>
+  <w:abstractNum w:abstractNumId="1" w15:restartNumberingAfterBreak="0">
     <w:nsid w:val="176706CD"/>
     <w:multiLevelType w:val="multilevel"/>
     <w:tmpl w:val="93E8CF18"/>
@@ -2036,7 +3219,96 @@
       </w:rPr>
     </w:lvl>
   </w:abstractNum>
-  <w:abstractNum w:abstractNumId="1" w15:restartNumberingAfterBreak="0">
+  <w:abstractNum w:abstractNumId="2" w15:restartNumberingAfterBreak="0">
+    <w:nsid w:val="1E085DCA"/>
+    <w:multiLevelType w:val="hybridMultilevel"/>
+    <w:tmpl w:val="75FE066A"/>
+    <w:lvl w:ilvl="0" w:tplc="0409000F">
+      <w:start w:val="4"/>
+      <w:numFmt w:val="decimal"/>
+      <w:lvlText w:val="%1."/>
+      <w:lvlJc w:val="left"/>
+      <w:pPr>
+        <w:ind w:left="720" w:hanging="360"/>
+      </w:pPr>
+      <w:rPr>
+        <w:rFonts w:hint="default"/>
+      </w:rPr>
+    </w:lvl>
+    <w:lvl w:ilvl="1" w:tplc="04090019" w:tentative="1">
+      <w:start w:val="1"/>
+      <w:numFmt w:val="lowerLetter"/>
+      <w:lvlText w:val="%2."/>
+      <w:lvlJc w:val="left"/>
+      <w:pPr>
+        <w:ind w:left="1440" w:hanging="360"/>
+      </w:pPr>
+    </w:lvl>
+    <w:lvl w:ilvl="2" w:tplc="0409001B" w:tentative="1">
+      <w:start w:val="1"/>
+      <w:numFmt w:val="lowerRoman"/>
+      <w:lvlText w:val="%3."/>
+      <w:lvlJc w:val="right"/>
+      <w:pPr>
+        <w:ind w:left="2160" w:hanging="180"/>
+      </w:pPr>
+    </w:lvl>
+    <w:lvl w:ilvl="3" w:tplc="0409000F" w:tentative="1">
+      <w:start w:val="1"/>
+      <w:numFmt w:val="decimal"/>
+      <w:lvlText w:val="%4."/>
+      <w:lvlJc w:val="left"/>
+      <w:pPr>
+        <w:ind w:left="2880" w:hanging="360"/>
+      </w:pPr>
+    </w:lvl>
+    <w:lvl w:ilvl="4" w:tplc="04090019" w:tentative="1">
+      <w:start w:val="1"/>
+      <w:numFmt w:val="lowerLetter"/>
+      <w:lvlText w:val="%5."/>
+      <w:lvlJc w:val="left"/>
+      <w:pPr>
+        <w:ind w:left="3600" w:hanging="360"/>
+      </w:pPr>
+    </w:lvl>
+    <w:lvl w:ilvl="5" w:tplc="0409001B" w:tentative="1">
+      <w:start w:val="1"/>
+      <w:numFmt w:val="lowerRoman"/>
+      <w:lvlText w:val="%6."/>
+      <w:lvlJc w:val="right"/>
+      <w:pPr>
+        <w:ind w:left="4320" w:hanging="180"/>
+      </w:pPr>
+    </w:lvl>
+    <w:lvl w:ilvl="6" w:tplc="0409000F" w:tentative="1">
+      <w:start w:val="1"/>
+      <w:numFmt w:val="decimal"/>
+      <w:lvlText w:val="%7."/>
+      <w:lvlJc w:val="left"/>
+      <w:pPr>
+        <w:ind w:left="5040" w:hanging="360"/>
+      </w:pPr>
+    </w:lvl>
+    <w:lvl w:ilvl="7" w:tplc="04090019" w:tentative="1">
+      <w:start w:val="1"/>
+      <w:numFmt w:val="lowerLetter"/>
+      <w:lvlText w:val="%8."/>
+      <w:lvlJc w:val="left"/>
+      <w:pPr>
+        <w:ind w:left="5760" w:hanging="360"/>
+      </w:pPr>
+    </w:lvl>
+    <w:lvl w:ilvl="8" w:tplc="0409001B" w:tentative="1">
+      <w:start w:val="1"/>
+      <w:numFmt w:val="lowerRoman"/>
+      <w:lvlText w:val="%9."/>
+      <w:lvlJc w:val="right"/>
+      <w:pPr>
+        <w:ind w:left="6480" w:hanging="180"/>
+      </w:pPr>
+    </w:lvl>
+  </w:abstractNum>
+  <w:abstractNum w:abstractNumId="3" w15:restartNumberingAfterBreak="0">
     <w:nsid w:val="21D779D2"/>
     <w:multiLevelType w:val="multilevel"/>
     <w:tmpl w:val="8C425EEE"/>
@@ -2149,7 +3421,7 @@
       </w:rPr>
     </w:lvl>
   </w:abstractNum>
-  <w:abstractNum w:abstractNumId="2" w15:restartNumberingAfterBreak="0">
+  <w:abstractNum w:abstractNumId="4" w15:restartNumberingAfterBreak="0">
     <w:nsid w:val="27A17289"/>
     <w:multiLevelType w:val="multilevel"/>
     <w:tmpl w:val="93E8CF18"/>
@@ -2278,7 +3550,7 @@
       </w:rPr>
     </w:lvl>
   </w:abstractNum>
-  <w:abstractNum w:abstractNumId="3" w15:restartNumberingAfterBreak="0">
+  <w:abstractNum w:abstractNumId="5" w15:restartNumberingAfterBreak="0">
     <w:nsid w:val="32F475C4"/>
     <w:multiLevelType w:val="hybridMultilevel"/>
     <w:tmpl w:val="583692F0"/>
@@ -2391,7 +3663,96 @@
       </w:rPr>
     </w:lvl>
   </w:abstractNum>
-  <w:abstractNum w:abstractNumId="4" w15:restartNumberingAfterBreak="0">
+  <w:abstractNum w:abstractNumId="6" w15:restartNumberingAfterBreak="0">
+    <w:nsid w:val="375612C9"/>
+    <w:multiLevelType w:val="hybridMultilevel"/>
+    <w:tmpl w:val="69F2C830"/>
+    <w:lvl w:ilvl="0" w:tplc="0409000F">
+      <w:start w:val="1"/>
+      <w:numFmt w:val="decimal"/>
+      <w:lvlText w:val="%1."/>
+      <w:lvlJc w:val="left"/>
+      <w:pPr>
+        <w:ind w:left="720" w:hanging="360"/>
+      </w:pPr>
+      <w:rPr>
+        <w:rFonts w:hint="default"/>
+      </w:rPr>
+    </w:lvl>
+    <w:lvl w:ilvl="1" w:tplc="04090019" w:tentative="1">
+      <w:start w:val="1"/>
+      <w:numFmt w:val="lowerLetter"/>
+      <w:lvlText w:val="%2."/>
+      <w:lvlJc w:val="left"/>
+      <w:pPr>
+        <w:ind w:left="1440" w:hanging="360"/>
+      </w:pPr>
+    </w:lvl>
+    <w:lvl w:ilvl="2" w:tplc="0409001B" w:tentative="1">
+      <w:start w:val="1"/>
+      <w:numFmt w:val="lowerRoman"/>
+      <w:lvlText w:val="%3."/>
+      <w:lvlJc w:val="right"/>
+      <w:pPr>
+        <w:ind w:left="2160" w:hanging="180"/>
+      </w:pPr>
+    </w:lvl>
+    <w:lvl w:ilvl="3" w:tplc="0409000F" w:tentative="1">
+      <w:start w:val="1"/>
+      <w:numFmt w:val="decimal"/>
+      <w:lvlText w:val="%4."/>
+      <w:lvlJc w:val="left"/>
+      <w:pPr>
+        <w:ind w:left="2880" w:hanging="360"/>
+      </w:pPr>
+    </w:lvl>
+    <w:lvl w:ilvl="4" w:tplc="04090019" w:tentative="1">
+      <w:start w:val="1"/>
+      <w:numFmt w:val="lowerLetter"/>
+      <w:lvlText w:val="%5."/>
+      <w:lvlJc w:val="left"/>
+      <w:pPr>
+        <w:ind w:left="3600" w:hanging="360"/>
+      </w:pPr>
+    </w:lvl>
+    <w:lvl w:ilvl="5" w:tplc="0409001B" w:tentative="1">
+      <w:start w:val="1"/>
+      <w:numFmt w:val="lowerRoman"/>
+      <w:lvlText w:val="%6."/>
+      <w:lvlJc w:val="right"/>
+      <w:pPr>
+        <w:ind w:left="4320" w:hanging="180"/>
+      </w:pPr>
+    </w:lvl>
+    <w:lvl w:ilvl="6" w:tplc="0409000F" w:tentative="1">
+      <w:start w:val="1"/>
+      <w:numFmt w:val="decimal"/>
+      <w:lvlText w:val="%7."/>
+      <w:lvlJc w:val="left"/>
+      <w:pPr>
+        <w:ind w:left="5040" w:hanging="360"/>
+      </w:pPr>
+    </w:lvl>
+    <w:lvl w:ilvl="7" w:tplc="04090019" w:tentative="1">
+      <w:start w:val="1"/>
+      <w:numFmt w:val="lowerLetter"/>
+      <w:lvlText w:val="%8."/>
+      <w:lvlJc w:val="left"/>
+      <w:pPr>
+        <w:ind w:left="5760" w:hanging="360"/>
+      </w:pPr>
+    </w:lvl>
+    <w:lvl w:ilvl="8" w:tplc="0409001B" w:tentative="1">
+      <w:start w:val="1"/>
+      <w:numFmt w:val="lowerRoman"/>
+      <w:lvlText w:val="%9."/>
+      <w:lvlJc w:val="right"/>
+      <w:pPr>
+        <w:ind w:left="6480" w:hanging="180"/>
+      </w:pPr>
+    </w:lvl>
+  </w:abstractNum>
+  <w:abstractNum w:abstractNumId="7" w15:restartNumberingAfterBreak="0">
     <w:nsid w:val="44287B44"/>
     <w:multiLevelType w:val="multilevel"/>
     <w:tmpl w:val="93E8CF18"/>
@@ -2520,7 +3881,7 @@
       </w:rPr>
     </w:lvl>
   </w:abstractNum>
-  <w:abstractNum w:abstractNumId="5" w15:restartNumberingAfterBreak="0">
+  <w:abstractNum w:abstractNumId="8" w15:restartNumberingAfterBreak="0">
     <w:nsid w:val="50202DCC"/>
     <w:multiLevelType w:val="multilevel"/>
     <w:tmpl w:val="93E8CF18"/>
@@ -2650,7 +4011,7 @@
       </w:rPr>
     </w:lvl>
   </w:abstractNum>
-  <w:abstractNum w:abstractNumId="6" w15:restartNumberingAfterBreak="0">
+  <w:abstractNum w:abstractNumId="9" w15:restartNumberingAfterBreak="0">
     <w:nsid w:val="63B0110D"/>
     <w:multiLevelType w:val="multilevel"/>
     <w:tmpl w:val="0409001F"/>
@@ -2739,7 +4100,185 @@
       </w:pPr>
     </w:lvl>
   </w:abstractNum>
-  <w:abstractNum w:abstractNumId="7" w15:restartNumberingAfterBreak="0">
+  <w:abstractNum w:abstractNumId="10" w15:restartNumberingAfterBreak="0">
+    <w:nsid w:val="6A0C2E26"/>
+    <w:multiLevelType w:val="hybridMultilevel"/>
+    <w:tmpl w:val="13E8FF16"/>
+    <w:lvl w:ilvl="0" w:tplc="0409000F">
+      <w:start w:val="4"/>
+      <w:numFmt w:val="decimal"/>
+      <w:lvlText w:val="%1."/>
+      <w:lvlJc w:val="left"/>
+      <w:pPr>
+        <w:ind w:left="720" w:hanging="360"/>
+      </w:pPr>
+      <w:rPr>
+        <w:rFonts w:hint="default"/>
+      </w:rPr>
+    </w:lvl>
+    <w:lvl w:ilvl="1" w:tplc="04090019" w:tentative="1">
+      <w:start w:val="1"/>
+      <w:numFmt w:val="lowerLetter"/>
+      <w:lvlText w:val="%2."/>
+      <w:lvlJc w:val="left"/>
+      <w:pPr>
+        <w:ind w:left="1440" w:hanging="360"/>
+      </w:pPr>
+    </w:lvl>
+    <w:lvl w:ilvl="2" w:tplc="0409001B" w:tentative="1">
+      <w:start w:val="1"/>
+      <w:numFmt w:val="lowerRoman"/>
+      <w:lvlText w:val="%3."/>
+      <w:lvlJc w:val="right"/>
+      <w:pPr>
+        <w:ind w:left="2160" w:hanging="180"/>
+      </w:pPr>
+    </w:lvl>
+    <w:lvl w:ilvl="3" w:tplc="0409000F" w:tentative="1">
+      <w:start w:val="1"/>
+      <w:numFmt w:val="decimal"/>
+      <w:lvlText w:val="%4."/>
+      <w:lvlJc w:val="left"/>
+      <w:pPr>
+        <w:ind w:left="2880" w:hanging="360"/>
+      </w:pPr>
+    </w:lvl>
+    <w:lvl w:ilvl="4" w:tplc="04090019" w:tentative="1">
+      <w:start w:val="1"/>
+      <w:numFmt w:val="lowerLetter"/>
+      <w:lvlText w:val="%5."/>
+      <w:lvlJc w:val="left"/>
+      <w:pPr>
+        <w:ind w:left="3600" w:hanging="360"/>
+      </w:pPr>
+    </w:lvl>
+    <w:lvl w:ilvl="5" w:tplc="0409001B" w:tentative="1">
+      <w:start w:val="1"/>
+      <w:numFmt w:val="lowerRoman"/>
+      <w:lvlText w:val="%6."/>
+      <w:lvlJc w:val="right"/>
+      <w:pPr>
+        <w:ind w:left="4320" w:hanging="180"/>
+      </w:pPr>
+    </w:lvl>
+    <w:lvl w:ilvl="6" w:tplc="0409000F" w:tentative="1">
+      <w:start w:val="1"/>
+      <w:numFmt w:val="decimal"/>
+      <w:lvlText w:val="%7."/>
+      <w:lvlJc w:val="left"/>
+      <w:pPr>
+        <w:ind w:left="5040" w:hanging="360"/>
+      </w:pPr>
+    </w:lvl>
+    <w:lvl w:ilvl="7" w:tplc="04090019" w:tentative="1">
+      <w:start w:val="1"/>
+      <w:numFmt w:val="lowerLetter"/>
+      <w:lvlText w:val="%8."/>
+      <w:lvlJc w:val="left"/>
+      <w:pPr>
+        <w:ind w:left="5760" w:hanging="360"/>
+      </w:pPr>
+    </w:lvl>
+    <w:lvl w:ilvl="8" w:tplc="0409001B" w:tentative="1">
+      <w:start w:val="1"/>
+      <w:numFmt w:val="lowerRoman"/>
+      <w:lvlText w:val="%9."/>
+      <w:lvlJc w:val="right"/>
+      <w:pPr>
+        <w:ind w:left="6480" w:hanging="180"/>
+      </w:pPr>
+    </w:lvl>
+  </w:abstractNum>
+  <w:abstractNum w:abstractNumId="11" w15:restartNumberingAfterBreak="0">
+    <w:nsid w:val="70D0317D"/>
+    <w:multiLevelType w:val="hybridMultilevel"/>
+    <w:tmpl w:val="58286C0C"/>
+    <w:lvl w:ilvl="0" w:tplc="0409000F">
+      <w:start w:val="5"/>
+      <w:numFmt w:val="decimal"/>
+      <w:lvlText w:val="%1."/>
+      <w:lvlJc w:val="left"/>
+      <w:pPr>
+        <w:ind w:left="720" w:hanging="360"/>
+      </w:pPr>
+      <w:rPr>
+        <w:rFonts w:hint="default"/>
+      </w:rPr>
+    </w:lvl>
+    <w:lvl w:ilvl="1" w:tplc="04090019" w:tentative="1">
+      <w:start w:val="1"/>
+      <w:numFmt w:val="lowerLetter"/>
+      <w:lvlText w:val="%2."/>
+      <w:lvlJc w:val="left"/>
+      <w:pPr>
+        <w:ind w:left="1440" w:hanging="360"/>
+      </w:pPr>
+    </w:lvl>
+    <w:lvl w:ilvl="2" w:tplc="0409001B" w:tentative="1">
+      <w:start w:val="1"/>
+      <w:numFmt w:val="lowerRoman"/>
+      <w:lvlText w:val="%3."/>
+      <w:lvlJc w:val="right"/>
+      <w:pPr>
+        <w:ind w:left="2160" w:hanging="180"/>
+      </w:pPr>
+    </w:lvl>
+    <w:lvl w:ilvl="3" w:tplc="0409000F" w:tentative="1">
+      <w:start w:val="1"/>
+      <w:numFmt w:val="decimal"/>
+      <w:lvlText w:val="%4."/>
+      <w:lvlJc w:val="left"/>
+      <w:pPr>
+        <w:ind w:left="2880" w:hanging="360"/>
+      </w:pPr>
+    </w:lvl>
+    <w:lvl w:ilvl="4" w:tplc="04090019" w:tentative="1">
+      <w:start w:val="1"/>
+      <w:numFmt w:val="lowerLetter"/>
+      <w:lvlText w:val="%5."/>
+      <w:lvlJc w:val="left"/>
+      <w:pPr>
+        <w:ind w:left="3600" w:hanging="360"/>
+      </w:pPr>
+    </w:lvl>
+    <w:lvl w:ilvl="5" w:tplc="0409001B" w:tentative="1">
+      <w:start w:val="1"/>
+      <w:numFmt w:val="lowerRoman"/>
+      <w:lvlText w:val="%6."/>
+      <w:lvlJc w:val="right"/>
+      <w:pPr>
+        <w:ind w:left="4320" w:hanging="180"/>
+      </w:pPr>
+    </w:lvl>
+    <w:lvl w:ilvl="6" w:tplc="0409000F" w:tentative="1">
+      <w:start w:val="1"/>
+      <w:numFmt w:val="decimal"/>
+      <w:lvlText w:val="%7."/>
+      <w:lvlJc w:val="left"/>
+      <w:pPr>
+        <w:ind w:left="5040" w:hanging="360"/>
+      </w:pPr>
+    </w:lvl>
+    <w:lvl w:ilvl="7" w:tplc="04090019" w:tentative="1">
+      <w:start w:val="1"/>
+      <w:numFmt w:val="lowerLetter"/>
+      <w:lvlText w:val="%8."/>
+      <w:lvlJc w:val="left"/>
+      <w:pPr>
+        <w:ind w:left="5760" w:hanging="360"/>
+      </w:pPr>
+    </w:lvl>
+    <w:lvl w:ilvl="8" w:tplc="0409001B" w:tentative="1">
+      <w:start w:val="1"/>
+      <w:numFmt w:val="lowerRoman"/>
+      <w:lvlText w:val="%9."/>
+      <w:lvlJc w:val="right"/>
+      <w:pPr>
+        <w:ind w:left="6480" w:hanging="180"/>
+      </w:pPr>
+    </w:lvl>
+  </w:abstractNum>
+  <w:abstractNum w:abstractNumId="12" w15:restartNumberingAfterBreak="0">
     <w:nsid w:val="76E879DF"/>
     <w:multiLevelType w:val="hybridMultilevel"/>
     <w:tmpl w:val="4928D7F2"/>
@@ -2825,7 +4364,7 @@
       </w:pPr>
     </w:lvl>
   </w:abstractNum>
-  <w:abstractNum w:abstractNumId="8" w15:restartNumberingAfterBreak="0">
+  <w:abstractNum w:abstractNumId="13" w15:restartNumberingAfterBreak="0">
     <w:nsid w:val="78605CE1"/>
     <w:multiLevelType w:val="multilevel"/>
     <w:tmpl w:val="027CA0EC"/>
@@ -2938,7 +4477,96 @@
       </w:rPr>
     </w:lvl>
   </w:abstractNum>
-  <w:abstractNum w:abstractNumId="9" w15:restartNumberingAfterBreak="0">
+  <w:abstractNum w:abstractNumId="14" w15:restartNumberingAfterBreak="0">
+    <w:nsid w:val="78675FE3"/>
+    <w:multiLevelType w:val="hybridMultilevel"/>
+    <w:tmpl w:val="BAD87E78"/>
+    <w:lvl w:ilvl="0" w:tplc="0409000F">
+      <w:start w:val="5"/>
+      <w:numFmt w:val="decimal"/>
+      <w:lvlText w:val="%1."/>
+      <w:lvlJc w:val="left"/>
+      <w:pPr>
+        <w:ind w:left="720" w:hanging="360"/>
+      </w:pPr>
+      <w:rPr>
+        <w:rFonts w:hint="default"/>
+      </w:rPr>
+    </w:lvl>
+    <w:lvl w:ilvl="1" w:tplc="04090019" w:tentative="1">
+      <w:start w:val="1"/>
+      <w:numFmt w:val="lowerLetter"/>
+      <w:lvlText w:val="%2."/>
+      <w:lvlJc w:val="left"/>
+      <w:pPr>
+        <w:ind w:left="1440" w:hanging="360"/>
+      </w:pPr>
+    </w:lvl>
+    <w:lvl w:ilvl="2" w:tplc="0409001B" w:tentative="1">
+      <w:start w:val="1"/>
+      <w:numFmt w:val="lowerRoman"/>
+      <w:lvlText w:val="%3."/>
+      <w:lvlJc w:val="right"/>
+      <w:pPr>
+        <w:ind w:left="2160" w:hanging="180"/>
+      </w:pPr>
+    </w:lvl>
+    <w:lvl w:ilvl="3" w:tplc="0409000F" w:tentative="1">
+      <w:start w:val="1"/>
+      <w:numFmt w:val="decimal"/>
+      <w:lvlText w:val="%4."/>
+      <w:lvlJc w:val="left"/>
+      <w:pPr>
+        <w:ind w:left="2880" w:hanging="360"/>
+      </w:pPr>
+    </w:lvl>
+    <w:lvl w:ilvl="4" w:tplc="04090019" w:tentative="1">
+      <w:start w:val="1"/>
+      <w:numFmt w:val="lowerLetter"/>
+      <w:lvlText w:val="%5."/>
+      <w:lvlJc w:val="left"/>
+      <w:pPr>
+        <w:ind w:left="3600" w:hanging="360"/>
+      </w:pPr>
+    </w:lvl>
+    <w:lvl w:ilvl="5" w:tplc="0409001B" w:tentative="1">
+      <w:start w:val="1"/>
+      <w:numFmt w:val="lowerRoman"/>
+      <w:lvlText w:val="%6."/>
+      <w:lvlJc w:val="right"/>
+      <w:pPr>
+        <w:ind w:left="4320" w:hanging="180"/>
+      </w:pPr>
+    </w:lvl>
+    <w:lvl w:ilvl="6" w:tplc="0409000F" w:tentative="1">
+      <w:start w:val="1"/>
+      <w:numFmt w:val="decimal"/>
+      <w:lvlText w:val="%7."/>
+      <w:lvlJc w:val="left"/>
+      <w:pPr>
+        <w:ind w:left="5040" w:hanging="360"/>
+      </w:pPr>
+    </w:lvl>
+    <w:lvl w:ilvl="7" w:tplc="04090019" w:tentative="1">
+      <w:start w:val="1"/>
+      <w:numFmt w:val="lowerLetter"/>
+      <w:lvlText w:val="%8."/>
+      <w:lvlJc w:val="left"/>
+      <w:pPr>
+        <w:ind w:left="5760" w:hanging="360"/>
+      </w:pPr>
+    </w:lvl>
+    <w:lvl w:ilvl="8" w:tplc="0409001B" w:tentative="1">
+      <w:start w:val="1"/>
+      <w:numFmt w:val="lowerRoman"/>
+      <w:lvlText w:val="%9."/>
+      <w:lvlJc w:val="right"/>
+      <w:pPr>
+        <w:ind w:left="6480" w:hanging="180"/>
+      </w:pPr>
+    </w:lvl>
+  </w:abstractNum>
+  <w:abstractNum w:abstractNumId="15" w15:restartNumberingAfterBreak="0">
     <w:nsid w:val="79A046D7"/>
     <w:multiLevelType w:val="hybridMultilevel"/>
     <w:tmpl w:val="62188646"/>
@@ -3052,34 +4680,52 @@
     </w:lvl>
   </w:abstractNum>
   <w:num w:numId="1" w16cid:durableId="1297953453">
+    <w:abstractNumId w:val="4"/>
+  </w:num>
+  <w:num w:numId="2" w16cid:durableId="1968118469">
+    <w:abstractNumId w:val="5"/>
+  </w:num>
+  <w:num w:numId="3" w16cid:durableId="934172443">
+    <w:abstractNumId w:val="9"/>
+  </w:num>
+  <w:num w:numId="4" w16cid:durableId="1266494803">
+    <w:abstractNumId w:val="13"/>
+  </w:num>
+  <w:num w:numId="5" w16cid:durableId="446461910">
+    <w:abstractNumId w:val="1"/>
+  </w:num>
+  <w:num w:numId="6" w16cid:durableId="421226140">
+    <w:abstractNumId w:val="7"/>
+  </w:num>
+  <w:num w:numId="7" w16cid:durableId="967661014">
+    <w:abstractNumId w:val="8"/>
+  </w:num>
+  <w:num w:numId="8" w16cid:durableId="1975214719">
+    <w:abstractNumId w:val="12"/>
+  </w:num>
+  <w:num w:numId="9" w16cid:durableId="2100523941">
+    <w:abstractNumId w:val="3"/>
+  </w:num>
+  <w:num w:numId="10" w16cid:durableId="459884437">
+    <w:abstractNumId w:val="15"/>
+  </w:num>
+  <w:num w:numId="11" w16cid:durableId="740715548">
+    <w:abstractNumId w:val="6"/>
+  </w:num>
+  <w:num w:numId="12" w16cid:durableId="1960524294">
     <w:abstractNumId w:val="2"/>
   </w:num>
-  <w:num w:numId="2" w16cid:durableId="1968118469">
-    <w:abstractNumId w:val="3"/>
+  <w:num w:numId="13" w16cid:durableId="1237013105">
+    <w:abstractNumId w:val="10"/>
   </w:num>
-  <w:num w:numId="3" w16cid:durableId="934172443">
-    <w:abstractNumId w:val="6"/>
+  <w:num w:numId="14" w16cid:durableId="1115297475">
+    <w:abstractNumId w:val="14"/>
   </w:num>
-  <w:num w:numId="4" w16cid:durableId="1266494803">
-    <w:abstractNumId w:val="8"/>
+  <w:num w:numId="15" w16cid:durableId="240724041">
+    <w:abstractNumId w:val="11"/>
   </w:num>
-  <w:num w:numId="5" w16cid:durableId="446461910">
+  <w:num w:numId="16" w16cid:durableId="1940604205">
     <w:abstractNumId w:val="0"/>
-  </w:num>
-  <w:num w:numId="6" w16cid:durableId="421226140">
-    <w:abstractNumId w:val="4"/>
-  </w:num>
-  <w:num w:numId="7" w16cid:durableId="967661014">
-    <w:abstractNumId w:val="5"/>
-  </w:num>
-  <w:num w:numId="8" w16cid:durableId="1975214719">
-    <w:abstractNumId w:val="7"/>
-  </w:num>
-  <w:num w:numId="9" w16cid:durableId="2100523941">
-    <w:abstractNumId w:val="1"/>
-  </w:num>
-  <w:num w:numId="10" w16cid:durableId="459884437">
-    <w:abstractNumId w:val="9"/>
   </w:num>
 </w:numbering>
 </file>
@@ -3510,9 +5156,32 @@
       <w:szCs w:val="26"/>
     </w:rPr>
   </w:style>
+  <w:style w:type="paragraph" w:styleId="Heading3">
+    <w:name w:val="heading 3"/>
+    <w:basedOn w:val="Normal"/>
+    <w:next w:val="Normal"/>
+    <w:link w:val="Heading3Char"/>
+    <w:uiPriority w:val="9"/>
+    <w:unhideWhenUsed/>
+    <w:qFormat/>
+    <w:rsid w:val="004C3E14"/>
+    <w:pPr>
+      <w:keepNext/>
+      <w:keepLines/>
+      <w:spacing w:before="40"/>
+      <w:outlineLvl w:val="2"/>
+    </w:pPr>
+    <w:rPr>
+      <w:rFonts w:asciiTheme="majorHAnsi" w:eastAsiaTheme="majorEastAsia" w:hAnsiTheme="majorHAnsi" w:cstheme="majorBidi"/>
+      <w:color w:val="243F60" w:themeColor="accent1" w:themeShade="7F"/>
+      <w:sz w:val="24"/>
+      <w:szCs w:val="24"/>
+    </w:rPr>
+  </w:style>
   <w:style w:type="character" w:default="1" w:styleId="DefaultParagraphFont">
     <w:name w:val="Default Paragraph Font"/>
     <w:uiPriority w:val="1"/>
+    <w:semiHidden/>
     <w:unhideWhenUsed/>
   </w:style>
   <w:style w:type="table" w:default="1" w:styleId="TableNormal">
@@ -3666,6 +5335,66 @@
         <w:numId w:val="7"/>
       </w:numPr>
     </w:pPr>
+  </w:style>
+  <w:style w:type="character" w:customStyle="1" w:styleId="Heading3Char">
+    <w:name w:val="Heading 3 Char"/>
+    <w:basedOn w:val="DefaultParagraphFont"/>
+    <w:link w:val="Heading3"/>
+    <w:uiPriority w:val="9"/>
+    <w:rsid w:val="004C3E14"/>
+    <w:rPr>
+      <w:rFonts w:asciiTheme="majorHAnsi" w:eastAsiaTheme="majorEastAsia" w:hAnsiTheme="majorHAnsi" w:cstheme="majorBidi"/>
+      <w:color w:val="243F60" w:themeColor="accent1" w:themeShade="7F"/>
+      <w:sz w:val="24"/>
+      <w:szCs w:val="24"/>
+    </w:rPr>
+  </w:style>
+  <w:style w:type="paragraph" w:styleId="NormalWeb">
+    <w:name w:val="Normal (Web)"/>
+    <w:basedOn w:val="Normal"/>
+    <w:uiPriority w:val="99"/>
+    <w:semiHidden/>
+    <w:unhideWhenUsed/>
+    <w:rsid w:val="00D14105"/>
+    <w:rPr>
+      <w:sz w:val="24"/>
+      <w:szCs w:val="24"/>
+    </w:rPr>
+  </w:style>
+  <w:style w:type="paragraph" w:styleId="Caption">
+    <w:name w:val="caption"/>
+    <w:basedOn w:val="Normal"/>
+    <w:next w:val="Normal"/>
+    <w:uiPriority w:val="35"/>
+    <w:unhideWhenUsed/>
+    <w:qFormat/>
+    <w:rsid w:val="00034A21"/>
+    <w:pPr>
+      <w:spacing w:after="200"/>
+    </w:pPr>
+    <w:rPr>
+      <w:i/>
+      <w:iCs/>
+      <w:color w:val="1F497D" w:themeColor="text2"/>
+      <w:sz w:val="18"/>
+      <w:szCs w:val="18"/>
+    </w:rPr>
+  </w:style>
+  <w:style w:type="table" w:styleId="TableGrid">
+    <w:name w:val="Table Grid"/>
+    <w:basedOn w:val="TableNormal"/>
+    <w:uiPriority w:val="39"/>
+    <w:rsid w:val="00E013E6"/>
+    <w:tblPr>
+      <w:tblBorders>
+        <w:top w:val="single" w:sz="4" w:space="0" w:color="auto"/>
+        <w:left w:val="single" w:sz="4" w:space="0" w:color="auto"/>
+        <w:bottom w:val="single" w:sz="4" w:space="0" w:color="auto"/>
+        <w:right w:val="single" w:sz="4" w:space="0" w:color="auto"/>
+        <w:insideH w:val="single" w:sz="4" w:space="0" w:color="auto"/>
+        <w:insideV w:val="single" w:sz="4" w:space="0" w:color="auto"/>
+      </w:tblBorders>
+    </w:tblPr>
   </w:style>
 </w:styles>
 </file>
@@ -3954,6 +5683,27 @@
 </file>
 
 <file path=customXml/item1.xml><?xml version="1.0" encoding="utf-8"?>
+<p:properties xmlns:p="http://schemas.microsoft.com/office/2006/metadata/properties" xmlns:xsi="http://www.w3.org/2001/XMLSchema-instance" xmlns:pc="http://schemas.microsoft.com/office/infopath/2007/PartnerControls">
+  <documentManagement>
+    <Comment xmlns="8e8f327f-1239-4f04-8aab-a0b5f064d2d7" xsi:nil="true"/>
+    <TaxCatchAll xmlns="4247e884-9c05-420e-9e4b-e2608af499a5" xsi:nil="true"/>
+    <lcf76f155ced4ddcb4097134ff3c332f xmlns="8e8f327f-1239-4f04-8aab-a0b5f064d2d7">
+      <Terms xmlns="http://schemas.microsoft.com/office/infopath/2007/PartnerControls"/>
+    </lcf76f155ced4ddcb4097134ff3c332f>
+  </documentManagement>
+</p:properties>
+</file>
+
+<file path=customXml/item2.xml><?xml version="1.0" encoding="utf-8"?>
+<?mso-contentType ?>
+<FormTemplates xmlns="http://schemas.microsoft.com/sharepoint/v3/contenttype/forms">
+  <Display>DocumentLibraryForm</Display>
+  <Edit>DocumentLibraryForm</Edit>
+  <New>DocumentLibraryForm</New>
+</FormTemplates>
+</file>
+
+<file path=customXml/item3.xml><?xml version="1.0" encoding="utf-8"?>
 <ct:contentTypeSchema xmlns:ct="http://schemas.microsoft.com/office/2006/metadata/contentType" xmlns:ma="http://schemas.microsoft.com/office/2006/metadata/properties/metaAttributes" ct:_="" ma:_="" ma:contentTypeName="Document" ma:contentTypeID="0x0101001AD7C0C58448824F91D59496D38A2A0B" ma:contentTypeVersion="17" ma:contentTypeDescription="Create a new document." ma:contentTypeScope="" ma:versionID="28bf453467d3355b5953af0661544b3d">
   <xsd:schema xmlns:xsd="http://www.w3.org/2001/XMLSchema" xmlns:xs="http://www.w3.org/2001/XMLSchema" xmlns:p="http://schemas.microsoft.com/office/2006/metadata/properties" xmlns:ns2="8e8f327f-1239-4f04-8aab-a0b5f064d2d7" xmlns:ns3="4247e884-9c05-420e-9e4b-e2608af499a5" targetNamespace="http://schemas.microsoft.com/office/2006/metadata/properties" ma:root="true" ma:fieldsID="efe5d1aa3a3334392d3059ffab070c0c" ns2:_="" ns3:_="">
     <xsd:import namespace="8e8f327f-1239-4f04-8aab-a0b5f064d2d7"/>
@@ -4204,28 +5954,32 @@
 </ct:contentTypeSchema>
 </file>
 
-<file path=customXml/item2.xml><?xml version="1.0" encoding="utf-8"?>
-<p:properties xmlns:p="http://schemas.microsoft.com/office/2006/metadata/properties" xmlns:xsi="http://www.w3.org/2001/XMLSchema-instance" xmlns:pc="http://schemas.microsoft.com/office/infopath/2007/PartnerControls">
-  <documentManagement>
-    <Comment xmlns="8e8f327f-1239-4f04-8aab-a0b5f064d2d7" xsi:nil="true"/>
-    <TaxCatchAll xmlns="4247e884-9c05-420e-9e4b-e2608af499a5" xsi:nil="true"/>
-    <lcf76f155ced4ddcb4097134ff3c332f xmlns="8e8f327f-1239-4f04-8aab-a0b5f064d2d7">
-      <Terms xmlns="http://schemas.microsoft.com/office/infopath/2007/PartnerControls"/>
-    </lcf76f155ced4ddcb4097134ff3c332f>
-  </documentManagement>
-</p:properties>
+<file path=customXml/itemProps1.xml><?xml version="1.0" encoding="utf-8"?>
+<ds:datastoreItem xmlns:ds="http://schemas.openxmlformats.org/officeDocument/2006/customXml" ds:itemID="{98119C2E-DE68-4644-9782-FD65CE0344A2}">
+  <ds:schemaRefs>
+    <ds:schemaRef ds:uri="http://schemas.microsoft.com/office/2006/documentManagement/types"/>
+    <ds:schemaRef ds:uri="http://schemas.openxmlformats.org/package/2006/metadata/core-properties"/>
+    <ds:schemaRef ds:uri="http://purl.org/dc/dcmitype/"/>
+    <ds:schemaRef ds:uri="http://purl.org/dc/elements/1.1/"/>
+    <ds:schemaRef ds:uri="http://www.w3.org/XML/1998/namespace"/>
+    <ds:schemaRef ds:uri="http://schemas.microsoft.com/office/2006/metadata/properties"/>
+    <ds:schemaRef ds:uri="http://purl.org/dc/terms/"/>
+    <ds:schemaRef ds:uri="http://schemas.microsoft.com/office/infopath/2007/PartnerControls"/>
+    <ds:schemaRef ds:uri="4247e884-9c05-420e-9e4b-e2608af499a5"/>
+    <ds:schemaRef ds:uri="8e8f327f-1239-4f04-8aab-a0b5f064d2d7"/>
+  </ds:schemaRefs>
+</ds:datastoreItem>
 </file>
 
-<file path=customXml/item3.xml><?xml version="1.0" encoding="utf-8"?>
-<?mso-contentType ?>
-<FormTemplates xmlns="http://schemas.microsoft.com/sharepoint/v3/contenttype/forms">
-  <Display>DocumentLibraryForm</Display>
-  <Edit>DocumentLibraryForm</Edit>
-  <New>DocumentLibraryForm</New>
-</FormTemplates>
+<file path=customXml/itemProps2.xml><?xml version="1.0" encoding="utf-8"?>
+<ds:datastoreItem xmlns:ds="http://schemas.openxmlformats.org/officeDocument/2006/customXml" ds:itemID="{B1BEB7B5-53E0-4B6E-9410-B2BBEADCDD9D}">
+  <ds:schemaRefs>
+    <ds:schemaRef ds:uri="http://schemas.microsoft.com/sharepoint/v3/contenttype/forms"/>
+  </ds:schemaRefs>
+</ds:datastoreItem>
 </file>
 
-<file path=customXml/itemProps1.xml><?xml version="1.0" encoding="utf-8"?>
+<file path=customXml/itemProps3.xml><?xml version="1.0" encoding="utf-8"?>
 <ds:datastoreItem xmlns:ds="http://schemas.openxmlformats.org/officeDocument/2006/customXml" ds:itemID="{F06F9DDB-F6EB-4F4A-A84E-F250AD49F628}">
   <ds:schemaRefs>
     <ds:schemaRef ds:uri="http://schemas.microsoft.com/office/2006/metadata/contentType"/>
@@ -4242,23 +5996,4 @@
     <ds:schemaRef ds:uri="http://schemas.microsoft.com/internal/obd"/>
   </ds:schemaRefs>
 </ds:datastoreItem>
-</file>
-
-<file path=customXml/itemProps2.xml><?xml version="1.0" encoding="utf-8"?>
-<ds:datastoreItem xmlns:ds="http://schemas.openxmlformats.org/officeDocument/2006/customXml" ds:itemID="{98119C2E-DE68-4644-9782-FD65CE0344A2}">
-  <ds:schemaRefs>
-    <ds:schemaRef ds:uri="http://schemas.microsoft.com/office/2006/metadata/properties"/>
-    <ds:schemaRef ds:uri="http://schemas.microsoft.com/office/infopath/2007/PartnerControls"/>
-    <ds:schemaRef ds:uri="8e8f327f-1239-4f04-8aab-a0b5f064d2d7"/>
-    <ds:schemaRef ds:uri="4247e884-9c05-420e-9e4b-e2608af499a5"/>
-  </ds:schemaRefs>
-</ds:datastoreItem>
-</file>
-
-<file path=customXml/itemProps3.xml><?xml version="1.0" encoding="utf-8"?>
-<ds:datastoreItem xmlns:ds="http://schemas.openxmlformats.org/officeDocument/2006/customXml" ds:itemID="{B1BEB7B5-53E0-4B6E-9410-B2BBEADCDD9D}">
-  <ds:schemaRefs>
-    <ds:schemaRef ds:uri="http://schemas.microsoft.com/sharepoint/v3/contenttype/forms"/>
-  </ds:schemaRefs>
-</ds:datastoreItem>
 </file>
--- a/AoD_project_report_word_template_2025.docx
+++ b/AoD_project_report_word_template_2025.docx
@@ -57,7 +57,6 @@
             <v:shape id="docshape5" o:spid="_x0000_s1039" type="#_x0000_t75" alt="" style="position:absolute;left:690;top:51;width:270;height:150">
               <v:imagedata r:id="rId10" o:title=""/>
             </v:shape>
-            <w10:wrap type="none"/>
             <w10:anchorlock/>
           </v:group>
         </w:pict>
@@ -156,7 +155,6 @@
             <v:shape id="docshape14" o:spid="_x0000_s1034" type="#_x0000_t75" alt="" style="position:absolute;left:1090;top:54;width:262;height:144">
               <v:imagedata r:id="rId16" o:title=""/>
             </v:shape>
-            <w10:wrap type="none"/>
             <w10:anchorlock/>
           </v:group>
         </w:pict>
@@ -435,18 +433,34 @@
           <w:spacing w:val="-2"/>
         </w:rPr>
       </w:pPr>
+      <w:proofErr w:type="gramStart"/>
       <w:r>
         <w:rPr>
           <w:spacing w:val="-2"/>
         </w:rPr>
-        <w:t xml:space="preserve">dr. </w:t>
-      </w:r>
+        <w:t>dr</w:t>
+      </w:r>
+      <w:proofErr w:type="gramEnd"/>
       <w:r>
         <w:rPr>
           <w:spacing w:val="-2"/>
         </w:rPr>
-        <w:t>Julija Vaitonyte</w:t>
-      </w:r>
+        <w:t xml:space="preserve">. </w:t>
+      </w:r>
+      <w:r>
+        <w:rPr>
+          <w:spacing w:val="-2"/>
+        </w:rPr>
+        <w:t xml:space="preserve">Julija </w:t>
+      </w:r>
+      <w:proofErr w:type="spellStart"/>
+      <w:r>
+        <w:rPr>
+          <w:spacing w:val="-2"/>
+        </w:rPr>
+        <w:t>Vaitonyte</w:t>
+      </w:r>
+      <w:proofErr w:type="spellEnd"/>
       <w:r>
         <w:rPr>
           <w:spacing w:val="-2"/>
@@ -960,7 +974,15 @@
         <w:t xml:space="preserve"> </w:t>
       </w:r>
       <w:r>
-        <w:t>A Random Forest is an ensemble of decision trees where each tree is trained on a bootstrapped sample of the data, and predictions are made through majority voting across trees (Breiman, 2001)</w:t>
+        <w:t>A Random Forest is an ensemble of decision trees where each tree is trained on a bootstrapped sample of the data, and predictions are made through majority voting across trees (</w:t>
+      </w:r>
+      <w:proofErr w:type="spellStart"/>
+      <w:r>
+        <w:t>Breiman</w:t>
+      </w:r>
+      <w:proofErr w:type="spellEnd"/>
+      <w:r>
+        <w:t>, 2001)</w:t>
       </w:r>
     </w:p>
     <w:p>
@@ -973,18 +995,35 @@
         <w:spacing w:line="284" w:lineRule="exact"/>
         <w:jc w:val="both"/>
       </w:pPr>
+      <w:proofErr w:type="spellStart"/>
       <w:r>
         <w:rPr>
           <w:b/>
           <w:bCs/>
         </w:rPr>
-        <w:t>XGBoost:</w:t>
+        <w:t>XGBoost</w:t>
+      </w:r>
+      <w:proofErr w:type="spellEnd"/>
+      <w:r>
+        <w:rPr>
+          <w:b/>
+          <w:bCs/>
+        </w:rPr>
+        <w:t>:</w:t>
       </w:r>
       <w:r>
         <w:t xml:space="preserve"> </w:t>
       </w:r>
       <w:r>
-        <w:t>a gradient boosting framework that constructs trees sequentially, with each tree trained to reduce the residual errors left by the previous ensemble (Chen &amp; Guestrin, 2016).</w:t>
+        <w:t xml:space="preserve">a gradient boosting framework that constructs trees sequentially, with each tree trained to reduce the residual errors left by the previous ensemble (Chen &amp; </w:t>
+      </w:r>
+      <w:proofErr w:type="spellStart"/>
+      <w:r>
+        <w:t>Guestrin</w:t>
+      </w:r>
+      <w:proofErr w:type="spellEnd"/>
+      <w:r>
+        <w:t>, 2016).</w:t>
       </w:r>
     </w:p>
     <w:p>
@@ -997,6 +1036,7 @@
         <w:spacing w:line="284" w:lineRule="exact"/>
         <w:jc w:val="both"/>
       </w:pPr>
+      <w:proofErr w:type="spellStart"/>
       <w:r>
         <w:rPr>
           <w:b/>
@@ -1004,6 +1044,7 @@
         </w:rPr>
         <w:t>CatBoost</w:t>
       </w:r>
+      <w:proofErr w:type="spellEnd"/>
       <w:r>
         <w:rPr>
           <w:b/>
@@ -1015,7 +1056,15 @@
         <w:t xml:space="preserve"> </w:t>
       </w:r>
       <w:r>
-        <w:t>a gradient boosting algorithm designed to handle categorical features efficiently and reduce overfitting through ordered boosting and target statistics, leading to strong performance with minimal preprocessing (Dorogush, Ershov &amp; Gulin, 2018).</w:t>
+        <w:t>a gradient boosting algorithm designed to handle categorical features efficiently and reduce overfitting through ordered boosting and target statistics, leading to strong performance with minimal preprocessing (</w:t>
+      </w:r>
+      <w:proofErr w:type="spellStart"/>
+      <w:r>
+        <w:t>Dorogush</w:t>
+      </w:r>
+      <w:proofErr w:type="spellEnd"/>
+      <w:r>
+        <w:t>, Ershov &amp; Gulin, 2018).</w:t>
       </w:r>
     </w:p>
     <w:p>
@@ -1179,8 +1228,21 @@
         <w:t xml:space="preserve">, </w:t>
       </w:r>
       <w:r>
-        <w:t>Random Forest, XGBoost, and CatBoost</w:t>
-      </w:r>
+        <w:t xml:space="preserve">Random Forest, </w:t>
+      </w:r>
+      <w:proofErr w:type="spellStart"/>
+      <w:r>
+        <w:t>XGBoost</w:t>
+      </w:r>
+      <w:proofErr w:type="spellEnd"/>
+      <w:r>
+        <w:t xml:space="preserve">, and </w:t>
+      </w:r>
+      <w:proofErr w:type="spellStart"/>
+      <w:r>
+        <w:t>CatBoost</w:t>
+      </w:r>
+      <w:proofErr w:type="spellEnd"/>
       <w:r>
         <w:t xml:space="preserve">, </w:t>
       </w:r>
@@ -1229,12 +1291,25 @@
         <w:spacing w:line="276" w:lineRule="auto"/>
         <w:jc w:val="both"/>
       </w:pPr>
-      <w:r>
-        <w:t xml:space="preserve">XGBoost slightly outperformed Random Forest in overall accuracy (0.951) and recall (0.971), leading to a higher F1-score of 0.964. Its ROC-AUC of 0.976 and PR-AUC of 0.981 indicate robust classification power, though its PR-AUC is marginally lower than Random Forest’s. This suggests XGBoost is particularly strong at capturing true positives, making it well-suited for </w:t>
+      <w:proofErr w:type="spellStart"/>
+      <w:r>
+        <w:t>XGBoost</w:t>
+      </w:r>
+      <w:proofErr w:type="spellEnd"/>
+      <w:r>
+        <w:t xml:space="preserve"> slightly outperformed Random Forest in overall accuracy (0.951) and recall (0.971), leading to a higher F1-score of 0.964. Its ROC-AUC of 0.976 and PR-AUC of 0.981 indicate robust classification power, though its PR-AUC is marginally lower than Random Forest’s. This </w:t>
       </w:r>
       <w:r>
         <w:lastRenderedPageBreak/>
-        <w:t>tasks where recall is critical.</w:t>
+        <w:t xml:space="preserve">suggests </w:t>
+      </w:r>
+      <w:proofErr w:type="spellStart"/>
+      <w:r>
+        <w:t>XGBoost</w:t>
+      </w:r>
+      <w:proofErr w:type="spellEnd"/>
+      <w:r>
+        <w:t xml:space="preserve"> is particularly strong at capturing true positives, making it well-suited for tasks where recall is critical.</w:t>
       </w:r>
     </w:p>
     <w:p>
@@ -1310,8 +1385,29 @@
           </wp:anchor>
         </w:drawing>
       </w:r>
-      <w:r>
-        <w:t xml:space="preserve">CatBoost delivered the highest accuracy (0.953) and precision (0.962), with a recall of 0.968 and an F1-score of 0.965. Its ROC-AUC (0.975) and PR-AUC (0.981) are nearly identical to XGBoost, reflecting balanced performance. Overall, all three models demonstrate excellent reliability, with CatBoost showing a slight edge in accuracy and </w:t>
+      <w:proofErr w:type="spellStart"/>
+      <w:r>
+        <w:t>CatBoost</w:t>
+      </w:r>
+      <w:proofErr w:type="spellEnd"/>
+      <w:r>
+        <w:t xml:space="preserve"> delivered the highest accuracy (0.953) and precision (0.962), with a recall of 0.968 and an F1-score of 0.965. Its ROC-AUC (0.975) and PR-AUC (0.981) are nearly identical to </w:t>
+      </w:r>
+      <w:proofErr w:type="spellStart"/>
+      <w:r>
+        <w:t>XGBoost</w:t>
+      </w:r>
+      <w:proofErr w:type="spellEnd"/>
+      <w:r>
+        <w:t xml:space="preserve">, reflecting balanced performance. Overall, all three models demonstrate excellent reliability, with </w:t>
+      </w:r>
+      <w:proofErr w:type="spellStart"/>
+      <w:r>
+        <w:t>CatBoost</w:t>
+      </w:r>
+      <w:proofErr w:type="spellEnd"/>
+      <w:r>
+        <w:t xml:space="preserve"> showing a slight edge in accuracy and </w:t>
       </w:r>
       <w:r>
         <w:t>F1</w:t>
@@ -1643,12 +1739,14 @@
             <w:pPr>
               <w:jc w:val="center"/>
             </w:pPr>
+            <w:proofErr w:type="spellStart"/>
             <w:r>
               <w:t>Cat</w:t>
             </w:r>
             <w:r>
               <w:t>boost</w:t>
             </w:r>
+            <w:proofErr w:type="spellEnd"/>
           </w:p>
         </w:tc>
         <w:tc>
@@ -1659,8 +1757,21 @@
             <w:pPr>
               <w:jc w:val="center"/>
             </w:pPr>
+            <w:proofErr w:type="spellStart"/>
             <w:r>
-              <w:t>learning_rate       : 0.1</w:t>
+              <w:t>learning_rate</w:t>
+            </w:r>
+            <w:proofErr w:type="spellEnd"/>
+            <w:r>
+              <w:t xml:space="preserve">     </w:t>
+            </w:r>
+            <w:proofErr w:type="gramStart"/>
+            <w:r>
+              <w:t xml:space="preserve">  :</w:t>
+            </w:r>
+            <w:proofErr w:type="gramEnd"/>
+            <w:r>
+              <w:t xml:space="preserve"> 0.1</w:t>
             </w:r>
           </w:p>
           <w:p>
@@ -1668,7 +1779,15 @@
               <w:jc w:val="center"/>
             </w:pPr>
             <w:r>
-              <w:t>l2_leaf_reg         : 1</w:t>
+              <w:t xml:space="preserve">l2_leaf_reg       </w:t>
+            </w:r>
+            <w:proofErr w:type="gramStart"/>
+            <w:r>
+              <w:t xml:space="preserve">  :</w:t>
+            </w:r>
+            <w:proofErr w:type="gramEnd"/>
+            <w:r>
+              <w:t xml:space="preserve"> 1</w:t>
             </w:r>
           </w:p>
           <w:p>
@@ -1676,7 +1795,15 @@
               <w:jc w:val="center"/>
             </w:pPr>
             <w:r>
-              <w:t>iterations          : 400</w:t>
+              <w:t xml:space="preserve">iterations        </w:t>
+            </w:r>
+            <w:proofErr w:type="gramStart"/>
+            <w:r>
+              <w:t xml:space="preserve">  :</w:t>
+            </w:r>
+            <w:proofErr w:type="gramEnd"/>
+            <w:r>
+              <w:t xml:space="preserve"> 400</w:t>
             </w:r>
           </w:p>
           <w:p>
@@ -1684,23 +1811,57 @@
               <w:jc w:val="center"/>
             </w:pPr>
             <w:r>
-              <w:t>depth               : 11</w:t>
+              <w:t xml:space="preserve">depth             </w:t>
+            </w:r>
+            <w:proofErr w:type="gramStart"/>
+            <w:r>
+              <w:t xml:space="preserve">  :</w:t>
+            </w:r>
+            <w:proofErr w:type="gramEnd"/>
+            <w:r>
+              <w:t xml:space="preserve"> 11</w:t>
             </w:r>
           </w:p>
           <w:p>
             <w:pPr>
               <w:jc w:val="center"/>
             </w:pPr>
+            <w:proofErr w:type="spellStart"/>
             <w:r>
-              <w:t>border_count        : 64</w:t>
+              <w:t>border_count</w:t>
+            </w:r>
+            <w:proofErr w:type="spellEnd"/>
+            <w:r>
+              <w:t xml:space="preserve">      </w:t>
+            </w:r>
+            <w:proofErr w:type="gramStart"/>
+            <w:r>
+              <w:t xml:space="preserve">  :</w:t>
+            </w:r>
+            <w:proofErr w:type="gramEnd"/>
+            <w:r>
+              <w:t xml:space="preserve"> 64</w:t>
             </w:r>
           </w:p>
           <w:p>
             <w:pPr>
               <w:jc w:val="center"/>
             </w:pPr>
+            <w:proofErr w:type="spellStart"/>
             <w:r>
-              <w:t>bagging_temperature : 0</w:t>
+              <w:t>bagging_</w:t>
+            </w:r>
+            <w:proofErr w:type="gramStart"/>
+            <w:r>
+              <w:t>temperature</w:t>
+            </w:r>
+            <w:proofErr w:type="spellEnd"/>
+            <w:r>
+              <w:t xml:space="preserve"> :</w:t>
+            </w:r>
+            <w:proofErr w:type="gramEnd"/>
+            <w:r>
+              <w:t xml:space="preserve"> 0</w:t>
             </w:r>
           </w:p>
         </w:tc>
@@ -1747,8 +1908,13 @@
       <w:r>
         <w:t xml:space="preserve">performed on </w:t>
       </w:r>
-      <w:r>
-        <w:t>Catboost model’s</w:t>
+      <w:proofErr w:type="spellStart"/>
+      <w:r>
+        <w:t>Catboost</w:t>
+      </w:r>
+      <w:proofErr w:type="spellEnd"/>
+      <w:r>
+        <w:t xml:space="preserve"> model’s</w:t>
       </w:r>
       <w:r>
         <w:t xml:space="preserve"> </w:t>
@@ -1801,6 +1967,7 @@
       <w:r>
         <w:t xml:space="preserve">The features </w:t>
       </w:r>
+      <w:proofErr w:type="spellStart"/>
       <w:r>
         <w:rPr>
           <w:i/>
@@ -1808,9 +1975,11 @@
         </w:rPr>
         <w:t>weekend_ratio</w:t>
       </w:r>
+      <w:proofErr w:type="spellEnd"/>
       <w:r>
         <w:t xml:space="preserve">, </w:t>
       </w:r>
+      <w:proofErr w:type="spellStart"/>
       <w:r>
         <w:rPr>
           <w:i/>
@@ -1818,9 +1987,11 @@
         </w:rPr>
         <w:t>night_play_ratio</w:t>
       </w:r>
+      <w:proofErr w:type="spellEnd"/>
       <w:r>
         <w:t xml:space="preserve">, and </w:t>
       </w:r>
+      <w:proofErr w:type="spellStart"/>
       <w:r>
         <w:rPr>
           <w:i/>
@@ -1828,9 +1999,17 @@
         </w:rPr>
         <w:t>active_days_ratio</w:t>
       </w:r>
-      <w:r>
-        <w:t xml:space="preserve"> emerge as the most influential, exhibiting large mean absolute SHAP values, wide horizontal dispersions, and clear color gradients. This combination indicates not only strong overall impact but also substantial variability in how these features affect different users. Temporal behavior indicators, such as </w:t>
-      </w:r>
+      <w:proofErr w:type="spellEnd"/>
+      <w:r>
+        <w:t xml:space="preserve"> emerge as the most influential, exhibiting large mean absolute SHAP values, wide horizontal dispersions, and clear color gradients. This combination indicates not only strong overall impact but also substantial variability in how these features affect different users. </w:t>
+      </w:r>
+      <w:r>
+        <w:t>Other t</w:t>
+      </w:r>
+      <w:r>
+        <w:t xml:space="preserve">emporal behavior indicators, such as </w:t>
+      </w:r>
+      <w:proofErr w:type="spellStart"/>
       <w:r>
         <w:rPr>
           <w:i/>
@@ -1838,9 +2017,11 @@
         </w:rPr>
         <w:t>avg_hour_of_day</w:t>
       </w:r>
+      <w:proofErr w:type="spellEnd"/>
       <w:r>
         <w:t xml:space="preserve"> and </w:t>
       </w:r>
+      <w:proofErr w:type="spellStart"/>
       <w:r>
         <w:rPr>
           <w:i/>
@@ -1848,6 +2029,7 @@
         </w:rPr>
         <w:t>peak_hour</w:t>
       </w:r>
+      <w:proofErr w:type="spellEnd"/>
       <w:r>
         <w:t>, display consistent directional patterns, with higher values tending to push predictions upward and lower values pulling them downwar</w:t>
       </w:r>
@@ -1857,6 +2039,7 @@
       <w:r>
         <w:t xml:space="preserve">suggesting that later-day activity is particularly predictive of the target outcome. Features related to recency and behavioral diversity, including </w:t>
       </w:r>
+      <w:proofErr w:type="spellStart"/>
       <w:r>
         <w:rPr>
           <w:i/>
@@ -1864,9 +2047,11 @@
         </w:rPr>
         <w:t>recency_days</w:t>
       </w:r>
+      <w:proofErr w:type="spellEnd"/>
       <w:r>
         <w:t xml:space="preserve"> and </w:t>
       </w:r>
+      <w:proofErr w:type="spellStart"/>
       <w:r>
         <w:rPr>
           <w:i/>
@@ -1874,6 +2059,7 @@
         </w:rPr>
         <w:t>hour_entropy</w:t>
       </w:r>
+      <w:proofErr w:type="spellEnd"/>
       <w:r>
         <w:t xml:space="preserve">, show narrower spreads yet still provide meaningful and stable contributions, pointing to consistent patterns in user behavior. </w:t>
       </w:r>
@@ -1886,6 +2072,7 @@
       <w:r>
         <w:t xml:space="preserve">such as </w:t>
       </w:r>
+      <w:proofErr w:type="spellStart"/>
       <w:r>
         <w:rPr>
           <w:i/>
@@ -1893,9 +2080,11 @@
         </w:rPr>
         <w:t>total_sessions</w:t>
       </w:r>
+      <w:proofErr w:type="spellEnd"/>
       <w:r>
         <w:t xml:space="preserve">, </w:t>
       </w:r>
+      <w:proofErr w:type="spellStart"/>
       <w:r>
         <w:rPr>
           <w:i/>
@@ -1903,9 +2092,11 @@
         </w:rPr>
         <w:t>activity_days</w:t>
       </w:r>
+      <w:proofErr w:type="spellEnd"/>
       <w:r>
         <w:t xml:space="preserve">, and </w:t>
       </w:r>
+      <w:proofErr w:type="spellStart"/>
       <w:r>
         <w:rPr>
           <w:i/>
@@ -1913,24 +2104,13 @@
         </w:rPr>
         <w:t>first_vs_avg_ratio</w:t>
       </w:r>
+      <w:proofErr w:type="spellEnd"/>
       <w:r>
         <w:t xml:space="preserve">, </w:t>
       </w:r>
       <w:r>
         <w:t>exert moderate but reliable influence, reflected in their more compact SHAP distributions. Together, these patterns highlight the multifaceted behavioral signals driving the model’s predictive decisions.</w:t>
       </w:r>
-    </w:p>
-    <w:p>
-      <w:pPr>
-        <w:spacing w:line="276" w:lineRule="auto"/>
-        <w:jc w:val="both"/>
-      </w:pPr>
-    </w:p>
-    <w:p>
-      <w:pPr>
-        <w:spacing w:line="276" w:lineRule="auto"/>
-        <w:jc w:val="both"/>
-      </w:pPr>
     </w:p>
     <w:p>
       <w:pPr>
@@ -2192,8 +2372,16 @@
                               <w:rPr>
                                 <w:color w:val="auto"/>
                               </w:rPr>
-                              <w:t>: SHAP Beeswarm</w:t>
+                              <w:t xml:space="preserve">: SHAP </w:t>
                             </w:r>
+                            <w:proofErr w:type="spellStart"/>
+                            <w:r>
+                              <w:rPr>
+                                <w:color w:val="auto"/>
+                              </w:rPr>
+                              <w:t>Beeswarm</w:t>
+                            </w:r>
+                            <w:proofErr w:type="spellEnd"/>
                           </w:p>
                         </w:txbxContent>
                       </wps:txbx>
@@ -2265,8 +2453,16 @@
                         <w:rPr>
                           <w:color w:val="auto"/>
                         </w:rPr>
-                        <w:t>: SHAP Beeswarm</w:t>
+                        <w:t xml:space="preserve">: SHAP </w:t>
                       </w:r>
+                      <w:proofErr w:type="spellStart"/>
+                      <w:r>
+                        <w:rPr>
+                          <w:color w:val="auto"/>
+                        </w:rPr>
+                        <w:t>Beeswarm</w:t>
+                      </w:r>
+                      <w:proofErr w:type="spellEnd"/>
                     </w:p>
                   </w:txbxContent>
                 </v:textbox>
@@ -2589,7 +2785,23 @@
         <w:t>Dodge the Mud</w:t>
       </w:r>
       <w:r>
-        <w:t xml:space="preserve"> provides a strong basis for predicting long-term churn. CatBoost emerged as the best-performing model, which aligns with its strength in handling complex interactions and categorical features. However, Random Forest and XGBoost also delivered high performance, indicating that the problem is well suited to tree-based ensemble methods.</w:t>
+        <w:t xml:space="preserve"> provides a strong basis for predicting long-term churn. </w:t>
+      </w:r>
+      <w:proofErr w:type="spellStart"/>
+      <w:r>
+        <w:t>CatBoost</w:t>
+      </w:r>
+      <w:proofErr w:type="spellEnd"/>
+      <w:r>
+        <w:t xml:space="preserve"> emerged as the best-performing model, which aligns with its strength in handling complex interactions and categorical features. However, Random Forest and </w:t>
+      </w:r>
+      <w:proofErr w:type="spellStart"/>
+      <w:r>
+        <w:t>XGBoost</w:t>
+      </w:r>
+      <w:proofErr w:type="spellEnd"/>
+      <w:r>
+        <w:t xml:space="preserve"> also delivered high performance, indicating that the problem is well suited to tree-based ensemble methods.</w:t>
       </w:r>
     </w:p>
     <w:p>
@@ -2599,7 +2811,101 @@
         <w:jc w:val="both"/>
       </w:pPr>
       <w:r>
-        <w:t>The main methodological challenge involved addressing the extreme class imbalance inherent in many OP/CP combinations. The choice of OP = 7 and CP = 14 offered an effective balance between performance and label reliability. This experiment highlights the importance of thoughtful window selection in churn prediction tasks, as labeling strategies directly influence both model behavior and interpretability.</w:t>
+        <w:t xml:space="preserve">The main methodological challenge involved addressing the extreme class imbalance inherent in many OP/CP combinations. </w:t>
+      </w:r>
+      <w:r>
+        <w:t>In the end, t</w:t>
+      </w:r>
+      <w:r>
+        <w:t xml:space="preserve">he choice of OP = 7 and CP = 14 offered an effective </w:t>
+      </w:r>
+      <w:r>
+        <w:t xml:space="preserve">trade-off </w:t>
+      </w:r>
+      <w:r>
+        <w:t>between</w:t>
+      </w:r>
+      <w:r>
+        <w:t xml:space="preserve"> performance and label reliability. This experiment highlights </w:t>
+      </w:r>
+      <w:r>
+        <w:t xml:space="preserve">that </w:t>
+      </w:r>
+      <w:r>
+        <w:t>varying the window</w:t>
+      </w:r>
+      <w:r>
+        <w:t xml:space="preserve"> </w:t>
+      </w:r>
+      <w:r>
+        <w:t>can substantially change the results</w:t>
+      </w:r>
+      <w:r>
+        <w:t xml:space="preserve"> and model interpretability (</w:t>
+      </w:r>
+      <w:proofErr w:type="spellStart"/>
+      <w:r>
+        <w:t>Bugajev</w:t>
+      </w:r>
+      <w:proofErr w:type="spellEnd"/>
+      <w:r>
+        <w:t xml:space="preserve">, </w:t>
+      </w:r>
+      <w:proofErr w:type="spellStart"/>
+      <w:r>
+        <w:t>Kriauzienė</w:t>
+      </w:r>
+      <w:proofErr w:type="spellEnd"/>
+      <w:r>
+        <w:t xml:space="preserve">, </w:t>
+      </w:r>
+      <w:proofErr w:type="spellStart"/>
+      <w:r>
+        <w:t>Vasilecas</w:t>
+      </w:r>
+      <w:proofErr w:type="spellEnd"/>
+      <w:r>
+        <w:t xml:space="preserve"> &amp; </w:t>
+      </w:r>
+      <w:proofErr w:type="spellStart"/>
+      <w:r>
+        <w:t>Chadyšas</w:t>
+      </w:r>
+      <w:proofErr w:type="spellEnd"/>
+      <w:r>
+        <w:t>, 2022)</w:t>
+      </w:r>
+      <w:r>
+        <w:t xml:space="preserve"> a</w:t>
+      </w:r>
+      <w:r>
+        <w:t>nd that</w:t>
+      </w:r>
+      <w:r>
+        <w:t xml:space="preserve"> </w:t>
+      </w:r>
+      <w:r>
+        <w:t xml:space="preserve">beyond a certain length of </w:t>
+      </w:r>
+      <w:r>
+        <w:t>memory window (history)</w:t>
+      </w:r>
+      <w:r>
+        <w:t>, additional data yields diminishing returns</w:t>
+      </w:r>
+      <w:r>
+        <w:t xml:space="preserve"> (</w:t>
+      </w:r>
+      <w:proofErr w:type="spellStart"/>
+      <w:r>
+        <w:t>Ballings</w:t>
+      </w:r>
+      <w:proofErr w:type="spellEnd"/>
+      <w:r>
+        <w:t xml:space="preserve"> &amp; Van den Poel, 2012)</w:t>
+      </w:r>
+      <w:r>
+        <w:t>.</w:t>
       </w:r>
     </w:p>
     <w:p>
@@ -2609,7 +2915,23 @@
         <w:jc w:val="both"/>
       </w:pPr>
       <w:r>
-        <w:t>Feature engineering also played a critical role. While a large number of features were initially created, only a small subset contributed meaningfully to model performance, demonstrating that player behavior during the early stages of the game is relatively simple and can be captured effectively by a compact set of features.</w:t>
+        <w:t xml:space="preserve">Feature engineering also played a critical role. While </w:t>
+      </w:r>
+      <w:r>
+        <w:t>many</w:t>
+      </w:r>
+      <w:r>
+        <w:t xml:space="preserve"> features were initially created, only a small subset contributed meaningfully to model performance, demonstrating that player behavior during the early stages of the game is relatively simple and can be captured effectively by a compact set of features.</w:t>
+      </w:r>
+    </w:p>
+    <w:p>
+      <w:pPr>
+        <w:pStyle w:val="BodyText"/>
+        <w:spacing w:before="7" w:line="276" w:lineRule="auto"/>
+        <w:jc w:val="both"/>
+      </w:pPr>
+      <w:r>
+        <w:t>SHAP analysis reveals that temporal features are the most influential predictors in the models. This observation is consistent with Chen et al. (2018), who demonstrated that time-aware models achieve higher predictive accuracy than single-frequency approaches when modeling user behaviors. More recently, Peters, Liu, Barbieri, et al. (2023) extended this insight by showing that temporal-behavioral patterns capture non-redundant variance beyond static usage features, thereby enhancing the performance of deep LSTM neural networks.</w:t>
       </w:r>
     </w:p>
     <w:p>
@@ -2644,35 +2966,34 @@
         <w:jc w:val="both"/>
       </w:pPr>
       <w:r>
-        <w:t>This study successfully developed a predictive model for identifying player churn in Dodge the Mud. After evaluating several OP/CP configurations, mitigating class imbalance, engineering relevant features, and testing multiple tree-based models, CatBoost demonstrated the best overall performance. The findings show that player activity within the first seven days is highly informative for predicting future churn and that careful design of labeling windows is crucial for building robust churn prediction models. These insights can support game designers in developing more effective retention strategies and tailoring interventions for at-risk players.</w:t>
+        <w:t xml:space="preserve">This study successfully developed a predictive model for identifying player churn in Dodge the Mud. After evaluating several OP/CP configurations, mitigating class imbalance, engineering relevant features, and testing multiple tree-based models, </w:t>
+      </w:r>
+      <w:proofErr w:type="spellStart"/>
+      <w:r>
+        <w:t>CatBoost</w:t>
+      </w:r>
+      <w:proofErr w:type="spellEnd"/>
+      <w:r>
+        <w:t xml:space="preserve"> demonstrated the best overall performance. The findings show that player activity within the first seven days is highly informative for predicting future churn and that careful design of labeling windows is crucial for building robust churn prediction models. These insights can support game designers in developing more effective retention strategies and tailoring interventions for at-risk players</w:t>
+      </w:r>
+      <w:r>
+        <w:t>.</w:t>
       </w:r>
     </w:p>
     <w:p>
       <w:pPr>
         <w:pStyle w:val="BodyText"/>
-        <w:spacing w:before="6"/>
-        <w:rPr>
-          <w:sz w:val="27"/>
-        </w:rPr>
-      </w:pPr>
-    </w:p>
-    <w:p>
-      <w:pPr>
-        <w:pStyle w:val="Heading2"/>
-      </w:pPr>
-    </w:p>
-    <w:p>
-      <w:pPr>
-        <w:pStyle w:val="Heading2"/>
-      </w:pPr>
-    </w:p>
-    <w:p>
-      <w:pPr>
-        <w:pStyle w:val="Heading2"/>
-      </w:pPr>
-    </w:p>
-    <w:p/>
-    <w:p/>
+        <w:spacing w:before="6" w:line="276" w:lineRule="auto"/>
+        <w:jc w:val="both"/>
+      </w:pPr>
+    </w:p>
+    <w:p>
+      <w:pPr>
+        <w:pStyle w:val="BodyText"/>
+        <w:spacing w:before="6" w:line="276" w:lineRule="auto"/>
+        <w:jc w:val="both"/>
+      </w:pPr>
+    </w:p>
     <w:p>
       <w:pPr>
         <w:pStyle w:val="Heading2"/>
@@ -2683,6 +3004,24 @@
       </w:r>
       <w:r>
         <w:t>References</w:t>
+      </w:r>
+    </w:p>
+    <w:p>
+      <w:proofErr w:type="spellStart"/>
+      <w:r>
+        <w:t>Ballings</w:t>
+      </w:r>
+      <w:proofErr w:type="spellEnd"/>
+      <w:r>
+        <w:t xml:space="preserve">, Michel &amp; Van den Poel, Dirk. (2012). Customer event history for churn prediction: How long is long </w:t>
+      </w:r>
+      <w:proofErr w:type="gramStart"/>
+      <w:r>
+        <w:t>enough?.</w:t>
+      </w:r>
+      <w:proofErr w:type="gramEnd"/>
+      <w:r>
+        <w:t xml:space="preserve"> Expert Systems with Applications. 39. 13517–13522. 10.1016/j.eswa.2012.07.006.</w:t>
       </w:r>
     </w:p>
     <w:p>
@@ -2692,8 +3031,13 @@
         </w:tabs>
         <w:spacing w:before="85"/>
       </w:pPr>
-      <w:r>
-        <w:t xml:space="preserve">Breiman, L. (2001). Random forests. Machine Learning, </w:t>
+      <w:proofErr w:type="spellStart"/>
+      <w:r>
+        <w:t>Breiman</w:t>
+      </w:r>
+      <w:proofErr w:type="spellEnd"/>
+      <w:r>
+        <w:t xml:space="preserve">, L. (2001). Random forests. Machine Learning, </w:t>
       </w:r>
       <w:r>
         <w:rPr>
@@ -2722,39 +3066,45 @@
         </w:tabs>
         <w:spacing w:before="85"/>
       </w:pPr>
-      <w:r>
-        <w:t>Chen, T., &amp; Guestrin, C. (2016). Xgboost: A scalable tree boosting system.</w:t>
-      </w:r>
-      <w:r>
-        <w:t xml:space="preserve"> </w:t>
-      </w:r>
-      <w:r>
-        <w:t xml:space="preserve">Proceedings of the </w:t>
-      </w:r>
-      <w:r>
-        <w:rPr>
-          <w:i/>
-          <w:iCs/>
-        </w:rPr>
-        <w:t>22</w:t>
-      </w:r>
-      <w:r>
-        <w:t>nd ACM SIGKDD International Conference on</w:t>
-      </w:r>
-      <w:r>
-        <w:t xml:space="preserve"> </w:t>
-      </w:r>
-      <w:r>
-        <w:t>Knowledge Discovery and Data Mining, 785</w:t>
-      </w:r>
-      <w:r>
-        <w:rPr>
-          <w:rFonts w:hint="eastAsia"/>
-        </w:rPr>
-        <w:t>–</w:t>
-      </w:r>
-      <w:r>
-        <w:t>794.</w:t>
+      <w:proofErr w:type="spellStart"/>
+      <w:r>
+        <w:t>Bugajev</w:t>
+      </w:r>
+      <w:proofErr w:type="spellEnd"/>
+      <w:r>
+        <w:t xml:space="preserve">, Andrej &amp; </w:t>
+      </w:r>
+      <w:proofErr w:type="spellStart"/>
+      <w:r>
+        <w:t>Kriauzienė</w:t>
+      </w:r>
+      <w:proofErr w:type="spellEnd"/>
+      <w:r>
+        <w:t xml:space="preserve">, Rima &amp; </w:t>
+      </w:r>
+      <w:proofErr w:type="spellStart"/>
+      <w:r>
+        <w:t>Vasilecas</w:t>
+      </w:r>
+      <w:proofErr w:type="spellEnd"/>
+      <w:r>
+        <w:t xml:space="preserve">, </w:t>
+      </w:r>
+      <w:proofErr w:type="spellStart"/>
+      <w:r>
+        <w:t>Olegas</w:t>
+      </w:r>
+      <w:proofErr w:type="spellEnd"/>
+      <w:r>
+        <w:t xml:space="preserve"> &amp; </w:t>
+      </w:r>
+      <w:proofErr w:type="spellStart"/>
+      <w:r>
+        <w:t>Chadysas</w:t>
+      </w:r>
+      <w:proofErr w:type="spellEnd"/>
+      <w:r>
+        <w:t>, Viktoras. (2022). The Impact of Churn Labelling Rules on Churn Prediction in Telecommunications. Informatica. 1-31. 10.15388/22-INFOR484.</w:t>
       </w:r>
     </w:p>
     <w:p>
@@ -2765,17 +3115,54 @@
         <w:spacing w:before="85"/>
       </w:pPr>
       <w:r>
-        <w:t xml:space="preserve">Dorogush, A. V., Ershov, V., &amp; Gulin, A. (2018). </w:t>
+        <w:t xml:space="preserve">Chen, T., &amp; </w:t>
+      </w:r>
+      <w:proofErr w:type="spellStart"/>
+      <w:r>
+        <w:t>Guestrin</w:t>
+      </w:r>
+      <w:proofErr w:type="spellEnd"/>
+      <w:r>
+        <w:t xml:space="preserve">, C. (2016). </w:t>
+      </w:r>
+      <w:proofErr w:type="spellStart"/>
+      <w:r>
+        <w:t>Xgboost</w:t>
+      </w:r>
+      <w:proofErr w:type="spellEnd"/>
+      <w:r>
+        <w:t>: A scalable tree boosting system.</w:t>
+      </w:r>
+      <w:r>
+        <w:t xml:space="preserve"> </w:t>
+      </w:r>
+      <w:r>
+        <w:t xml:space="preserve">Proceedings of the </w:t>
       </w:r>
       <w:r>
         <w:rPr>
           <w:i/>
           <w:iCs/>
         </w:rPr>
-        <w:t>CatBoost: gradient boosting with categorical features support.</w:t>
-      </w:r>
-      <w:r>
-        <w:t xml:space="preserve"> Advances in Neural Information Processing Systems (NeurIPS) Workshop.</w:t>
+        <w:t>22</w:t>
+      </w:r>
+      <w:r>
+        <w:t>nd ACM SIGKDD International Conference on</w:t>
+      </w:r>
+      <w:r>
+        <w:t xml:space="preserve"> </w:t>
+      </w:r>
+      <w:r>
+        <w:t>Knowledge Discovery and Data Mining, 785</w:t>
+      </w:r>
+      <w:r>
+        <w:rPr>
+          <w:rFonts w:hint="eastAsia"/>
+        </w:rPr>
+        <w:t>–</w:t>
+      </w:r>
+      <w:r>
+        <w:t>794.</w:t>
       </w:r>
     </w:p>
     <w:p>
@@ -2785,6 +3172,97 @@
         </w:tabs>
         <w:spacing w:before="85"/>
       </w:pPr>
+      <w:r>
+        <w:t xml:space="preserve">Charles Chen, </w:t>
+      </w:r>
+      <w:proofErr w:type="spellStart"/>
+      <w:r>
+        <w:t>Sungchul</w:t>
+      </w:r>
+      <w:proofErr w:type="spellEnd"/>
+      <w:r>
+        <w:t xml:space="preserve"> Kim, Hung Bui, Ryan Rossi, </w:t>
+      </w:r>
+      <w:proofErr w:type="spellStart"/>
+      <w:r>
+        <w:t>Eunyee</w:t>
+      </w:r>
+      <w:proofErr w:type="spellEnd"/>
+      <w:r>
+        <w:t xml:space="preserve"> Koh, Branislav Kveton, and Razvan Bunescu. 2018. Predictive Analysis by Leveraging Temporal User Behavior and User Embeddings. In Proceedings of the 27th ACM International Conference on Information and Knowledge Management (CIKM '18). Association for Computing Machinery, New York, NY, USA, 2175–2182. https://doi.org/10.1145/3269206.3272032</w:t>
+      </w:r>
+    </w:p>
+    <w:p>
+      <w:pPr>
+        <w:tabs>
+          <w:tab w:val="left" w:pos="8242"/>
+        </w:tabs>
+        <w:spacing w:before="85"/>
+      </w:pPr>
+      <w:proofErr w:type="spellStart"/>
+      <w:r>
+        <w:t>Dorogush</w:t>
+      </w:r>
+      <w:proofErr w:type="spellEnd"/>
+      <w:r>
+        <w:t xml:space="preserve">, A. V., Ershov, V., &amp; Gulin, A. (2018). </w:t>
+      </w:r>
+      <w:proofErr w:type="spellStart"/>
+      <w:r>
+        <w:rPr>
+          <w:i/>
+          <w:iCs/>
+        </w:rPr>
+        <w:t>CatBoost</w:t>
+      </w:r>
+      <w:proofErr w:type="spellEnd"/>
+      <w:r>
+        <w:rPr>
+          <w:i/>
+          <w:iCs/>
+        </w:rPr>
+        <w:t>: gradient boosting with categorical features support.</w:t>
+      </w:r>
+      <w:r>
+        <w:t xml:space="preserve"> Advances in Neural Information Processing Systems (</w:t>
+      </w:r>
+      <w:proofErr w:type="spellStart"/>
+      <w:r>
+        <w:t>NeurIPS</w:t>
+      </w:r>
+      <w:proofErr w:type="spellEnd"/>
+      <w:r>
+        <w:t>) Workshop.</w:t>
+      </w:r>
+    </w:p>
+    <w:p>
+      <w:pPr>
+        <w:tabs>
+          <w:tab w:val="left" w:pos="8242"/>
+        </w:tabs>
+        <w:spacing w:before="85"/>
+      </w:pPr>
+      <w:r>
+        <w:t xml:space="preserve">Peters, H., Liu, Y., Barbieri, F., Abdul Baten, R., Matz, S. C., &amp; Bos, M. W. (2023). </w:t>
+      </w:r>
+      <w:r>
+        <w:rPr>
+          <w:i/>
+          <w:iCs/>
+        </w:rPr>
+        <w:t>Context-aware prediction of user engagement on online social platforms</w:t>
+      </w:r>
+      <w:r>
+        <w:t xml:space="preserve">. </w:t>
+      </w:r>
+      <w:proofErr w:type="spellStart"/>
+      <w:r>
+        <w:t>arXiv</w:t>
+      </w:r>
+      <w:proofErr w:type="spellEnd"/>
+      <w:r>
+        <w:t xml:space="preserve"> preprint arXiv:2310.14533.</w:t>
+      </w:r>
     </w:p>
     <w:p>
       <w:pPr>
@@ -5181,7 +5659,6 @@
   <w:style w:type="character" w:default="1" w:styleId="DefaultParagraphFont">
     <w:name w:val="Default Paragraph Font"/>
     <w:uiPriority w:val="1"/>
-    <w:semiHidden/>
     <w:unhideWhenUsed/>
   </w:style>
   <w:style w:type="table" w:default="1" w:styleId="TableNormal">
@@ -5957,16 +6434,10 @@
 <file path=customXml/itemProps1.xml><?xml version="1.0" encoding="utf-8"?>
 <ds:datastoreItem xmlns:ds="http://schemas.openxmlformats.org/officeDocument/2006/customXml" ds:itemID="{98119C2E-DE68-4644-9782-FD65CE0344A2}">
   <ds:schemaRefs>
-    <ds:schemaRef ds:uri="http://schemas.microsoft.com/office/2006/documentManagement/types"/>
-    <ds:schemaRef ds:uri="http://schemas.openxmlformats.org/package/2006/metadata/core-properties"/>
-    <ds:schemaRef ds:uri="http://purl.org/dc/dcmitype/"/>
-    <ds:schemaRef ds:uri="http://purl.org/dc/elements/1.1/"/>
-    <ds:schemaRef ds:uri="http://www.w3.org/XML/1998/namespace"/>
     <ds:schemaRef ds:uri="http://schemas.microsoft.com/office/2006/metadata/properties"/>
-    <ds:schemaRef ds:uri="http://purl.org/dc/terms/"/>
     <ds:schemaRef ds:uri="http://schemas.microsoft.com/office/infopath/2007/PartnerControls"/>
+    <ds:schemaRef ds:uri="8e8f327f-1239-4f04-8aab-a0b5f064d2d7"/>
     <ds:schemaRef ds:uri="4247e884-9c05-420e-9e4b-e2608af499a5"/>
-    <ds:schemaRef ds:uri="8e8f327f-1239-4f04-8aab-a0b5f064d2d7"/>
   </ds:schemaRefs>
 </ds:datastoreItem>
 </file>
